--- a/docs/rapport.docx
+++ b/docs/rapport.docx
@@ -1,570 +1,512 @@
 
 <file path=word/document.xml><?xml version="1.0" encoding="utf-8"?>
-<w:document xmlns:wpc="http://schemas.microsoft.com/office/word/2010/wordprocessingCanvas" xmlns:cx="http://schemas.microsoft.com/office/drawing/2014/chartex" xmlns:cx1="http://schemas.microsoft.com/office/drawing/2015/9/8/chartex" xmlns:cx2="http://schemas.microsoft.com/office/drawing/2015/10/21/chartex" xmlns:cx3="http://schemas.microsoft.com/office/drawing/2016/5/9/chartex" xmlns:cx4="http://schemas.microsoft.com/office/drawing/2016/5/10/chartex" xmlns:cx5="http://schemas.microsoft.com/office/drawing/2016/5/11/chartex" xmlns:cx6="http://schemas.microsoft.com/office/drawing/2016/5/12/chartex" xmlns:cx7="http://schemas.microsoft.com/office/drawing/2016/5/13/chartex" xmlns:cx8="http://schemas.microsoft.com/office/drawing/2016/5/14/chartex" xmlns:mc="http://schemas.openxmlformats.org/markup-compatibility/2006" xmlns:aink="http://schemas.microsoft.com/office/drawing/2016/ink" xmlns:am3d="http://schemas.microsoft.com/office/drawing/2017/model3d" xmlns:o="urn:schemas-microsoft-com:office:office" xmlns:oel="http://schemas.microsoft.com/office/2019/extlst" xmlns:r="http://schemas.openxmlformats.org/officeDocument/2006/relationships" xmlns:m="http://schemas.openxmlformats.org/officeDocument/2006/math" xmlns:v="urn:schemas-microsoft-com:vml" xmlns:wp14="http://schemas.microsoft.com/office/word/2010/wordprocessingDrawing" xmlns:wp="http://schemas.openxmlformats.org/drawingml/2006/wordprocessingDrawing" xmlns:w10="urn:schemas-microsoft-com:office:word" xmlns:w="http://schemas.openxmlformats.org/wordprocessingml/2006/main" xmlns:w14="http://schemas.microsoft.com/office/word/2010/wordml" xmlns:w15="http://schemas.microsoft.com/office/word/2012/wordml" xmlns:w16cex="http://schemas.microsoft.com/office/word/2018/wordml/cex" xmlns:w16cid="http://schemas.microsoft.com/office/word/2016/wordml/cid" xmlns:w16="http://schemas.microsoft.com/office/word/2018/wordml" xmlns:w16du="http://schemas.microsoft.com/office/word/2023/wordml/word16du" xmlns:w16sdtdh="http://schemas.microsoft.com/office/word/2020/wordml/sdtdatahash" xmlns:w16sdtfl="http://schemas.microsoft.com/office/word/2024/wordml/sdtformatlock" xmlns:w16se="http://schemas.microsoft.com/office/word/2015/wordml/symex" xmlns:wpg="http://schemas.microsoft.com/office/word/2010/wordprocessingGroup" xmlns:wpi="http://schemas.microsoft.com/office/word/2010/wordprocessingInk" xmlns:wne="http://schemas.microsoft.com/office/word/2006/wordml" xmlns:wps="http://schemas.microsoft.com/office/word/2010/wordprocessingShape" mc:Ignorable="w14 w15 w16se w16cid w16 w16cex w16sdtdh w16sdtfl w16du wp14">
+<w:document xmlns:w="http://schemas.openxmlformats.org/wordprocessingml/2006/main" xmlns:m="http://schemas.openxmlformats.org/officeDocument/2006/math" xmlns:r="http://schemas.openxmlformats.org/officeDocument/2006/relationships" xmlns:o="urn:schemas-microsoft-com:office:office" xmlns:v="urn:schemas-microsoft-com:vml" xmlns:w10="urn:schemas-microsoft-com:office:word" xmlns:a="http://schemas.openxmlformats.org/drawingml/2006/main" xmlns:pic="http://schemas.openxmlformats.org/drawingml/2006/picture" xmlns:wp="http://schemas.openxmlformats.org/drawingml/2006/wordprocessingDrawing">
   <w:body>
+    <w:bookmarkStart w:id="37" w:name="plotplanner---rapport"/>
     <w:p>
       <w:pPr>
         <w:pStyle w:val="Heading1"/>
-        <w:rPr>
-          <w:lang w:val="da-DK"/>
-        </w:rPr>
-      </w:pPr>
-      <w:bookmarkStart w:id="0" w:name="plotplanner-rapport"/>
-      <w:r>
-        <w:rPr>
-          <w:lang w:val="da-DK"/>
-        </w:rPr>
-        <w:t>PlotPlanner</w:t>
-      </w:r>
-      <w:r>
-        <w:rPr>
-          <w:lang w:val="da-DK"/>
-        </w:rPr>
-        <w:t xml:space="preserve"> -</w:t>
-      </w:r>
-      <w:r>
-        <w:rPr>
-          <w:lang w:val="da-DK"/>
-        </w:rPr>
-        <w:t xml:space="preserve"> Rapport</w:t>
-      </w:r>
-    </w:p>
+      </w:pPr>
+      <w:r>
+        <w:t xml:space="preserve">PlotPlanner - Rapport</w:t>
+      </w:r>
+    </w:p>
+    <w:bookmarkStart w:id="21" w:name="platform-arkitektur-og-modelreflektion"/>
     <w:p>
       <w:pPr>
         <w:pStyle w:val="Heading2"/>
-        <w:rPr>
-          <w:lang w:val="da-DK"/>
-        </w:rPr>
-      </w:pPr>
-      <w:bookmarkStart w:id="1" w:name="Xb786a76db5c8aabd95c67e47ba2bc0f24d62ca5"/>
-      <w:r>
-        <w:rPr>
-          <w:lang w:val="da-DK"/>
-        </w:rPr>
-        <w:t>Platform, arkitektur og modelrefle</w:t>
-      </w:r>
-      <w:r>
-        <w:rPr>
-          <w:lang w:val="da-DK"/>
-        </w:rPr>
-        <w:t>k</w:t>
-      </w:r>
-      <w:r>
-        <w:rPr>
-          <w:lang w:val="da-DK"/>
-        </w:rPr>
-        <w:t>tion</w:t>
-      </w:r>
-    </w:p>
+      </w:pPr>
+      <w:r>
+        <w:t xml:space="preserve">Platform, arkitektur og modelreflektion</w:t>
+      </w:r>
+    </w:p>
+    <w:bookmarkStart w:id="18" w:name="valg-af-agent-platform-hermes-agent"/>
     <w:p>
       <w:pPr>
         <w:pStyle w:val="Heading3"/>
-        <w:rPr>
-          <w:lang w:val="da-DK"/>
-        </w:rPr>
-      </w:pPr>
-      <w:bookmarkStart w:id="2" w:name="valg-af-agent-platform-hermes-agent"/>
-      <w:r>
-        <w:rPr>
-          <w:lang w:val="da-DK"/>
-        </w:rPr>
-        <w:t>Valg af agent-platform: Hermes Agent</w:t>
+      </w:pPr>
+      <w:r>
+        <w:t xml:space="preserve">Valg af agent-platform: Hermes Agent</w:t>
+      </w:r>
+    </w:p>
+    <w:p>
+      <w:pPr>
+        <w:pStyle w:val="FirstParagraph"/>
+      </w:pPr>
+      <w:r>
+        <w:t xml:space="preserve">Hermes Agent er valgt som agent platform frem for NanoClaw. Den primære</w:t>
+      </w:r>
+      <w:r>
+        <w:t xml:space="preserve"> </w:t>
+      </w:r>
+      <w:r>
+        <w:t xml:space="preserve">begrundelse er at Hermes er fra starten model agnostisk og understøtter</w:t>
+      </w:r>
+      <w:r>
+        <w:t xml:space="preserve"> </w:t>
+      </w:r>
+      <w:r>
+        <w:t xml:space="preserve">en hver sprogmodel, hvor NanoClaw er som udgangspunkt bygget omkring</w:t>
+      </w:r>
+      <w:r>
+        <w:t xml:space="preserve"> </w:t>
+      </w:r>
+      <w:r>
+        <w:t xml:space="preserve">Claude Agent SDK.</w:t>
       </w:r>
     </w:p>
     <w:p>
       <w:pPr>
         <w:pStyle w:val="BodyText"/>
-        <w:rPr>
-          <w:lang w:val="da-DK"/>
-        </w:rPr>
-      </w:pPr>
-      <w:r>
-        <w:rPr>
-          <w:lang w:val="da-DK"/>
-        </w:rPr>
-        <w:t>Hermes Agent er valgt som agent platform frem for NanoClaw</w:t>
-      </w:r>
-      <w:r>
-        <w:rPr>
-          <w:lang w:val="da-DK"/>
-        </w:rPr>
-        <w:t xml:space="preserve">. Den primære begrundelse er at Hermes er fra starten model agnostisk og understøtter en hver sprogmodel, hvor NanoClaw er som udgangspunkt bygget omkring Claude Agent SDK. </w:t>
-      </w:r>
-    </w:p>
-    <w:p>
-      <w:pPr>
-        <w:pStyle w:val="FirstParagraph"/>
-        <w:rPr>
-          <w:lang w:val="da-DK"/>
-        </w:rPr>
-      </w:pPr>
-      <w:r>
-        <w:rPr>
-          <w:lang w:val="da-DK"/>
-        </w:rPr>
-        <w:t>Hermes Agent (Nous Research) er valgt som agent-platform frem for NanoClaw. Den primære begrundelse er at Hermes er model-agnostisk — agenten er ikke bundet til én LLM-udbyder og kan skifte model uden at ændre agentens konfiguration, system prompt eller MCP-integration. Det har vist sig at være en reel fordel i dette projekt, da det var nødvendigt at skifte model undervejs (se modelvalg nedenfor).</w:t>
+      </w:pPr>
+      <w:r>
+        <w:t xml:space="preserve">Hermes Agent (Nous Research) er valgt som agent-platform frem for</w:t>
+      </w:r>
+      <w:r>
+        <w:t xml:space="preserve"> </w:t>
+      </w:r>
+      <w:r>
+        <w:t xml:space="preserve">NanoClaw. Den primære begrundelse er at Hermes er model-agnostisk —</w:t>
+      </w:r>
+      <w:r>
+        <w:t xml:space="preserve"> </w:t>
+      </w:r>
+      <w:r>
+        <w:t xml:space="preserve">agenten er ikke bundet til én LLM-udbyder og kan skifte model uden at</w:t>
+      </w:r>
+      <w:r>
+        <w:t xml:space="preserve"> </w:t>
+      </w:r>
+      <w:r>
+        <w:t xml:space="preserve">ændre agentens konfiguration, system prompt eller MCP-integration. Det</w:t>
+      </w:r>
+      <w:r>
+        <w:t xml:space="preserve"> </w:t>
+      </w:r>
+      <w:r>
+        <w:t xml:space="preserve">har vist sig at være en reel fordel i dette projekt, da det var</w:t>
+      </w:r>
+      <w:r>
+        <w:t xml:space="preserve"> </w:t>
+      </w:r>
+      <w:r>
+        <w:t xml:space="preserve">nødvendigt at skifte model undervejs (se modelvalg nedenfor).</w:t>
       </w:r>
     </w:p>
     <w:p>
       <w:pPr>
         <w:pStyle w:val="BodyText"/>
-        <w:rPr>
-          <w:lang w:val="da-DK"/>
-        </w:rPr>
-      </w:pPr>
-      <w:r>
-        <w:rPr>
-          <w:lang w:val="da-DK"/>
-        </w:rPr>
-        <w:t xml:space="preserve">Hermes indlæser automatisk </w:t>
+      </w:pPr>
+      <w:r>
+        <w:t xml:space="preserve">Hermes indlæser automatisk</w:t>
+      </w:r>
+      <w:r>
+        <w:t xml:space="preserve"> </w:t>
       </w:r>
       <w:r>
         <w:rPr>
           <w:rStyle w:val="VerbatimChar"/>
-          <w:lang w:val="da-DK"/>
         </w:rPr>
-        <w:t>AGENTS.md</w:t>
-      </w:r>
-      <w:r>
-        <w:rPr>
-          <w:lang w:val="da-DK"/>
-        </w:rPr>
-        <w:t xml:space="preserve"> fra arbejdsmappen som system prompt, understøtter MCP-servere via konfiguration, og har en built-in gateway til Telegram — hvilket eliminerede behovet for en separat n8n Workflow D som Telegram-bridge.</w:t>
+        <w:t xml:space="preserve">AGENTS.md</w:t>
+      </w:r>
+      <w:r>
+        <w:t xml:space="preserve"> </w:t>
+      </w:r>
+      <w:r>
+        <w:t xml:space="preserve">fra arbejdsmappen som system</w:t>
+      </w:r>
+      <w:r>
+        <w:t xml:space="preserve"> </w:t>
+      </w:r>
+      <w:r>
+        <w:t xml:space="preserve">prompt, understøtter MCP-servere via konfiguration, og har en built-in</w:t>
+      </w:r>
+      <w:r>
+        <w:t xml:space="preserve"> </w:t>
+      </w:r>
+      <w:r>
+        <w:t xml:space="preserve">gateway til Telegram — hvilket eliminerede behovet for en separat n8n</w:t>
+      </w:r>
+      <w:r>
+        <w:t xml:space="preserve"> </w:t>
+      </w:r>
+      <w:r>
+        <w:t xml:space="preserve">Workflow D som Telegram-bridge.</w:t>
       </w:r>
     </w:p>
     <w:p>
       <w:pPr>
         <w:pStyle w:val="BodyText"/>
-        <w:rPr>
-          <w:lang w:val="da-DK"/>
-        </w:rPr>
-      </w:pPr>
-      <w:r>
-        <w:rPr>
-          <w:lang w:val="da-DK"/>
-        </w:rPr>
-        <w:t xml:space="preserve">Hermes Agent (Nous Research) er valgt som agent-platform frem for NanoClaw. NanoClaw er bygget </w:t>
-      </w:r>
-      <w:r>
-        <w:rPr>
-          <w:lang w:val="da-DK"/>
-        </w:rPr>
-        <w:t>nativt</w:t>
-      </w:r>
-      <w:r>
-        <w:rPr>
-          <w:lang w:val="da-DK"/>
-        </w:rPr>
-        <w:t xml:space="preserve"> på Claude Agent SDK og kører agent-sessioner i isolerede Docker-containere — det er primært designet til personlig brug med minimal opsætning. Hermes er derimod bygget til autonom, langtidskørende drift: det indlæser automatisk AGENTS.md fra arbejdsmappen som system prompt, understøtter MCP-servere via konfiguration, og har en built-in gateway til Telegram — hvilket eliminerede behovet for en separat n8n Workflow D som Telegram-bridge.</w:t>
+      </w:pPr>
+      <w:r>
+        <w:t xml:space="preserve">Hermes Agent (Nous Research) er valgt som agent-platform frem for</w:t>
+      </w:r>
+      <w:r>
+        <w:t xml:space="preserve"> </w:t>
+      </w:r>
+      <w:r>
+        <w:t xml:space="preserve">NanoClaw. NanoClaw er bygget nativt på Claude Agent SDK og kører</w:t>
+      </w:r>
+      <w:r>
+        <w:t xml:space="preserve"> </w:t>
+      </w:r>
+      <w:r>
+        <w:t xml:space="preserve">agent-sessioner i isolerede Docker-containere — det er primært</w:t>
+      </w:r>
+      <w:r>
+        <w:t xml:space="preserve"> </w:t>
+      </w:r>
+      <w:r>
+        <w:t xml:space="preserve">designet til personlig brug med minimal opsætning. Hermes er derimod</w:t>
+      </w:r>
+      <w:r>
+        <w:t xml:space="preserve"> </w:t>
+      </w:r>
+      <w:r>
+        <w:t xml:space="preserve">bygget til autonom, langtidskørende drift: det indlæser automatisk</w:t>
+      </w:r>
+      <w:r>
+        <w:t xml:space="preserve"> </w:t>
+      </w:r>
+      <w:r>
+        <w:t xml:space="preserve">AGENTS.md fra arbejdsmappen som system prompt, understøtter MCP-servere</w:t>
+      </w:r>
+      <w:r>
+        <w:t xml:space="preserve"> </w:t>
+      </w:r>
+      <w:r>
+        <w:t xml:space="preserve">via konfiguration, og har en built-in gateway til Telegram — hvilket</w:t>
+      </w:r>
+      <w:r>
+        <w:t xml:space="preserve"> </w:t>
+      </w:r>
+      <w:r>
+        <w:t xml:space="preserve">eliminerede behovet for en separat n8n Workflow D som Telegram-bridge.</w:t>
       </w:r>
     </w:p>
     <w:p>
       <w:pPr>
         <w:pStyle w:val="BodyText"/>
-        <w:rPr>
-          <w:lang w:val="da-DK"/>
-        </w:rPr>
-      </w:pPr>
-      <w:r>
-        <w:rPr>
-          <w:lang w:val="da-DK"/>
-        </w:rPr>
-        <w:t>Begge platforme understøtter multiple LLM-udbydere, men Hermes er designet model-agnostisk fra starten og virker med ethvert OpenAI-kompatibelt endpoint uden ekstra moduler.</w:t>
-      </w:r>
-    </w:p>
+      </w:pPr>
+      <w:r>
+        <w:t xml:space="preserve">Begge platforme understøtter multiple LLM-udbydere, men Hermes er</w:t>
+      </w:r>
+      <w:r>
+        <w:t xml:space="preserve"> </w:t>
+      </w:r>
+      <w:r>
+        <w:t xml:space="preserve">designet model-agnostisk fra starten og virker med ethvert</w:t>
+      </w:r>
+      <w:r>
+        <w:t xml:space="preserve"> </w:t>
+      </w:r>
+      <w:r>
+        <w:t xml:space="preserve">OpenAI-kompatibelt endpoint uden ekstra moduler.</w:t>
+      </w:r>
+    </w:p>
+    <w:bookmarkEnd w:id="18"/>
+    <w:bookmarkStart w:id="19" w:name="modelvalg-fra-llama-til-gemini"/>
     <w:p>
       <w:pPr>
         <w:pStyle w:val="Heading3"/>
-        <w:rPr>
-          <w:lang w:val="da-DK"/>
-        </w:rPr>
-      </w:pPr>
-      <w:bookmarkStart w:id="3" w:name="modelvalg-fra-llama-til-gemini"/>
-      <w:bookmarkEnd w:id="2"/>
-      <w:r>
-        <w:rPr>
-          <w:lang w:val="da-DK"/>
-        </w:rPr>
-        <w:t>Modelvalg: fra Llama til Gemini</w:t>
+      </w:pPr>
+      <w:r>
+        <w:t xml:space="preserve">Modelvalg: fra Llama til Gemini</w:t>
       </w:r>
     </w:p>
     <w:p>
       <w:pPr>
         <w:pStyle w:val="FirstParagraph"/>
-        <w:rPr>
-          <w:lang w:val="da-DK"/>
-        </w:rPr>
-      </w:pPr>
-      <w:r>
-        <w:rPr>
-          <w:lang w:val="da-DK"/>
-        </w:rPr>
-        <w:t xml:space="preserve">Modelvalget var ikke trivielt. </w:t>
-      </w:r>
-      <w:r>
-        <w:rPr>
-          <w:lang w:val="da-DK"/>
-        </w:rPr>
-        <w:t>Da jeg havde en intention om lokale modeller. Derfor gennemgik p</w:t>
-      </w:r>
-      <w:r>
-        <w:rPr>
-          <w:lang w:val="da-DK"/>
-        </w:rPr>
-        <w:t>rojektet en række modeller</w:t>
-      </w:r>
-      <w:r>
-        <w:rPr>
-          <w:lang w:val="da-DK"/>
-        </w:rPr>
-        <w:t>.</w:t>
+      </w:pPr>
+      <w:r>
+        <w:t xml:space="preserve">Modelvalget var ikke trivielt. Da jeg havde en intention om lokale</w:t>
+      </w:r>
+      <w:r>
+        <w:t xml:space="preserve"> </w:t>
+      </w:r>
+      <w:r>
+        <w:t xml:space="preserve">modeller. Derfor gennemgik projektet en række modeller.</w:t>
       </w:r>
     </w:p>
     <w:tbl>
       <w:tblPr>
-        <w:tblStyle w:val="TableGrid"/>
-        <w:tblW w:w="0" w:type="auto"/>
-        <w:tblLook w:val="04A0" w:firstRow="1" w:lastRow="0" w:firstColumn="1" w:lastColumn="0" w:noHBand="0" w:noVBand="1"/>
+        <w:tblStyle w:val="Table"/>
+        <w:tblW w:type="pct" w:w="4877"/>
+        <w:tblLayout w:type="fixed"/>
+        <w:tblLook w:firstRow="1" w:lastRow="0" w:firstColumn="0" w:lastColumn="0" w:noHBand="0" w:noVBand="0" w:val="0020"/>
       </w:tblPr>
       <w:tblGrid>
-        <w:gridCol w:w="1526"/>
-        <w:gridCol w:w="2126"/>
-        <w:gridCol w:w="5924"/>
+        <w:gridCol w:w="1857"/>
+        <w:gridCol w:w="1564"/>
+        <w:gridCol w:w="4302"/>
       </w:tblGrid>
       <w:tr>
+        <w:trPr>
+          <w:tblHeader w:val="on"/>
+        </w:trPr>
         <w:tc>
-          <w:tcPr>
-            <w:tcW w:w="1526" w:type="dxa"/>
-          </w:tcPr>
+          <w:tcPr/>
           <w:p>
             <w:pPr>
-              <w:pStyle w:val="BodyText"/>
-              <w:rPr>
-                <w:b/>
-                <w:bCs/>
-                <w:lang w:val="da-DK"/>
-              </w:rPr>
+              <w:pStyle w:val="Compact"/>
+              <w:jc w:val="left"/>
             </w:pPr>
             <w:r>
               <w:rPr>
                 <w:b/>
                 <w:bCs/>
-                <w:lang w:val="da-DK"/>
               </w:rPr>
-              <w:t>Model</w:t>
+              <w:t xml:space="preserve">Model</w:t>
             </w:r>
           </w:p>
         </w:tc>
         <w:tc>
-          <w:tcPr>
-            <w:tcW w:w="2126" w:type="dxa"/>
-          </w:tcPr>
+          <w:tcPr/>
           <w:p>
             <w:pPr>
-              <w:pStyle w:val="BodyText"/>
-              <w:rPr>
-                <w:b/>
-                <w:bCs/>
-                <w:lang w:val="da-DK"/>
-              </w:rPr>
+              <w:pStyle w:val="Compact"/>
+              <w:jc w:val="left"/>
             </w:pPr>
             <w:r>
               <w:rPr>
                 <w:b/>
                 <w:bCs/>
-                <w:lang w:val="da-DK"/>
               </w:rPr>
-              <w:t>Udbyder</w:t>
+              <w:t xml:space="preserve">Udbyder</w:t>
             </w:r>
           </w:p>
         </w:tc>
         <w:tc>
-          <w:tcPr>
-            <w:tcW w:w="5924" w:type="dxa"/>
-          </w:tcPr>
+          <w:tcPr/>
           <w:p>
             <w:pPr>
-              <w:pStyle w:val="BodyText"/>
-              <w:rPr>
-                <w:b/>
-                <w:bCs/>
-                <w:lang w:val="da-DK"/>
-              </w:rPr>
+              <w:pStyle w:val="Compact"/>
+              <w:jc w:val="left"/>
             </w:pPr>
             <w:r>
               <w:rPr>
                 <w:b/>
                 <w:bCs/>
-                <w:lang w:val="da-DK"/>
               </w:rPr>
-              <w:t>Beskrivelse</w:t>
+              <w:t xml:space="preserve">Beskrivelse</w:t>
             </w:r>
           </w:p>
         </w:tc>
       </w:tr>
       <w:tr>
         <w:tc>
-          <w:tcPr>
-            <w:tcW w:w="1526" w:type="dxa"/>
-          </w:tcPr>
+          <w:tcPr/>
           <w:p>
             <w:pPr>
-              <w:pStyle w:val="BodyText"/>
-              <w:rPr>
-                <w:lang w:val="da-DK"/>
-              </w:rPr>
+              <w:pStyle w:val="Compact"/>
+              <w:jc w:val="left"/>
             </w:pPr>
             <w:r>
-              <w:rPr>
-                <w:lang w:val="da-DK"/>
-              </w:rPr>
-              <w:t>llama3.1:8b</w:t>
+              <w:t xml:space="preserve">llama3.1:8b</w:t>
             </w:r>
           </w:p>
         </w:tc>
         <w:tc>
-          <w:tcPr>
-            <w:tcW w:w="2126" w:type="dxa"/>
-          </w:tcPr>
+          <w:tcPr/>
           <w:p>
             <w:pPr>
-              <w:pStyle w:val="BodyText"/>
-              <w:rPr>
-                <w:lang w:val="da-DK"/>
-              </w:rPr>
+              <w:pStyle w:val="Compact"/>
+              <w:jc w:val="left"/>
             </w:pPr>
             <w:r>
-              <w:rPr>
-                <w:lang w:val="da-DK"/>
-              </w:rPr>
-              <w:t>Lokalt via Ollama</w:t>
+              <w:t xml:space="preserve">Lokalt via</w:t>
+            </w:r>
+            <w:r>
+              <w:t xml:space="preserve"> </w:t>
+            </w:r>
+            <w:r>
+              <w:t xml:space="preserve">Ollama</w:t>
             </w:r>
           </w:p>
         </w:tc>
         <w:tc>
-          <w:tcPr>
-            <w:tcW w:w="5924" w:type="dxa"/>
-          </w:tcPr>
+          <w:tcPr/>
           <w:p>
             <w:pPr>
-              <w:pStyle w:val="BodyText"/>
-              <w:rPr>
-                <w:lang w:val="da-DK"/>
-              </w:rPr>
+              <w:pStyle w:val="Compact"/>
+              <w:jc w:val="left"/>
             </w:pPr>
             <w:r>
-              <w:rPr>
-                <w:lang w:val="da-DK"/>
-              </w:rPr>
-              <w:t>H</w:t>
+              <w:t xml:space="preserve">Hallucinererede og kaldte aldrig MCP tools.</w:t>
             </w:r>
             <w:r>
-              <w:rPr>
-                <w:lang w:val="da-DK"/>
-              </w:rPr>
-              <w:t>allucinererede og kaldte aldrig MCP tools. Returnerede meningsløse svar i stedet for at bruge de eksponerede tools.</w:t>
+              <w:t xml:space="preserve"> </w:t>
+            </w:r>
+            <w:r>
+              <w:t xml:space="preserve">Returnerede meningsløse svar i stedet for</w:t>
+            </w:r>
+            <w:r>
+              <w:t xml:space="preserve"> </w:t>
+            </w:r>
+            <w:r>
+              <w:t xml:space="preserve">at bruge de eksponerede tools.</w:t>
             </w:r>
           </w:p>
         </w:tc>
       </w:tr>
       <w:tr>
         <w:tc>
-          <w:tcPr>
-            <w:tcW w:w="1526" w:type="dxa"/>
-          </w:tcPr>
+          <w:tcPr/>
           <w:p>
             <w:pPr>
-              <w:pStyle w:val="BodyText"/>
-              <w:rPr>
-                <w:lang w:val="da-DK"/>
-              </w:rPr>
+              <w:pStyle w:val="Compact"/>
+              <w:jc w:val="left"/>
             </w:pPr>
             <w:r>
-              <w:rPr>
-                <w:lang w:val="da-DK"/>
-              </w:rPr>
-              <w:lastRenderedPageBreak/>
-              <w:t>hermes3:8b</w:t>
+              <w:t xml:space="preserve">hermes3:8b</w:t>
             </w:r>
           </w:p>
         </w:tc>
         <w:tc>
-          <w:tcPr>
-            <w:tcW w:w="2126" w:type="dxa"/>
-          </w:tcPr>
+          <w:tcPr/>
           <w:p>
             <w:pPr>
-              <w:pStyle w:val="BodyText"/>
-              <w:rPr>
-                <w:lang w:val="da-DK"/>
-              </w:rPr>
+              <w:pStyle w:val="Compact"/>
+              <w:jc w:val="left"/>
             </w:pPr>
             <w:r>
-              <w:rPr>
-                <w:lang w:val="da-DK"/>
-              </w:rPr>
-              <w:t>Lokalt via Ollama</w:t>
+              <w:t xml:space="preserve">Lokalt via</w:t>
+            </w:r>
+            <w:r>
+              <w:t xml:space="preserve"> </w:t>
+            </w:r>
+            <w:r>
+              <w:t xml:space="preserve">Ollama</w:t>
             </w:r>
           </w:p>
         </w:tc>
         <w:tc>
-          <w:tcPr>
-            <w:tcW w:w="5924" w:type="dxa"/>
-          </w:tcPr>
+          <w:tcPr/>
           <w:p>
             <w:pPr>
-              <w:pStyle w:val="BodyText"/>
-              <w:rPr>
-                <w:lang w:val="da-DK"/>
-              </w:rPr>
+              <w:pStyle w:val="Compact"/>
+              <w:jc w:val="left"/>
             </w:pPr>
             <w:r>
-              <w:rPr>
-                <w:lang w:val="da-DK"/>
-              </w:rPr>
-              <w:t xml:space="preserve">Nous Researchs eget model, designet til agentisk brug. Samme problem som llama3.1 </w:t>
+              <w:t xml:space="preserve">Nous Researchs eget model, designet til</w:t>
             </w:r>
             <w:r>
-              <w:rPr>
-                <w:lang w:val="da-DK"/>
-              </w:rPr>
-              <w:t xml:space="preserve">og </w:t>
+              <w:t xml:space="preserve"> </w:t>
             </w:r>
             <w:r>
-              <w:rPr>
-                <w:lang w:val="da-DK"/>
-              </w:rPr>
-              <w:t>ingen tool-calling.</w:t>
+              <w:t xml:space="preserve">agentisk brug. Samme problem som llama3.1</w:t>
+            </w:r>
+            <w:r>
+              <w:t xml:space="preserve"> </w:t>
+            </w:r>
+            <w:r>
+              <w:t xml:space="preserve">og ingen tool-calling.</w:t>
             </w:r>
           </w:p>
         </w:tc>
       </w:tr>
       <w:tr>
         <w:tc>
-          <w:tcPr>
-            <w:tcW w:w="1526" w:type="dxa"/>
-          </w:tcPr>
+          <w:tcPr/>
           <w:p>
             <w:pPr>
-              <w:pStyle w:val="BodyText"/>
-              <w:rPr>
-                <w:lang w:val="da-DK"/>
-              </w:rPr>
+              <w:pStyle w:val="Compact"/>
+              <w:jc w:val="left"/>
             </w:pPr>
             <w:r>
-              <w:rPr>
-                <w:lang w:val="da-DK"/>
-              </w:rPr>
-              <w:t>mistral:7b</w:t>
+              <w:t xml:space="preserve">mistral:7b</w:t>
             </w:r>
           </w:p>
         </w:tc>
         <w:tc>
-          <w:tcPr>
-            <w:tcW w:w="2126" w:type="dxa"/>
-          </w:tcPr>
+          <w:tcPr/>
           <w:p>
             <w:pPr>
-              <w:pStyle w:val="BodyText"/>
-              <w:rPr>
-                <w:lang w:val="da-DK"/>
-              </w:rPr>
+              <w:pStyle w:val="Compact"/>
+              <w:jc w:val="left"/>
             </w:pPr>
             <w:r>
-              <w:rPr>
-                <w:lang w:val="da-DK"/>
-              </w:rPr>
-              <w:t>Lokalt via Ollama</w:t>
+              <w:t xml:space="preserve">Lokalt via</w:t>
+            </w:r>
+            <w:r>
+              <w:t xml:space="preserve"> </w:t>
+            </w:r>
+            <w:r>
+              <w:t xml:space="preserve">Ollama</w:t>
             </w:r>
           </w:p>
         </w:tc>
         <w:tc>
-          <w:tcPr>
-            <w:tcW w:w="5924" w:type="dxa"/>
-          </w:tcPr>
+          <w:tcPr/>
           <w:p>
             <w:pPr>
-              <w:pStyle w:val="BodyText"/>
-              <w:rPr>
-                <w:lang w:val="da-DK"/>
-              </w:rPr>
+              <w:pStyle w:val="Compact"/>
+              <w:jc w:val="left"/>
             </w:pPr>
             <w:r>
-              <w:rPr>
-                <w:lang w:val="da-DK"/>
-              </w:rPr>
-              <w:t>A</w:t>
+              <w:t xml:space="preserve">Afvist af Hermes grundet context window på</w:t>
             </w:r>
             <w:r>
-              <w:rPr>
-                <w:lang w:val="da-DK"/>
-              </w:rPr>
-              <w:t>fvist af Hermes grundet context window på 32K tokens, under Hermes’ minimum på 64K.</w:t>
+              <w:t xml:space="preserve"> </w:t>
+            </w:r>
+            <w:r>
+              <w:t xml:space="preserve">32K tokens, under Hermes’ minimum på 64K.</w:t>
             </w:r>
           </w:p>
         </w:tc>
       </w:tr>
       <w:tr>
         <w:tc>
-          <w:tcPr>
-            <w:tcW w:w="1526" w:type="dxa"/>
-          </w:tcPr>
+          <w:tcPr/>
           <w:p>
             <w:pPr>
-              <w:pStyle w:val="BodyText"/>
-              <w:rPr>
-                <w:lang w:val="da-DK"/>
-              </w:rPr>
+              <w:pStyle w:val="Compact"/>
+              <w:jc w:val="left"/>
             </w:pPr>
             <w:r>
-              <w:rPr>
-                <w:lang w:val="da-DK"/>
-              </w:rPr>
-              <w:t>Gemini-2.5-flash</w:t>
+              <w:t xml:space="preserve">Gemini-2.5-flash</w:t>
             </w:r>
           </w:p>
         </w:tc>
         <w:tc>
-          <w:tcPr>
-            <w:tcW w:w="2126" w:type="dxa"/>
-          </w:tcPr>
+          <w:tcPr/>
           <w:p>
             <w:pPr>
-              <w:pStyle w:val="BodyText"/>
-              <w:rPr>
-                <w:lang w:val="da-DK"/>
-              </w:rPr>
+              <w:pStyle w:val="Compact"/>
+              <w:jc w:val="left"/>
             </w:pPr>
             <w:r>
-              <w:rPr>
-                <w:lang w:val="da-DK"/>
-              </w:rPr>
-              <w:t>Google AI Studio</w:t>
+              <w:t xml:space="preserve">Google AI</w:t>
+            </w:r>
+            <w:r>
+              <w:t xml:space="preserve"> </w:t>
+            </w:r>
+            <w:r>
+              <w:t xml:space="preserve">Studio</w:t>
             </w:r>
           </w:p>
         </w:tc>
         <w:tc>
-          <w:tcPr>
-            <w:tcW w:w="5924" w:type="dxa"/>
-          </w:tcPr>
+          <w:tcPr/>
           <w:p>
             <w:pPr>
-              <w:pStyle w:val="BodyText"/>
-              <w:rPr>
-                <w:lang w:val="da-DK"/>
-              </w:rPr>
+              <w:pStyle w:val="Compact"/>
+              <w:jc w:val="left"/>
             </w:pPr>
             <w:r>
-              <w:rPr>
-                <w:lang w:val="da-DK"/>
-              </w:rPr>
-              <w:t>A</w:t>
+              <w:t xml:space="preserve">Valgt som endelig model. Pålidelig</w:t>
             </w:r>
             <w:r>
-              <w:rPr>
-                <w:lang w:val="da-DK"/>
-              </w:rPr>
-              <w:t>fvist af Hermes grundet context window på 32K tokens, under Hermes’ minimum på 64K.</w:t>
+              <w:t xml:space="preserve"> </w:t>
+            </w:r>
+            <w:r>
+              <w:t xml:space="preserve">tool-calling. Gratis tier utilstrækkelig</w:t>
+            </w:r>
+            <w:r>
+              <w:t xml:space="preserve"> </w:t>
+            </w:r>
+            <w:r>
+              <w:t xml:space="preserve">(rate limits) — billing aktiveret, cap 50 kr/md.</w:t>
             </w:r>
           </w:p>
         </w:tc>
@@ -573,646 +515,771 @@
     <w:p>
       <w:pPr>
         <w:pStyle w:val="BodyText"/>
-        <w:rPr>
-          <w:lang w:val="da-DK"/>
-        </w:rPr>
-      </w:pPr>
-      <w:r>
-        <w:rPr>
-          <w:lang w:val="da-DK"/>
-        </w:rPr>
-        <w:t>Observationen er at 7-8B lokale modeller generelt ikke er tilstrækkelige til pålidelig multi-step tool-calling. Gemini 2.5 Flash er en cloud-model</w:t>
-      </w:r>
-      <w:r>
-        <w:rPr>
-          <w:lang w:val="da-DK"/>
-        </w:rPr>
-        <w:t>, dog er gratis tier ikke tilstrækkelig</w:t>
-      </w:r>
-      <w:r>
-        <w:rPr>
-          <w:lang w:val="da-DK"/>
-        </w:rPr>
-        <w:t xml:space="preserve"> </w:t>
-      </w:r>
-      <w:r>
-        <w:rPr>
-          <w:lang w:val="da-DK"/>
-        </w:rPr>
-        <w:t xml:space="preserve">på grund af alt for lav request pr kald og dag. Der er derfor indsat en </w:t>
-      </w:r>
-      <w:r>
-        <w:rPr>
-          <w:lang w:val="da-DK"/>
-        </w:rPr>
-        <w:t>spending limit</w:t>
-      </w:r>
-      <w:r>
-        <w:rPr>
-          <w:lang w:val="da-DK"/>
-        </w:rPr>
-        <w:t xml:space="preserve"> på 50 kr</w:t>
-      </w:r>
-      <w:r>
-        <w:rPr>
-          <w:lang w:val="da-DK"/>
-        </w:rPr>
-        <w:t xml:space="preserve"> pr måned, </w:t>
-      </w:r>
-      <w:r>
-        <w:rPr>
-          <w:lang w:val="da-DK"/>
-        </w:rPr>
-        <w:t xml:space="preserve">hvor der på nuværende tidspunkt kun er brugt </w:t>
-      </w:r>
-      <w:r>
-        <w:rPr>
-          <w:lang w:val="da-DK"/>
-        </w:rPr>
-        <w:t xml:space="preserve">0,91 kr. </w:t>
+      </w:pPr>
+      <w:r>
+        <w:t xml:space="preserve">Observationen er at 7-8B lokale modeller generelt ikke er tilstrækkelige</w:t>
+      </w:r>
+      <w:r>
+        <w:t xml:space="preserve"> </w:t>
+      </w:r>
+      <w:r>
+        <w:t xml:space="preserve">til pålidelig multi-step tool-calling. Gemini 2.5 Flash er en</w:t>
+      </w:r>
+      <w:r>
+        <w:t xml:space="preserve"> </w:t>
+      </w:r>
+      <w:r>
+        <w:t xml:space="preserve">cloud-model, dog er gratis tier ikke tilstrækkelig på grund af alt for</w:t>
+      </w:r>
+      <w:r>
+        <w:t xml:space="preserve"> </w:t>
+      </w:r>
+      <w:r>
+        <w:t xml:space="preserve">lav request pr kald og dag. Der er derfor indsat en spending limit på 50</w:t>
+      </w:r>
+      <w:r>
+        <w:t xml:space="preserve"> </w:t>
+      </w:r>
+      <w:r>
+        <w:t xml:space="preserve">kr pr måned, hvor der på nuværende tidspunkt kun er brugt 0,91 kr.</w:t>
+      </w:r>
+    </w:p>
+    <w:bookmarkEnd w:id="19"/>
+    <w:bookmarkStart w:id="20" w:name="arkitektur"/>
+    <w:p>
+      <w:pPr>
+        <w:pStyle w:val="Heading3"/>
+      </w:pPr>
+      <w:r>
+        <w:t xml:space="preserve">Arkitektur</w:t>
+      </w:r>
+    </w:p>
+    <w:p>
+      <w:pPr>
+        <w:pStyle w:val="FirstParagraph"/>
+      </w:pPr>
+      <w:r>
+        <w:t xml:space="preserve">Systemet er bygget i tre lag:</w:t>
       </w:r>
     </w:p>
     <w:p>
       <w:pPr>
         <w:pStyle w:val="BodyText"/>
-        <w:rPr>
-          <w:lang w:val="da-DK"/>
-        </w:rPr>
-      </w:pPr>
-    </w:p>
-    <w:p>
-      <w:pPr>
-        <w:pStyle w:val="Heading3"/>
-        <w:rPr>
-          <w:lang w:val="da-DK"/>
-        </w:rPr>
-      </w:pPr>
-      <w:bookmarkStart w:id="4" w:name="arkitektur"/>
-      <w:bookmarkEnd w:id="3"/>
-      <w:r>
-        <w:rPr>
-          <w:lang w:val="da-DK"/>
-        </w:rPr>
-        <w:t>Arkitektur</w:t>
-      </w:r>
-    </w:p>
-    <w:p>
-      <w:pPr>
-        <w:pStyle w:val="FirstParagraph"/>
-        <w:rPr>
-          <w:lang w:val="da-DK"/>
-        </w:rPr>
-      </w:pPr>
-      <w:r>
-        <w:rPr>
-          <w:lang w:val="da-DK"/>
-        </w:rPr>
-        <w:t>Systemet er bygget i tre lag:</w:t>
-      </w:r>
-    </w:p>
-    <w:p>
-      <w:pPr>
-        <w:pStyle w:val="BodyText"/>
-        <w:rPr>
-          <w:lang w:val="da-DK"/>
-        </w:rPr>
       </w:pPr>
       <w:r>
         <w:rPr>
           <w:b/>
           <w:bCs/>
-          <w:lang w:val="da-DK"/>
         </w:rPr>
-        <w:t>Interface-lag</w:t>
-      </w:r>
-      <w:r>
-        <w:rPr>
-          <w:lang w:val="da-DK"/>
-        </w:rPr>
-        <w:t>: Hermes’ built-in Telegram gateway kører som en launchd-service og starter automatisk ved opstart. Telegram-beskeder routes direkte til Hermes Agent uden mellemliggende n8n-workflow.</w:t>
+        <w:t xml:space="preserve">Interface-lag</w:t>
+      </w:r>
+      <w:r>
+        <w:t xml:space="preserve">: Hermes’ built-in Telegram gateway kører som en</w:t>
+      </w:r>
+      <w:r>
+        <w:t xml:space="preserve"> </w:t>
+      </w:r>
+      <w:r>
+        <w:t xml:space="preserve">launchd-service og starter automatisk ved opstart. Telegram-beskeder</w:t>
+      </w:r>
+      <w:r>
+        <w:t xml:space="preserve"> </w:t>
+      </w:r>
+      <w:r>
+        <w:t xml:space="preserve">routes direkte til Hermes Agent uden mellemliggende n8n-workflow.</w:t>
       </w:r>
     </w:p>
     <w:p>
       <w:pPr>
         <w:pStyle w:val="BodyText"/>
-        <w:rPr>
-          <w:lang w:val="da-DK"/>
-        </w:rPr>
       </w:pPr>
       <w:r>
         <w:rPr>
           <w:b/>
           <w:bCs/>
-          <w:lang w:val="da-DK"/>
         </w:rPr>
-        <w:t>Agent-lag</w:t>
-      </w:r>
-      <w:r>
-        <w:rPr>
-          <w:lang w:val="da-DK"/>
-        </w:rPr>
-        <w:t xml:space="preserve">: Hermes Agent fortolker brugerens intent og vælger tools via MCP. </w:t>
-      </w:r>
-      <w:r>
-        <w:rPr>
-          <w:lang w:val="da-DK"/>
-        </w:rPr>
-        <w:t>Systemprompten</w:t>
-      </w:r>
-      <w:r>
-        <w:rPr>
-          <w:lang w:val="da-DK"/>
-        </w:rPr>
-        <w:t xml:space="preserve"> i </w:t>
+        <w:t xml:space="preserve">Agent-lag</w:t>
+      </w:r>
+      <w:r>
+        <w:t xml:space="preserve">: Hermes Agent fortolker brugerens intent og vælger tools</w:t>
+      </w:r>
+      <w:r>
+        <w:t xml:space="preserve"> </w:t>
+      </w:r>
+      <w:r>
+        <w:t xml:space="preserve">via MCP. Systemprompten i</w:t>
+      </w:r>
+      <w:r>
+        <w:t xml:space="preserve"> </w:t>
       </w:r>
       <w:r>
         <w:rPr>
           <w:rStyle w:val="VerbatimChar"/>
-          <w:lang w:val="da-DK"/>
         </w:rPr>
-        <w:t>AGENTS.md</w:t>
-      </w:r>
-      <w:r>
-        <w:rPr>
-          <w:lang w:val="da-DK"/>
-        </w:rPr>
-        <w:t xml:space="preserve"> definerer eksplicit hvornår hvert tool er relevant. MCP-serveren (Node.js, port 3000) eksponerer tre tools som REST-endpoints.</w:t>
+        <w:t xml:space="preserve">AGENTS.md</w:t>
+      </w:r>
+      <w:r>
+        <w:t xml:space="preserve"> </w:t>
+      </w:r>
+      <w:r>
+        <w:t xml:space="preserve">definerer eksplicit hvornår hvert</w:t>
+      </w:r>
+      <w:r>
+        <w:t xml:space="preserve"> </w:t>
+      </w:r>
+      <w:r>
+        <w:t xml:space="preserve">tool er relevant. MCP-serveren (Node.js, port 3000) eksponerer tre tools</w:t>
+      </w:r>
+      <w:r>
+        <w:t xml:space="preserve"> </w:t>
+      </w:r>
+      <w:r>
+        <w:t xml:space="preserve">som REST-endpoints.</w:t>
       </w:r>
     </w:p>
     <w:p>
       <w:pPr>
         <w:pStyle w:val="BodyText"/>
-        <w:rPr>
-          <w:lang w:val="da-DK"/>
-        </w:rPr>
       </w:pPr>
       <w:r>
         <w:rPr>
           <w:b/>
           <w:bCs/>
-          <w:lang w:val="da-DK"/>
         </w:rPr>
-        <w:t>Vidensbase</w:t>
-      </w:r>
-      <w:r>
-        <w:rPr>
-          <w:lang w:val="da-DK"/>
-        </w:rPr>
-        <w:t>: Neo4j Desktop bruges til både vector RAG og graph RAG i samme instans. Det muliggør fremtidigt at kombinere vector-resultater med graph-traversal i én Cypher-query.</w:t>
-      </w:r>
-    </w:p>
-    <w:p>
-      <w:pPr>
-        <w:rPr>
-          <w:lang w:val="da-DK"/>
-        </w:rPr>
-      </w:pPr>
-    </w:p>
+        <w:t xml:space="preserve">Vidensbase</w:t>
+      </w:r>
+      <w:r>
+        <w:t xml:space="preserve">: Neo4j Desktop bruges til både vector RAG og graph RAG i</w:t>
+      </w:r>
+      <w:r>
+        <w:t xml:space="preserve"> </w:t>
+      </w:r>
+      <w:r>
+        <w:t xml:space="preserve">samme instans. Det muliggør fremtidigt at kombinere vector-resultater</w:t>
+      </w:r>
+      <w:r>
+        <w:t xml:space="preserve"> </w:t>
+      </w:r>
+      <w:r>
+        <w:t xml:space="preserve">med graph-traversal i én Cypher-query.</w:t>
+      </w:r>
+    </w:p>
+    <w:bookmarkEnd w:id="20"/>
+    <w:bookmarkEnd w:id="21"/>
+    <w:bookmarkStart w:id="28" w:name="side-implementering"/>
     <w:p>
       <w:pPr>
         <w:pStyle w:val="Heading2"/>
-        <w:rPr>
-          <w:lang w:val="da-DK"/>
-        </w:rPr>
-      </w:pPr>
-      <w:bookmarkStart w:id="5" w:name="side-23-implementering"/>
-      <w:bookmarkEnd w:id="1"/>
-      <w:bookmarkEnd w:id="4"/>
-      <w:r>
-        <w:rPr>
-          <w:lang w:val="da-DK"/>
-        </w:rPr>
-        <w:t>Side Implementering</w:t>
-      </w:r>
-    </w:p>
+      </w:pPr>
+      <w:r>
+        <w:t xml:space="preserve">Side Implementering</w:t>
+      </w:r>
+    </w:p>
+    <w:bookmarkStart w:id="22" w:name="neo4j-til-both-vector-og-graph"/>
     <w:p>
       <w:pPr>
         <w:pStyle w:val="Heading3"/>
-        <w:rPr>
-          <w:lang w:val="da-DK"/>
-        </w:rPr>
-      </w:pPr>
-      <w:bookmarkStart w:id="6" w:name="neo4j-til-both-vector-og-graph"/>
-      <w:r>
-        <w:rPr>
-          <w:lang w:val="da-DK"/>
-        </w:rPr>
-        <w:t>Neo4j til both vector og graph</w:t>
+      </w:pPr>
+      <w:r>
+        <w:t xml:space="preserve">Neo4j til both vector og graph</w:t>
       </w:r>
     </w:p>
     <w:p>
       <w:pPr>
         <w:pStyle w:val="FirstParagraph"/>
-        <w:rPr>
-          <w:lang w:val="da-DK"/>
-        </w:rPr>
-      </w:pPr>
-      <w:r>
-        <w:rPr>
-          <w:lang w:val="da-DK"/>
-        </w:rPr>
-        <w:t>Valget om at bruge Neo4j til begge RAG-typer er en bevidst arkitekturbeslutning. Alternativet ville være en separat vector-database (Pinecone, Weaviate el.lign.) og en separat graph-database — to systemer at drifte og vedligeholde. Med Neo4j samles begge i én forbindelse og én forespørgselssyntaks (Cypher).</w:t>
+      </w:pPr>
+      <w:r>
+        <w:t xml:space="preserve">Valget om at bruge Neo4j til begge RAG-typer er en bevidst</w:t>
+      </w:r>
+      <w:r>
+        <w:t xml:space="preserve"> </w:t>
+      </w:r>
+      <w:r>
+        <w:t xml:space="preserve">arkitekturbeslutning. Alternativet ville være en separat vector-database</w:t>
+      </w:r>
+      <w:r>
+        <w:t xml:space="preserve"> </w:t>
+      </w:r>
+      <w:r>
+        <w:t xml:space="preserve">(Pinecone, Weaviate el.lign.) og en separat graph-database — to</w:t>
+      </w:r>
+      <w:r>
+        <w:t xml:space="preserve"> </w:t>
+      </w:r>
+      <w:r>
+        <w:t xml:space="preserve">systemer at drifte og vedligeholde. Med Neo4j samles begge i én</w:t>
+      </w:r>
+      <w:r>
+        <w:t xml:space="preserve"> </w:t>
+      </w:r>
+      <w:r>
+        <w:t xml:space="preserve">forbindelse og én forespørgselssyntaks (Cypher).</w:t>
       </w:r>
     </w:p>
     <w:p>
       <w:pPr>
         <w:pStyle w:val="BodyText"/>
-        <w:rPr>
-          <w:lang w:val="da-DK"/>
-        </w:rPr>
-      </w:pPr>
-      <w:r>
-        <w:rPr>
-          <w:lang w:val="da-DK"/>
-        </w:rPr>
-        <w:t>Native vector-indeks er understøttet siden Neo4j 5.11 via cosine similarity. Threshold er sat til 0.7 — lavere returnerer for støjede resultater, højere giver for lidt.</w:t>
-      </w:r>
-    </w:p>
+      </w:pPr>
+      <w:r>
+        <w:t xml:space="preserve">Native vector-indeks er understøttet siden Neo4j 5.11 via cosine</w:t>
+      </w:r>
+      <w:r>
+        <w:t xml:space="preserve"> </w:t>
+      </w:r>
+      <w:r>
+        <w:t xml:space="preserve">similarity. Threshold er sat til 0.7 — lavere returnerer for støjede</w:t>
+      </w:r>
+      <w:r>
+        <w:t xml:space="preserve"> </w:t>
+      </w:r>
+      <w:r>
+        <w:t xml:space="preserve">resultater, højere giver for lidt.</w:t>
+      </w:r>
+    </w:p>
+    <w:bookmarkEnd w:id="22"/>
+    <w:bookmarkStart w:id="23" w:name="data-pipeline-og-chunking-strategi"/>
     <w:p>
       <w:pPr>
         <w:pStyle w:val="Heading3"/>
-        <w:rPr>
-          <w:lang w:val="da-DK"/>
-        </w:rPr>
-      </w:pPr>
-      <w:bookmarkStart w:id="7" w:name="data-pipeline-og-chunking-strategi"/>
-      <w:bookmarkEnd w:id="6"/>
-      <w:r>
-        <w:rPr>
-          <w:lang w:val="da-DK"/>
-        </w:rPr>
-        <w:lastRenderedPageBreak/>
-        <w:t>Data-pipeline og chunking-strategi</w:t>
+      </w:pPr>
+      <w:r>
+        <w:t xml:space="preserve">Data-pipeline og chunking-strategi</w:t>
       </w:r>
     </w:p>
     <w:p>
       <w:pPr>
         <w:pStyle w:val="FirstParagraph"/>
-        <w:rPr>
-          <w:lang w:val="da-DK"/>
-        </w:rPr>
-      </w:pPr>
-      <w:r>
-        <w:rPr>
-          <w:lang w:val="da-DK"/>
-        </w:rPr>
-        <w:t xml:space="preserve">Data-pipelinen (Workflow A del 1 og A del 2) genererer 104 planter med LLM-berigede felter via Ollama (Mistral 7B). Staging-JSON gennemses manuelt inden Neo4j-skrivning — et human-in-the-loop trin der fanger hallucineringer i felter som </w:t>
+      </w:pPr>
+      <w:r>
+        <w:t xml:space="preserve">Data-pipelinen (Workflow A del 1 og A del 2) genererer 104 planter med</w:t>
+      </w:r>
+      <w:r>
+        <w:t xml:space="preserve"> </w:t>
+      </w:r>
+      <w:r>
+        <w:t xml:space="preserve">LLM-berigede felter via Ollama (Mistral 7B). Staging-JSON gennemses</w:t>
+      </w:r>
+      <w:r>
+        <w:t xml:space="preserve"> </w:t>
+      </w:r>
+      <w:r>
+        <w:t xml:space="preserve">manuelt inden Neo4j-skrivning — et human-in-the-loop trin der fanger</w:t>
+      </w:r>
+      <w:r>
+        <w:t xml:space="preserve"> </w:t>
+      </w:r>
+      <w:r>
+        <w:t xml:space="preserve">hallucineringer i felter som</w:t>
+      </w:r>
+      <w:r>
+        <w:t xml:space="preserve"> </w:t>
       </w:r>
       <w:r>
         <w:rPr>
           <w:rStyle w:val="VerbatimChar"/>
-          <w:lang w:val="da-DK"/>
         </w:rPr>
-        <w:t>follows_well_after</w:t>
-      </w:r>
-      <w:r>
-        <w:rPr>
-          <w:lang w:val="da-DK"/>
-        </w:rPr>
-        <w:t xml:space="preserve"> og </w:t>
+        <w:t xml:space="preserve">follows_well_after</w:t>
+      </w:r>
+      <w:r>
+        <w:t xml:space="preserve"> </w:t>
+      </w:r>
+      <w:r>
+        <w:t xml:space="preserve">og</w:t>
+      </w:r>
+      <w:r>
+        <w:t xml:space="preserve"> </w:t>
       </w:r>
       <w:r>
         <w:rPr>
           <w:rStyle w:val="VerbatimChar"/>
-          <w:lang w:val="da-DK"/>
         </w:rPr>
-        <w:t>avoid_after</w:t>
-      </w:r>
-      <w:r>
-        <w:rPr>
-          <w:lang w:val="da-DK"/>
-        </w:rPr>
-        <w:t>.</w:t>
+        <w:t xml:space="preserve">avoid_after</w:t>
+      </w:r>
+      <w:r>
+        <w:t xml:space="preserve">.</w:t>
       </w:r>
     </w:p>
     <w:p>
       <w:pPr>
         <w:pStyle w:val="BodyText"/>
-        <w:rPr>
-          <w:lang w:val="da-DK"/>
-        </w:rPr>
-      </w:pPr>
-      <w:r>
-        <w:rPr>
-          <w:lang w:val="da-DK"/>
-        </w:rPr>
-        <w:t>Vector Ingestion (Workflow B) henter Wikipedia-tekst per plante og chunker i 500-tegns segmenter med 50 tegns overlap. 500 tegn giver tilstrækkelig kontekst om én egenskab uden at blande for mange emner i samme embedding. 50 tegns overlap sikrer at information ved chunk-grænser ikke går tabt. Resultat: 228 chunks, 104/104 planter dækket.</w:t>
+      </w:pPr>
+      <w:r>
+        <w:t xml:space="preserve">Vector Ingestion (Workflow B) henter Wikipedia-tekst per plante og</w:t>
+      </w:r>
+      <w:r>
+        <w:t xml:space="preserve"> </w:t>
+      </w:r>
+      <w:r>
+        <w:t xml:space="preserve">chunker i 500-tegns segmenter med 50 tegns overlap. 500 tegn giver</w:t>
+      </w:r>
+      <w:r>
+        <w:t xml:space="preserve"> </w:t>
+      </w:r>
+      <w:r>
+        <w:t xml:space="preserve">tilstrækkelig kontekst om én egenskab uden at blande for mange emner i</w:t>
+      </w:r>
+      <w:r>
+        <w:t xml:space="preserve"> </w:t>
+      </w:r>
+      <w:r>
+        <w:t xml:space="preserve">samme embedding. 50 tegns overlap sikrer at information ved</w:t>
+      </w:r>
+      <w:r>
+        <w:t xml:space="preserve"> </w:t>
+      </w:r>
+      <w:r>
+        <w:t xml:space="preserve">chunk-grænser ikke går tabt. Resultat: 228 chunks, 104/104 planter</w:t>
+      </w:r>
+      <w:r>
+        <w:t xml:space="preserve"> </w:t>
+      </w:r>
+      <w:r>
+        <w:t xml:space="preserve">dækket.</w:t>
       </w:r>
     </w:p>
     <w:p>
       <w:pPr>
         <w:pStyle w:val="BodyText"/>
-        <w:rPr>
-          <w:lang w:val="da-DK"/>
-        </w:rPr>
-      </w:pPr>
-      <w:r>
-        <w:rPr>
-          <w:lang w:val="da-DK"/>
-        </w:rPr>
-        <w:t>Embeddings genereres med nomic-embed-text (768 dimensioner, multilingual). Modellen understøtter dansk input implicit — brugeren kan søge på “tomat” og ramme chunks med “tomato” via embedding-rummet uden eksplicit oversættelse.</w:t>
-      </w:r>
-    </w:p>
+      </w:pPr>
+      <w:r>
+        <w:t xml:space="preserve">Embeddings genereres med nomic-embed-text (768 dimensioner,</w:t>
+      </w:r>
+      <w:r>
+        <w:t xml:space="preserve"> </w:t>
+      </w:r>
+      <w:r>
+        <w:t xml:space="preserve">multilingual). Modellen understøtter dansk input implicit — brugeren</w:t>
+      </w:r>
+      <w:r>
+        <w:t xml:space="preserve"> </w:t>
+      </w:r>
+      <w:r>
+        <w:t xml:space="preserve">kan søge på</w:t>
+      </w:r>
+      <w:r>
+        <w:t xml:space="preserve"> </w:t>
+      </w:r>
+      <w:r>
+        <w:t xml:space="preserve">“tomat”</w:t>
+      </w:r>
+      <w:r>
+        <w:t xml:space="preserve"> </w:t>
+      </w:r>
+      <w:r>
+        <w:t xml:space="preserve">og ramme chunks med</w:t>
+      </w:r>
+      <w:r>
+        <w:t xml:space="preserve"> </w:t>
+      </w:r>
+      <w:r>
+        <w:t xml:space="preserve">“tomato”</w:t>
+      </w:r>
+      <w:r>
+        <w:t xml:space="preserve"> </w:t>
+      </w:r>
+      <w:r>
+        <w:t xml:space="preserve">via embedding-rummet</w:t>
+      </w:r>
+      <w:r>
+        <w:t xml:space="preserve"> </w:t>
+      </w:r>
+      <w:r>
+        <w:t xml:space="preserve">uden eksplicit oversættelse.</w:t>
+      </w:r>
+    </w:p>
+    <w:bookmarkEnd w:id="23"/>
+    <w:bookmarkStart w:id="24" w:name="mcp-server-design-og-transport"/>
     <w:p>
       <w:pPr>
         <w:pStyle w:val="Heading3"/>
-        <w:rPr>
-          <w:lang w:val="da-DK"/>
-        </w:rPr>
-      </w:pPr>
-      <w:bookmarkStart w:id="8" w:name="mcp-server-design-og-transport"/>
-      <w:bookmarkEnd w:id="7"/>
-      <w:r>
-        <w:rPr>
-          <w:lang w:val="da-DK"/>
-        </w:rPr>
-        <w:t>MCP-server: design og transport</w:t>
+      </w:pPr>
+      <w:r>
+        <w:t xml:space="preserve">MCP-server: design og transport</w:t>
       </w:r>
     </w:p>
     <w:p>
       <w:pPr>
         <w:pStyle w:val="FirstParagraph"/>
-        <w:rPr>
-          <w:lang w:val="da-DK"/>
-        </w:rPr>
-      </w:pPr>
-      <w:r>
-        <w:rPr>
-          <w:lang w:val="da-DK"/>
-        </w:rPr>
-        <w:t xml:space="preserve">MCP-serveren er bygget med </w:t>
+      </w:pPr>
+      <w:r>
+        <w:t xml:space="preserve">MCP-serveren er bygget med</w:t>
+      </w:r>
+      <w:r>
+        <w:t xml:space="preserve"> </w:t>
       </w:r>
       <w:r>
         <w:rPr>
           <w:rStyle w:val="VerbatimChar"/>
-          <w:lang w:val="da-DK"/>
         </w:rPr>
-        <w:t>@modelcontextprotocol/sdk</w:t>
-      </w:r>
-      <w:r>
-        <w:rPr>
-          <w:lang w:val="da-DK"/>
-        </w:rPr>
-        <w:t xml:space="preserve"> og bruger StreamableHTTP transport. En udfordring under implementeringen var at Hermes ikke sender den krævede </w:t>
+        <w:t xml:space="preserve">@modelcontextprotocol/sdk</w:t>
+      </w:r>
+      <w:r>
+        <w:t xml:space="preserve"> </w:t>
+      </w:r>
+      <w:r>
+        <w:t xml:space="preserve">og bruger</w:t>
+      </w:r>
+      <w:r>
+        <w:t xml:space="preserve"> </w:t>
+      </w:r>
+      <w:r>
+        <w:t xml:space="preserve">StreamableHTTP transport. En udfordring under implementeringen var at</w:t>
+      </w:r>
+      <w:r>
+        <w:t xml:space="preserve"> </w:t>
+      </w:r>
+      <w:r>
+        <w:t xml:space="preserve">Hermes ikke sender den krævede</w:t>
+      </w:r>
+      <w:r>
+        <w:t xml:space="preserve"> </w:t>
       </w:r>
       <w:r>
         <w:rPr>
           <w:rStyle w:val="VerbatimChar"/>
-          <w:lang w:val="da-DK"/>
         </w:rPr>
-        <w:t>Accept: application/json, text/event-stream</w:t>
-      </w:r>
-      <w:r>
-        <w:rPr>
-          <w:lang w:val="da-DK"/>
-        </w:rPr>
-        <w:t xml:space="preserve"> header — løst ved at patche headeren i Express middleware inden transport-håndtering.</w:t>
+        <w:t xml:space="preserve">Accept: application/json, text/event-stream</w:t>
+      </w:r>
+      <w:r>
+        <w:t xml:space="preserve"> </w:t>
+      </w:r>
+      <w:r>
+        <w:t xml:space="preserve">header — løst ved at</w:t>
+      </w:r>
+      <w:r>
+        <w:t xml:space="preserve"> </w:t>
+      </w:r>
+      <w:r>
+        <w:t xml:space="preserve">patche headeren i Express middleware inden transport-håndtering.</w:t>
       </w:r>
     </w:p>
     <w:p>
       <w:pPr>
         <w:pStyle w:val="BodyText"/>
-        <w:rPr>
-          <w:lang w:val="da-DK"/>
-        </w:rPr>
-      </w:pPr>
-      <w:r>
-        <w:rPr>
-          <w:lang w:val="da-DK"/>
-        </w:rPr>
-        <w:t xml:space="preserve">En anden udfordring var “server already initialized”-fejl ved genforbindelse. Løst ved et per-session mønster: en ny </w:t>
+      </w:pPr>
+      <w:r>
+        <w:t xml:space="preserve">En anden udfordring var</w:t>
+      </w:r>
+      <w:r>
+        <w:t xml:space="preserve"> </w:t>
+      </w:r>
+      <w:r>
+        <w:t xml:space="preserve">“server already initialized”</w:t>
+      </w:r>
+      <w:r>
+        <w:t xml:space="preserve">-fejl ved</w:t>
+      </w:r>
+      <w:r>
+        <w:t xml:space="preserve"> </w:t>
+      </w:r>
+      <w:r>
+        <w:t xml:space="preserve">genforbindelse. Løst ved et per-session mønster: en ny</w:t>
+      </w:r>
+      <w:r>
+        <w:t xml:space="preserve"> </w:t>
       </w:r>
       <w:r>
         <w:rPr>
           <w:rStyle w:val="VerbatimChar"/>
-          <w:lang w:val="da-DK"/>
         </w:rPr>
-        <w:t>McpServer</w:t>
-      </w:r>
-      <w:r>
-        <w:rPr>
-          <w:lang w:val="da-DK"/>
-        </w:rPr>
-        <w:t xml:space="preserve"> og </w:t>
+        <w:t xml:space="preserve">McpServer</w:t>
+      </w:r>
+      <w:r>
+        <w:t xml:space="preserve"> </w:t>
+      </w:r>
+      <w:r>
+        <w:t xml:space="preserve">og</w:t>
+      </w:r>
+      <w:r>
+        <w:t xml:space="preserve"> </w:t>
       </w:r>
       <w:r>
         <w:rPr>
           <w:rStyle w:val="VerbatimChar"/>
-          <w:lang w:val="da-DK"/>
         </w:rPr>
-        <w:t>StreamableHTTPServerTransport</w:t>
-      </w:r>
-      <w:r>
-        <w:rPr>
-          <w:lang w:val="da-DK"/>
-        </w:rPr>
-        <w:t xml:space="preserve"> instantieres for hvert initialize-kald (ingen session-id header), og gemmes i en Map. Det tillader Hermes at genforbinde uden fejl.</w:t>
-      </w:r>
-    </w:p>
+        <w:t xml:space="preserve">StreamableHTTPServerTransport</w:t>
+      </w:r>
+      <w:r>
+        <w:t xml:space="preserve"> </w:t>
+      </w:r>
+      <w:r>
+        <w:t xml:space="preserve">instantieres for hvert initialize-kald</w:t>
+      </w:r>
+      <w:r>
+        <w:t xml:space="preserve"> </w:t>
+      </w:r>
+      <w:r>
+        <w:t xml:space="preserve">(ingen session-id header), og gemmes i en Map. Det tillader Hermes at</w:t>
+      </w:r>
+      <w:r>
+        <w:t xml:space="preserve"> </w:t>
+      </w:r>
+      <w:r>
+        <w:t xml:space="preserve">genforbinde uden fejl.</w:t>
+      </w:r>
+    </w:p>
+    <w:bookmarkEnd w:id="24"/>
+    <w:bookmarkStart w:id="25" w:name="system-prompt-og-tool-strategi-agents.md"/>
     <w:p>
       <w:pPr>
         <w:pStyle w:val="Heading3"/>
-        <w:rPr>
-          <w:lang w:val="da-DK"/>
-        </w:rPr>
-      </w:pPr>
-      <w:bookmarkStart w:id="9" w:name="system-prompt-og-tool-strategi-agents.md"/>
-      <w:bookmarkEnd w:id="8"/>
-      <w:r>
-        <w:rPr>
-          <w:lang w:val="da-DK"/>
-        </w:rPr>
-        <w:t>System prompt og tool-strategi (AGENTS.md)</w:t>
+      </w:pPr>
+      <w:r>
+        <w:t xml:space="preserve">System prompt og tool-strategi (AGENTS.md)</w:t>
       </w:r>
     </w:p>
     <w:p>
       <w:pPr>
         <w:pStyle w:val="FirstParagraph"/>
-        <w:rPr>
-          <w:lang w:val="da-DK"/>
-        </w:rPr>
       </w:pPr>
       <w:r>
         <w:rPr>
           <w:rStyle w:val="VerbatimChar"/>
-          <w:lang w:val="da-DK"/>
         </w:rPr>
-        <w:t>AGENTS.md</w:t>
-      </w:r>
-      <w:r>
-        <w:rPr>
-          <w:lang w:val="da-DK"/>
-        </w:rPr>
-        <w:t xml:space="preserve"> definerer agentens rolle og eksplicit tool-strategi. Tre centrale designvalg:</w:t>
+        <w:t xml:space="preserve">AGENTS.md</w:t>
+      </w:r>
+      <w:r>
+        <w:t xml:space="preserve"> </w:t>
+      </w:r>
+      <w:r>
+        <w:t xml:space="preserve">definerer agentens rolle og eksplicit tool-strategi. Tre</w:t>
+      </w:r>
+      <w:r>
+        <w:t xml:space="preserve"> </w:t>
+      </w:r>
+      <w:r>
+        <w:t xml:space="preserve">centrale designvalg:</w:t>
       </w:r>
     </w:p>
     <w:p>
       <w:pPr>
         <w:pStyle w:val="BodyText"/>
-        <w:rPr>
-          <w:lang w:val="da-DK"/>
-        </w:rPr>
       </w:pPr>
       <w:r>
         <w:rPr>
           <w:b/>
           <w:bCs/>
-          <w:lang w:val="da-DK"/>
         </w:rPr>
-        <w:t>Eksplicit tool-mapping</w:t>
-      </w:r>
-      <w:r>
-        <w:rPr>
-          <w:lang w:val="da-DK"/>
-        </w:rPr>
-        <w:t xml:space="preserve">: Agenten instrueres i præcist hvornår hvert tool bruges. </w:t>
+        <w:t xml:space="preserve">Eksplicit tool-mapping</w:t>
+      </w:r>
+      <w:r>
+        <w:t xml:space="preserve">: Agenten instrueres i præcist hvornår hvert</w:t>
+      </w:r>
+      <w:r>
+        <w:t xml:space="preserve"> </w:t>
+      </w:r>
+      <w:r>
+        <w:t xml:space="preserve">tool bruges:</w:t>
+      </w:r>
+      <w:r>
+        <w:t xml:space="preserve"> </w:t>
       </w:r>
       <w:r>
         <w:rPr>
           <w:rStyle w:val="VerbatimChar"/>
-          <w:lang w:val="da-DK"/>
         </w:rPr>
-        <w:t>graph_query</w:t>
-      </w:r>
-      <w:r>
-        <w:rPr>
-          <w:lang w:val="da-DK"/>
-        </w:rPr>
-        <w:t xml:space="preserve"> til spørgsmål om én specifik plante, </w:t>
+        <w:t xml:space="preserve">graph_query</w:t>
+      </w:r>
+      <w:r>
+        <w:t xml:space="preserve"> </w:t>
+      </w:r>
+      <w:r>
+        <w:t xml:space="preserve">til companion- og dyrkningsspørgsmål om én</w:t>
+      </w:r>
+      <w:r>
+        <w:t xml:space="preserve"> </w:t>
+      </w:r>
+      <w:r>
+        <w:t xml:space="preserve">specifik plante (med</w:t>
+      </w:r>
+      <w:r>
+        <w:t xml:space="preserve"> </w:t>
       </w:r>
       <w:r>
         <w:rPr>
           <w:rStyle w:val="VerbatimChar"/>
-          <w:lang w:val="da-DK"/>
         </w:rPr>
-        <w:t>vector_search</w:t>
-      </w:r>
-      <w:r>
-        <w:rPr>
-          <w:lang w:val="da-DK"/>
-        </w:rPr>
-        <w:t xml:space="preserve"> til åbne dyrkningsspørgsmål, </w:t>
+        <w:t xml:space="preserve">context="companion"</w:t>
+      </w:r>
+      <w:r>
+        <w:t xml:space="preserve"> </w:t>
+      </w:r>
+      <w:r>
+        <w:t xml:space="preserve">eller</w:t>
+      </w:r>
+      <w:r>
+        <w:t xml:space="preserve"> </w:t>
       </w:r>
       <w:r>
         <w:rPr>
           <w:rStyle w:val="VerbatimChar"/>
-          <w:lang w:val="da-DK"/>
         </w:rPr>
-        <w:t>season_soil_filter</w:t>
+        <w:t xml:space="preserve">context="cultivation"</w:t>
+      </w:r>
+      <w:r>
+        <w:t xml:space="preserve">),</w:t>
+      </w:r>
+      <w:r>
+        <w:t xml:space="preserve"> </w:t>
       </w:r>
       <w:r>
         <w:rPr>
-          <w:lang w:val="da-DK"/>
+          <w:rStyle w:val="VerbatimChar"/>
         </w:rPr>
-        <w:t xml:space="preserve"> til “hvad kan jeg plante”-spørgsmål. Uden denne instruktion valgte agenten tools inkonsekvent.</w:t>
+        <w:t xml:space="preserve">season_soil_filter</w:t>
+      </w:r>
+      <w:r>
+        <w:t xml:space="preserve"> </w:t>
+      </w:r>
+      <w:r>
+        <w:t xml:space="preserve">til</w:t>
+      </w:r>
+      <w:r>
+        <w:t xml:space="preserve"> </w:t>
+      </w:r>
+      <w:r>
+        <w:t xml:space="preserve">“hvad kan jeg plante”</w:t>
+      </w:r>
+      <w:r>
+        <w:t xml:space="preserve">-spørgsmål med sæson og/eller</w:t>
+      </w:r>
+      <w:r>
+        <w:t xml:space="preserve"> </w:t>
+      </w:r>
+      <w:r>
+        <w:t xml:space="preserve">jordtype,</w:t>
+      </w:r>
+      <w:r>
+        <w:t xml:space="preserve"> </w:t>
+      </w:r>
+      <w:r>
+        <w:rPr>
+          <w:rStyle w:val="VerbatimChar"/>
+        </w:rPr>
+        <w:t xml:space="preserve">vector_search</w:t>
+      </w:r>
+      <w:r>
+        <w:t xml:space="preserve"> </w:t>
+      </w:r>
+      <w:r>
+        <w:t xml:space="preserve">til åbne spørgsmål uden navngivet plante.</w:t>
       </w:r>
     </w:p>
     <w:p>
       <w:pPr>
         <w:pStyle w:val="BodyText"/>
-        <w:rPr>
-          <w:lang w:val="da-DK"/>
-        </w:rPr>
       </w:pPr>
       <w:r>
         <w:rPr>
           <w:b/>
           <w:bCs/>
-          <w:lang w:val="da-DK"/>
         </w:rPr>
-        <w:t>Engelsk plantenavn til graph_query</w:t>
-      </w:r>
-      <w:r>
-        <w:rPr>
-          <w:lang w:val="da-DK"/>
-        </w:rPr>
-        <w:t xml:space="preserve">: Databasen indekserer planter på </w:t>
+        <w:t xml:space="preserve">Tool-result-driven sequencing</w:t>
+      </w:r>
+      <w:r>
+        <w:t xml:space="preserve">: Multi-trin flows styres via</w:t>
+      </w:r>
+      <w:r>
+        <w:t xml:space="preserve"> </w:t>
       </w:r>
       <w:r>
         <w:rPr>
           <w:rStyle w:val="VerbatimChar"/>
-          <w:lang w:val="da-DK"/>
         </w:rPr>
-        <w:t>name_en</w:t>
-      </w:r>
-      <w:r>
-        <w:rPr>
-          <w:lang w:val="da-DK"/>
-        </w:rPr>
-        <w:t xml:space="preserve">. Agenten instrueres eksplicit i at bruge engelske plantenavne (“tomatoes”, “carrots”) til </w:t>
-      </w:r>
-      <w:r>
-        <w:rPr>
-          <w:rStyle w:val="VerbatimChar"/>
-          <w:lang w:val="da-DK"/>
-        </w:rPr>
-        <w:t>graph_query</w:t>
-      </w:r>
-      <w:r>
-        <w:rPr>
-          <w:lang w:val="da-DK"/>
-        </w:rPr>
-        <w:t>. Dansk input (“tomat”) matcher ikke “Tomatoes” i grafen.</w:t>
+        <w:t xml:space="preserve">NEXT STEP — do not respond to user yet</w:t>
+      </w:r>
+      <w:r>
+        <w:t xml:space="preserve">-instruktioner embeddet direkte i tool-resultater.</w:t>
+      </w:r>
+      <w:r>
+        <w:t xml:space="preserve"> </w:t>
+      </w:r>
+      <w:r>
+        <w:t xml:space="preserve">Systemprompten alene er ikke tilstrækkelig — Geminis base model training</w:t>
+      </w:r>
+      <w:r>
+        <w:t xml:space="preserve"> </w:t>
+      </w:r>
+      <w:r>
+        <w:t xml:space="preserve">overrider instruktioner i system prompt ved multi-trin ræsonnering.</w:t>
+      </w:r>
+      <w:r>
+        <w:t xml:space="preserve"> </w:t>
+      </w:r>
+      <w:r>
+        <w:t xml:space="preserve">Tool-resultater er autoritativ kontekst fordi de er direkte i LLM’ens</w:t>
+      </w:r>
+      <w:r>
+        <w:t xml:space="preserve"> </w:t>
+      </w:r>
+      <w:r>
+        <w:t xml:space="preserve">kontekstvindue. Dette er et designprincip, ikke en workaround.</w:t>
       </w:r>
     </w:p>
     <w:p>
       <w:pPr>
         <w:pStyle w:val="BodyText"/>
-        <w:rPr>
-          <w:lang w:val="da-DK"/>
-        </w:rPr>
       </w:pPr>
       <w:r>
         <w:rPr>
           <w:b/>
           <w:bCs/>
-          <w:lang w:val="da-DK"/>
         </w:rPr>
-        <w:t>Dansk kommunikation</w:t>
-      </w:r>
-      <w:r>
-        <w:rPr>
-          <w:lang w:val="da-DK"/>
-        </w:rPr>
-        <w:t>: Agenten kommunikerer altid på dansk selvom kildedataen er på engelsk. Planternes engelske navne angives i parentes første gang.</w:t>
-      </w:r>
-    </w:p>
+        <w:t xml:space="preserve">Dansk kommunikation</w:t>
+      </w:r>
+      <w:r>
+        <w:t xml:space="preserve">: Agenten kommunikerer altid på dansk selvom</w:t>
+      </w:r>
+      <w:r>
+        <w:t xml:space="preserve"> </w:t>
+      </w:r>
+      <w:r>
+        <w:t xml:space="preserve">kildedataen er på engelsk. Planternes engelske navne angives i parentes</w:t>
+      </w:r>
+      <w:r>
+        <w:t xml:space="preserve"> </w:t>
+      </w:r>
+      <w:r>
+        <w:t xml:space="preserve">første gang.</w:t>
+      </w:r>
+    </w:p>
+    <w:bookmarkEnd w:id="25"/>
+    <w:bookmarkStart w:id="26" w:name="custom-skill-markplan-sekvens"/>
     <w:p>
       <w:pPr>
         <w:pStyle w:val="Heading3"/>
-        <w:rPr>
-          <w:lang w:val="da-DK"/>
-        </w:rPr>
-      </w:pPr>
-      <w:bookmarkStart w:id="10" w:name="custom-skill-markplan-sekvens"/>
-      <w:bookmarkEnd w:id="9"/>
-      <w:r>
-        <w:rPr>
-          <w:lang w:val="da-DK"/>
-        </w:rPr>
-        <w:lastRenderedPageBreak/>
-        <w:t>Custom skill: markplan-sekvens</w:t>
+      </w:pPr>
+      <w:r>
+        <w:t xml:space="preserve">Custom skill: markplan-sekvens</w:t>
       </w:r>
     </w:p>
     <w:p>
       <w:pPr>
         <w:pStyle w:val="FirstParagraph"/>
-        <w:rPr>
-          <w:lang w:val="da-DK"/>
-        </w:rPr>
       </w:pPr>
       <w:r>
         <w:rPr>
           <w:rStyle w:val="VerbatimChar"/>
-          <w:lang w:val="da-DK"/>
         </w:rPr>
-        <w:t>hermes/skills/markplan.md</w:t>
-      </w:r>
-      <w:r>
-        <w:rPr>
-          <w:lang w:val="da-DK"/>
-        </w:rPr>
-        <w:t xml:space="preserve"> definerer en fast 5-trins ræsonnerings-sekvens til markplanlægning. Sekvensen er designet til at minimere unødvendige tool-kald og give en struktureret anbefaling:</w:t>
+        <w:t xml:space="preserve">hermes/skills/markplan.md</w:t>
+      </w:r>
+      <w:r>
+        <w:t xml:space="preserve"> </w:t>
+      </w:r>
+      <w:r>
+        <w:t xml:space="preserve">definerer en fast 5-trins</w:t>
+      </w:r>
+      <w:r>
+        <w:t xml:space="preserve"> </w:t>
+      </w:r>
+      <w:r>
+        <w:t xml:space="preserve">ræsonnerings-sekvens til markplanlægning. Sekvensen er designet til at</w:t>
+      </w:r>
+      <w:r>
+        <w:t xml:space="preserve"> </w:t>
+      </w:r>
+      <w:r>
+        <w:t xml:space="preserve">minimere unødvendige tool-kald og give en struktureret anbefaling:</w:t>
       </w:r>
     </w:p>
     <w:p>
@@ -1220,17 +1287,11 @@
         <w:pStyle w:val="Compact"/>
         <w:numPr>
           <w:ilvl w:val="0"/>
-          <w:numId w:val="2"/>
+          <w:numId w:val="1001"/>
         </w:numPr>
-        <w:rPr>
-          <w:lang w:val="da-DK"/>
-        </w:rPr>
-      </w:pPr>
-      <w:r>
-        <w:rPr>
-          <w:lang w:val="da-DK"/>
-        </w:rPr>
-        <w:t>Afklar sæson og jordbundstype — ét spørgsmål ad gangen</w:t>
+      </w:pPr>
+      <w:r>
+        <w:t xml:space="preserve">Afklar sæson og jordbundstype — ét spørgsmål ad gangen</w:t>
       </w:r>
     </w:p>
     <w:p>
@@ -1238,30 +1299,26 @@
         <w:pStyle w:val="Compact"/>
         <w:numPr>
           <w:ilvl w:val="0"/>
-          <w:numId w:val="2"/>
+          <w:numId w:val="1001"/>
         </w:numPr>
-        <w:rPr>
-          <w:lang w:val="da-DK"/>
-        </w:rPr>
-      </w:pPr>
-      <w:r>
-        <w:rPr>
-          <w:lang w:val="da-DK"/>
-        </w:rPr>
-        <w:t xml:space="preserve">Kald </w:t>
+      </w:pPr>
+      <w:r>
+        <w:t xml:space="preserve">Kald</w:t>
+      </w:r>
+      <w:r>
+        <w:t xml:space="preserve"> </w:t>
       </w:r>
       <w:r>
         <w:rPr>
           <w:rStyle w:val="VerbatimChar"/>
-          <w:lang w:val="da-DK"/>
         </w:rPr>
-        <w:t>season_soil_filter</w:t>
-      </w:r>
-      <w:r>
-        <w:rPr>
-          <w:lang w:val="da-DK"/>
-        </w:rPr>
-        <w:t xml:space="preserve"> — filtrer kandidater (vis ikke listen)</w:t>
+        <w:t xml:space="preserve">season_soil_filter</w:t>
+      </w:r>
+      <w:r>
+        <w:t xml:space="preserve"> </w:t>
+      </w:r>
+      <w:r>
+        <w:t xml:space="preserve">— filtrer kandidater (vis ikke listen)</w:t>
       </w:r>
     </w:p>
     <w:p>
@@ -1269,30 +1326,32 @@
         <w:pStyle w:val="Compact"/>
         <w:numPr>
           <w:ilvl w:val="0"/>
-          <w:numId w:val="2"/>
+          <w:numId w:val="1001"/>
         </w:numPr>
-        <w:rPr>
-          <w:lang w:val="da-DK"/>
-        </w:rPr>
-      </w:pPr>
-      <w:r>
-        <w:rPr>
-          <w:lang w:val="da-DK"/>
-        </w:rPr>
-        <w:t xml:space="preserve">Kald </w:t>
+      </w:pPr>
+      <w:r>
+        <w:t xml:space="preserve">Kald</w:t>
+      </w:r>
+      <w:r>
+        <w:t xml:space="preserve"> </w:t>
       </w:r>
       <w:r>
         <w:rPr>
           <w:rStyle w:val="VerbatimChar"/>
-          <w:lang w:val="da-DK"/>
         </w:rPr>
-        <w:t>graph_query</w:t>
-      </w:r>
-      <w:r>
-        <w:rPr>
-          <w:lang w:val="da-DK"/>
-        </w:rPr>
-        <w:t xml:space="preserve"> for 3-5 kandidater — hent companions og sædskifte</w:t>
+        <w:t xml:space="preserve">graph_query</w:t>
+      </w:r>
+      <w:r>
+        <w:t xml:space="preserve"> </w:t>
+      </w:r>
+      <w:r>
+        <w:t xml:space="preserve">for 3-5 kandidater — hent companions og</w:t>
+      </w:r>
+      <w:r>
+        <w:t xml:space="preserve"> </w:t>
+      </w:r>
+      <w:r>
+        <w:t xml:space="preserve">sædskifte</w:t>
       </w:r>
     </w:p>
     <w:p>
@@ -1300,30 +1359,26 @@
         <w:pStyle w:val="Compact"/>
         <w:numPr>
           <w:ilvl w:val="0"/>
-          <w:numId w:val="2"/>
+          <w:numId w:val="1001"/>
         </w:numPr>
-        <w:rPr>
-          <w:lang w:val="da-DK"/>
-        </w:rPr>
-      </w:pPr>
-      <w:r>
-        <w:rPr>
-          <w:lang w:val="da-DK"/>
-        </w:rPr>
-        <w:t xml:space="preserve">Kald </w:t>
+      </w:pPr>
+      <w:r>
+        <w:t xml:space="preserve">Kald</w:t>
+      </w:r>
+      <w:r>
+        <w:t xml:space="preserve"> </w:t>
       </w:r>
       <w:r>
         <w:rPr>
           <w:rStyle w:val="VerbatimChar"/>
-          <w:lang w:val="da-DK"/>
         </w:rPr>
-        <w:t>vector_search</w:t>
-      </w:r>
-      <w:r>
-        <w:rPr>
-          <w:lang w:val="da-DK"/>
-        </w:rPr>
-        <w:t xml:space="preserve"> — berig med dyrkningsdetaljer</w:t>
+        <w:t xml:space="preserve">vector_search</w:t>
+      </w:r>
+      <w:r>
+        <w:t xml:space="preserve"> </w:t>
+      </w:r>
+      <w:r>
+        <w:t xml:space="preserve">— berig med dyrkningsdetaljer</w:t>
       </w:r>
     </w:p>
     <w:p>
@@ -1331,557 +1386,700 @@
         <w:pStyle w:val="Compact"/>
         <w:numPr>
           <w:ilvl w:val="0"/>
-          <w:numId w:val="2"/>
+          <w:numId w:val="1001"/>
         </w:numPr>
       </w:pPr>
       <w:r>
-        <w:t>Præsenter struktureret anbefaling</w:t>
+        <w:t xml:space="preserve">Præsenter struktureret anbefaling</w:t>
       </w:r>
     </w:p>
     <w:p>
       <w:pPr>
         <w:pStyle w:val="FirstParagraph"/>
-        <w:rPr>
-          <w:lang w:val="da-DK"/>
-        </w:rPr>
-      </w:pPr>
-      <w:r>
-        <w:rPr>
-          <w:lang w:val="da-DK"/>
-        </w:rPr>
-        <w:t>Rækkefølgen er valgt fordi filtrering (trin 2) indsnævrer kandidatmængden inden de dyrere graph- og vector-kald. Instruksen “spørg ikke brugeren undervejs” er tilføjet efter test viste at agenten stoppede og spurgte mellem trin.</w:t>
-      </w:r>
-    </w:p>
+      </w:pPr>
+      <w:r>
+        <w:t xml:space="preserve">Rækkefølgen er valgt fordi filtrering (trin 2) indsnævrer</w:t>
+      </w:r>
+      <w:r>
+        <w:t xml:space="preserve"> </w:t>
+      </w:r>
+      <w:r>
+        <w:t xml:space="preserve">kandidatmængden inden de dyrere graph- og vector-kald. Instruksen</w:t>
+      </w:r>
+      <w:r>
+        <w:t xml:space="preserve"> </w:t>
+      </w:r>
+      <w:r>
+        <w:t xml:space="preserve">“spørg</w:t>
+      </w:r>
+      <w:r>
+        <w:t xml:space="preserve"> </w:t>
+      </w:r>
+      <w:r>
+        <w:t xml:space="preserve">ikke brugeren undervejs”</w:t>
+      </w:r>
+      <w:r>
+        <w:t xml:space="preserve"> </w:t>
+      </w:r>
+      <w:r>
+        <w:t xml:space="preserve">er tilføjet efter test viste at agenten</w:t>
+      </w:r>
+      <w:r>
+        <w:t xml:space="preserve"> </w:t>
+      </w:r>
+      <w:r>
+        <w:t xml:space="preserve">stoppede og spurgte mellem trin.</w:t>
+      </w:r>
+    </w:p>
+    <w:bookmarkEnd w:id="26"/>
+    <w:bookmarkStart w:id="27" w:name="n8ns-rolle"/>
     <w:p>
       <w:pPr>
         <w:pStyle w:val="Heading3"/>
-        <w:rPr>
-          <w:lang w:val="da-DK"/>
-        </w:rPr>
-      </w:pPr>
-      <w:bookmarkStart w:id="11" w:name="n8ns-rolle"/>
-      <w:bookmarkEnd w:id="10"/>
-      <w:r>
-        <w:rPr>
-          <w:lang w:val="da-DK"/>
-        </w:rPr>
-        <w:t>n8n’s rolle</w:t>
+      </w:pPr>
+      <w:r>
+        <w:t xml:space="preserve">n8n’s rolle</w:t>
       </w:r>
     </w:p>
     <w:p>
       <w:pPr>
         <w:pStyle w:val="FirstParagraph"/>
-        <w:rPr>
-          <w:lang w:val="da-DK"/>
-        </w:rPr>
-      </w:pPr>
-      <w:r>
-        <w:rPr>
-          <w:lang w:val="da-DK"/>
-        </w:rPr>
-        <w:t>n8n bruges til to formål: data-pipeline (Workflow A1, A2, B) og domænetransformation eksponeret som MCP tool (Workflow E).</w:t>
+      </w:pPr>
+      <w:r>
+        <w:t xml:space="preserve">n8n bruges til to formål: data-pipeline (Workflow A1, A2, B) og</w:t>
+      </w:r>
+      <w:r>
+        <w:t xml:space="preserve"> </w:t>
+      </w:r>
+      <w:r>
+        <w:t xml:space="preserve">domænetransformation eksponeret som MCP tool (Workflow E).</w:t>
       </w:r>
     </w:p>
     <w:p>
       <w:pPr>
         <w:pStyle w:val="BodyText"/>
-        <w:rPr>
-          <w:lang w:val="da-DK"/>
-        </w:rPr>
-      </w:pPr>
-      <w:r>
-        <w:rPr>
-          <w:lang w:val="da-DK"/>
-        </w:rPr>
-        <w:t xml:space="preserve">Workflow E er et webhook-workflow der modtager </w:t>
+      </w:pPr>
+      <w:r>
+        <w:t xml:space="preserve">Workflow E er et webhook-workflow der modtager</w:t>
+      </w:r>
+      <w:r>
+        <w:t xml:space="preserve"> </w:t>
       </w:r>
       <w:r>
         <w:rPr>
           <w:rStyle w:val="VerbatimChar"/>
-          <w:lang w:val="da-DK"/>
         </w:rPr>
-        <w:t>season</w:t>
-      </w:r>
-      <w:r>
-        <w:rPr>
-          <w:lang w:val="da-DK"/>
-        </w:rPr>
-        <w:t xml:space="preserve">, </w:t>
+        <w:t xml:space="preserve">season</w:t>
+      </w:r>
+      <w:r>
+        <w:t xml:space="preserve">,</w:t>
+      </w:r>
+      <w:r>
+        <w:t xml:space="preserve"> </w:t>
       </w:r>
       <w:r>
         <w:rPr>
           <w:rStyle w:val="VerbatimChar"/>
-          <w:lang w:val="da-DK"/>
         </w:rPr>
-        <w:t>soil_type</w:t>
-      </w:r>
-      <w:r>
-        <w:rPr>
-          <w:lang w:val="da-DK"/>
-        </w:rPr>
-        <w:t xml:space="preserve"> og </w:t>
+        <w:t xml:space="preserve">soil_type</w:t>
+      </w:r>
+      <w:r>
+        <w:t xml:space="preserve"> </w:t>
+      </w:r>
+      <w:r>
+        <w:t xml:space="preserve">og</w:t>
+      </w:r>
+      <w:r>
+        <w:t xml:space="preserve"> </w:t>
       </w:r>
       <w:r>
         <w:rPr>
           <w:rStyle w:val="VerbatimChar"/>
-          <w:lang w:val="da-DK"/>
         </w:rPr>
-        <w:t>moisture</w:t>
-      </w:r>
-      <w:r>
-        <w:rPr>
-          <w:lang w:val="da-DK"/>
-        </w:rPr>
-        <w:t xml:space="preserve"> som parametre, mapper dansk input til engelske Neo4j-værdier (“forår” → “spring”, “lerjord” → “clay”), og returnerer egnede planter via dynamisk Cypher-query. Logikken lever i n8n frem for direkte i MCP-serveren fordi mapping-tabellen er nem at vedligeholde visuelt og kan udvides uden kodeændringer.</w:t>
-      </w:r>
-    </w:p>
-    <w:p>
-      <w:r>
-        <w:rPr>
-          <w:noProof/>
-        </w:rPr>
-        <w:pict w14:anchorId="6AC0024B">
-          <v:rect id="_x0000_i1026" alt="" style="width:451.3pt;height:.05pt;mso-width-percent:0;mso-height-percent:0;mso-width-percent:0;mso-height-percent:0" o:hralign="center" o:hrstd="t" o:hr="t"/>
-        </w:pict>
-      </w:r>
-    </w:p>
+        <w:t xml:space="preserve">moisture</w:t>
+      </w:r>
+      <w:r>
+        <w:t xml:space="preserve"> </w:t>
+      </w:r>
+      <w:r>
+        <w:t xml:space="preserve">som parametre, mapper dansk input til engelske Neo4j-værdier</w:t>
+      </w:r>
+      <w:r>
+        <w:t xml:space="preserve"> </w:t>
+      </w:r>
+      <w:r>
+        <w:t xml:space="preserve">(</w:t>
+      </w:r>
+      <w:r>
+        <w:t xml:space="preserve">“forår”</w:t>
+      </w:r>
+      <w:r>
+        <w:t xml:space="preserve"> </w:t>
+      </w:r>
+      <w:r>
+        <w:t xml:space="preserve">→</w:t>
+      </w:r>
+      <w:r>
+        <w:t xml:space="preserve"> </w:t>
+      </w:r>
+      <w:r>
+        <w:t xml:space="preserve">“spring”</w:t>
+      </w:r>
+      <w:r>
+        <w:t xml:space="preserve">,</w:t>
+      </w:r>
+      <w:r>
+        <w:t xml:space="preserve"> </w:t>
+      </w:r>
+      <w:r>
+        <w:t xml:space="preserve">“lerjord”</w:t>
+      </w:r>
+      <w:r>
+        <w:t xml:space="preserve"> </w:t>
+      </w:r>
+      <w:r>
+        <w:t xml:space="preserve">→</w:t>
+      </w:r>
+      <w:r>
+        <w:t xml:space="preserve"> </w:t>
+      </w:r>
+      <w:r>
+        <w:t xml:space="preserve">“clay”</w:t>
+      </w:r>
+      <w:r>
+        <w:t xml:space="preserve">), og returnerer egnede planter</w:t>
+      </w:r>
+      <w:r>
+        <w:t xml:space="preserve"> </w:t>
+      </w:r>
+      <w:r>
+        <w:t xml:space="preserve">via dynamisk Cypher-query. Logikken lever i n8n frem for direkte i</w:t>
+      </w:r>
+      <w:r>
+        <w:t xml:space="preserve"> </w:t>
+      </w:r>
+      <w:r>
+        <w:t xml:space="preserve">MCP-serveren fordi mapping-tabellen er nem at vedligeholde visuelt og</w:t>
+      </w:r>
+      <w:r>
+        <w:t xml:space="preserve"> </w:t>
+      </w:r>
+      <w:r>
+        <w:t xml:space="preserve">kan udvides uden kodeændringer.</w:t>
+      </w:r>
+    </w:p>
+    <w:bookmarkEnd w:id="27"/>
+    <w:bookmarkEnd w:id="28"/>
+    <w:bookmarkStart w:id="32" w:name="side-4-brug-af-agenten-i-casen"/>
     <w:p>
       <w:pPr>
         <w:pStyle w:val="Heading2"/>
-        <w:rPr>
-          <w:lang w:val="da-DK"/>
-        </w:rPr>
-      </w:pPr>
-      <w:bookmarkStart w:id="12" w:name="side-4-brug-af-agenten-i-casen"/>
-      <w:bookmarkEnd w:id="5"/>
-      <w:bookmarkEnd w:id="11"/>
-      <w:r>
-        <w:rPr>
-          <w:lang w:val="da-DK"/>
-        </w:rPr>
-        <w:t>Side 4 — Brug af agenten i casen</w:t>
+      </w:pPr>
+      <w:r>
+        <w:t xml:space="preserve">Side 4 — Brug af agenten i casen</w:t>
       </w:r>
     </w:p>
     <w:p>
       <w:pPr>
         <w:pStyle w:val="FirstParagraph"/>
-        <w:rPr>
-          <w:lang w:val="da-DK"/>
-        </w:rPr>
-      </w:pPr>
-      <w:r>
-        <w:rPr>
-          <w:lang w:val="da-DK"/>
-        </w:rPr>
-        <w:t>Systemet er tilgængeligt via Telegram og kan besvare tre typer spørgsmål:</w:t>
-      </w:r>
-    </w:p>
+      </w:pPr>
+      <w:r>
+        <w:t xml:space="preserve">Systemet er tilgængeligt via Telegram og kan besvare tre typer</w:t>
+      </w:r>
+      <w:r>
+        <w:t xml:space="preserve"> </w:t>
+      </w:r>
+      <w:r>
+        <w:t xml:space="preserve">spørgsmål:</w:t>
+      </w:r>
+    </w:p>
+    <w:bookmarkStart w:id="29" w:name="companion-planting-graph-vector"/>
     <w:p>
       <w:pPr>
         <w:pStyle w:val="Heading3"/>
-        <w:rPr>
-          <w:lang w:val="da-DK"/>
-        </w:rPr>
-      </w:pPr>
-      <w:bookmarkStart w:id="13" w:name="graf-forespørgsel-companion-planting"/>
-      <w:r>
-        <w:rPr>
-          <w:lang w:val="da-DK"/>
-        </w:rPr>
-        <w:t>Graf-forespørgsel: companion planting</w:t>
+      </w:pPr>
+      <w:r>
+        <w:t xml:space="preserve">Companion planting: graph + vector</w:t>
       </w:r>
     </w:p>
     <w:p>
       <w:pPr>
         <w:pStyle w:val="BlockText"/>
-        <w:rPr>
-          <w:lang w:val="da-DK"/>
-        </w:rPr>
       </w:pPr>
       <w:r>
         <w:rPr>
           <w:b/>
           <w:bCs/>
-          <w:lang w:val="da-DK"/>
         </w:rPr>
-        <w:t>Bruger</w:t>
-      </w:r>
-      <w:r>
-        <w:rPr>
-          <w:lang w:val="da-DK"/>
-        </w:rPr>
-        <w:t>: hvad trives godt med tomater?</w:t>
+        <w:t xml:space="preserve">Bruger</w:t>
+      </w:r>
+      <w:r>
+        <w:t xml:space="preserve">: hvad trives godt med tomater?</w:t>
       </w:r>
     </w:p>
     <w:p>
       <w:pPr>
         <w:pStyle w:val="FirstParagraph"/>
-        <w:rPr>
-          <w:lang w:val="da-DK"/>
-        </w:rPr>
-      </w:pPr>
-      <w:r>
-        <w:rPr>
-          <w:lang w:val="da-DK"/>
-        </w:rPr>
-        <w:t xml:space="preserve">Agenten kalder </w:t>
+      </w:pPr>
+      <w:r>
+        <w:t xml:space="preserve">Agenten kalder</w:t>
+      </w:r>
+      <w:r>
+        <w:t xml:space="preserve"> </w:t>
       </w:r>
       <w:r>
         <w:rPr>
           <w:rStyle w:val="VerbatimChar"/>
-          <w:lang w:val="da-DK"/>
         </w:rPr>
-        <w:t>graph_query("tomatoes")</w:t>
+        <w:t xml:space="preserve">graph_query(plant_name="tomato", context="companion")</w:t>
+      </w:r>
+      <w:r>
+        <w:t xml:space="preserve"> </w:t>
+      </w:r>
+      <w:r>
+        <w:t xml:space="preserve">og</w:t>
+      </w:r>
+      <w:r>
+        <w:t xml:space="preserve"> </w:t>
+      </w:r>
+      <w:r>
+        <w:t xml:space="preserve">dernæst</w:t>
+      </w:r>
+      <w:r>
+        <w:t xml:space="preserve"> </w:t>
       </w:r>
       <w:r>
         <w:rPr>
-          <w:lang w:val="da-DK"/>
+          <w:rStyle w:val="VerbatimChar"/>
         </w:rPr>
-        <w:t xml:space="preserve"> og returnerer companions (peberfrugter, kål, asparges, løg, broccoli), antagonister (ærter, majs, dild, fennikel, rosmarin) og sædskifterelationer direkte fra grafen. Svartid: ca. 10 sekunder inklusive LLM-inferens.</w:t>
-      </w:r>
-    </w:p>
+        <w:t xml:space="preserve">vector_search(query="tomato grows well with beneficial neighbor plants")</w:t>
+      </w:r>
+      <w:r>
+        <w:t xml:space="preserve">.</w:t>
+      </w:r>
+      <w:r>
+        <w:t xml:space="preserve"> </w:t>
+      </w:r>
+      <w:r>
+        <w:t xml:space="preserve">Graf-databasen returnerer broccoli som eneste direkte companion for tomat.</w:t>
+      </w:r>
+      <w:r>
+        <w:t xml:space="preserve"> </w:t>
+      </w:r>
+      <w:r>
+        <w:t xml:space="preserve">Vector search supplerer med radise, salat og løgplanter (Alliums) fra</w:t>
+      </w:r>
+      <w:r>
+        <w:t xml:space="preserve"> </w:t>
+      </w:r>
+      <w:r>
+        <w:t xml:space="preserve">Wikipedia-korpus. Svaret kombinerer begge datakilder og inkluderer</w:t>
+      </w:r>
+      <w:r>
+        <w:t xml:space="preserve"> </w:t>
+      </w:r>
+      <w:r>
+        <w:t xml:space="preserve">sædskifterelationer (gode forgængere: passionsfrugt, agurk, californisk valmue).</w:t>
+      </w:r>
+    </w:p>
+    <w:bookmarkEnd w:id="29"/>
+    <w:bookmarkStart w:id="30" w:name="dyrkningsvejledning-graph-vector"/>
     <w:p>
       <w:pPr>
         <w:pStyle w:val="Heading3"/>
-        <w:rPr>
-          <w:lang w:val="da-DK"/>
-        </w:rPr>
-      </w:pPr>
-      <w:bookmarkStart w:id="14" w:name="semantisk-søgning-dyrkningsforhold"/>
-      <w:bookmarkEnd w:id="13"/>
-      <w:r>
-        <w:rPr>
-          <w:lang w:val="da-DK"/>
-        </w:rPr>
-        <w:t>Semantisk søgning: dyrkningsforhold</w:t>
+      </w:pPr>
+      <w:r>
+        <w:t xml:space="preserve">Dyrkningsvejledning: graph + vector</w:t>
       </w:r>
     </w:p>
     <w:p>
       <w:pPr>
         <w:pStyle w:val="BlockText"/>
-        <w:rPr>
-          <w:lang w:val="da-DK"/>
-        </w:rPr>
       </w:pPr>
       <w:r>
         <w:rPr>
           <w:b/>
           <w:bCs/>
-          <w:lang w:val="da-DK"/>
         </w:rPr>
-        <w:t>Bruger</w:t>
-      </w:r>
-      <w:r>
-        <w:rPr>
-          <w:lang w:val="da-DK"/>
-        </w:rPr>
-        <w:t>: hvad kræver spinat af jordbund?</w:t>
+        <w:t xml:space="preserve">Bruger</w:t>
+      </w:r>
+      <w:r>
+        <w:t xml:space="preserve">: hvordan dyrker jeg kål?</w:t>
       </w:r>
     </w:p>
     <w:p>
       <w:pPr>
         <w:pStyle w:val="FirstParagraph"/>
-        <w:rPr>
-          <w:lang w:val="da-DK"/>
-        </w:rPr>
-      </w:pPr>
-      <w:r>
-        <w:rPr>
-          <w:lang w:val="da-DK"/>
-        </w:rPr>
-        <w:t xml:space="preserve">Agenten kalder </w:t>
+      </w:pPr>
+      <w:r>
+        <w:t xml:space="preserve">Agenten kalder</w:t>
+      </w:r>
+      <w:r>
+        <w:t xml:space="preserve"> </w:t>
       </w:r>
       <w:r>
         <w:rPr>
           <w:rStyle w:val="VerbatimChar"/>
-          <w:lang w:val="da-DK"/>
         </w:rPr>
-        <w:t>vector_search</w:t>
+        <w:t xml:space="preserve">graph_query(plant_name="cabbage", context="cultivation")</w:t>
+      </w:r>
+      <w:r>
+        <w:t xml:space="preserve"> </w:t>
+      </w:r>
+      <w:r>
+        <w:t xml:space="preserve">og</w:t>
+      </w:r>
+      <w:r>
+        <w:t xml:space="preserve"> </w:t>
+      </w:r>
+      <w:r>
+        <w:t xml:space="preserve">dernæst</w:t>
+      </w:r>
+      <w:r>
+        <w:t xml:space="preserve"> </w:t>
       </w:r>
       <w:r>
         <w:rPr>
-          <w:lang w:val="da-DK"/>
+          <w:rStyle w:val="VerbatimChar"/>
         </w:rPr>
-        <w:t xml:space="preserve"> med flere søgetekster (“spinat jordbund”, “spinach soil requirements”) og rapporterer ærligt at specifikke spinat-data ikke er tilgængelige i korpus. Den finder relaterede planter (bladbede) og informerer brugeren om begrænsningen. Det er korrekt adfærd — agenten hallucinerer ikke.</w:t>
-      </w:r>
-    </w:p>
+        <w:t xml:space="preserve">vector_search(query="how to grow cabbage cultivation")</w:t>
+      </w:r>
+      <w:r>
+        <w:t xml:space="preserve">.</w:t>
+      </w:r>
+      <w:r>
+        <w:t xml:space="preserve"> </w:t>
+      </w:r>
+      <w:r>
+        <w:t xml:space="preserve">Graf-data giver companions (bønner, selleri, bælgfrugter), antagonister</w:t>
+      </w:r>
+      <w:r>
+        <w:t xml:space="preserve"> </w:t>
+      </w:r>
+      <w:r>
+        <w:t xml:space="preserve">(vindruer) og sædskifte (følger godt efter bønner, ærter, majs, squash;</w:t>
+      </w:r>
+      <w:r>
+        <w:t xml:space="preserve"> </w:t>
+      </w:r>
+      <w:r>
+        <w:t xml:space="preserve">undgå efter tomater, peberfrugter, salat). Vector search tilføjer</w:t>
+      </w:r>
+      <w:r>
+        <w:t xml:space="preserve"> </w:t>
+      </w:r>
+      <w:r>
+        <w:t xml:space="preserve">dyrkningsforhold: kål er en toårig plante dyrket som etårig, trives i</w:t>
+      </w:r>
+      <w:r>
+        <w:t xml:space="preserve"> </w:t>
+      </w:r>
+      <w:r>
+        <w:t xml:space="preserve">køligere vejr, kræver god sol.</w:t>
+      </w:r>
+    </w:p>
+    <w:bookmarkEnd w:id="30"/>
+    <w:bookmarkStart w:id="31" w:name="markplan-sekvens-struktureret-anbefaling"/>
     <w:p>
       <w:pPr>
         <w:pStyle w:val="Heading3"/>
-        <w:rPr>
-          <w:lang w:val="da-DK"/>
-        </w:rPr>
-      </w:pPr>
-      <w:bookmarkStart w:id="15" w:name="markplan-sekvens-struktureret-anbefaling"/>
-      <w:bookmarkEnd w:id="14"/>
-      <w:r>
-        <w:rPr>
-          <w:lang w:val="da-DK"/>
-        </w:rPr>
-        <w:lastRenderedPageBreak/>
-        <w:t>Markplan-sekvens: struktureret anbefaling</w:t>
+      </w:pPr>
+      <w:r>
+        <w:t xml:space="preserve">Markplan-sekvens: struktureret anbefaling</w:t>
       </w:r>
     </w:p>
     <w:p>
       <w:pPr>
         <w:pStyle w:val="BlockText"/>
-        <w:rPr>
-          <w:lang w:val="da-DK"/>
-        </w:rPr>
       </w:pPr>
       <w:r>
         <w:rPr>
           <w:b/>
           <w:bCs/>
-          <w:lang w:val="da-DK"/>
         </w:rPr>
-        <w:t>Bruger</w:t>
-      </w:r>
-      <w:r>
-        <w:rPr>
-          <w:lang w:val="da-DK"/>
-        </w:rPr>
-        <w:t>: hvad kan jeg plante i foråret på lerjord?</w:t>
+        <w:t xml:space="preserve">Bruger</w:t>
+      </w:r>
+      <w:r>
+        <w:t xml:space="preserve">: lav en markplan til forår med lerjord</w:t>
       </w:r>
     </w:p>
     <w:p>
       <w:pPr>
         <w:pStyle w:val="FirstParagraph"/>
-        <w:rPr>
-          <w:lang w:val="da-DK"/>
-        </w:rPr>
-      </w:pPr>
-      <w:r>
-        <w:rPr>
-          <w:lang w:val="da-DK"/>
-        </w:rPr>
-        <w:t xml:space="preserve">Agenten kører den fulde markplan-sekvens autonomt: - </w:t>
-      </w:r>
+      </w:pPr>
+      <w:r>
+        <w:t xml:space="preserve">Agenten kører markplan-sekvensen autonomt:</w:t>
+      </w:r>
+    </w:p>
+    <w:p>
+      <w:pPr>
+        <w:pStyle w:val="Compact"/>
+        <w:numPr>
+          <w:ilvl w:val="0"/>
+          <w:numId w:val="1002"/>
+        </w:numPr>
+      </w:pPr>
       <w:r>
         <w:rPr>
           <w:rStyle w:val="VerbatimChar"/>
-          <w:lang w:val="da-DK"/>
         </w:rPr>
-        <w:t>season_soil_filter(forår, ler)</w:t>
-      </w:r>
-      <w:r>
-        <w:rPr>
-          <w:lang w:val="da-DK"/>
-        </w:rPr>
-        <w:t xml:space="preserve"> → 53 kandidater - </w:t>
-      </w:r>
+        <w:t xml:space="preserve">season_soil_filter(season="forår", soil_type="lerjord")</w:t>
+      </w:r>
+      <w:r>
+        <w:t xml:space="preserve"> </w:t>
+      </w:r>
+      <w:r>
+        <w:t xml:space="preserve">→ 33 planter matcher</w:t>
+      </w:r>
+    </w:p>
+    <w:p>
+      <w:pPr>
+        <w:pStyle w:val="Compact"/>
+        <w:numPr>
+          <w:ilvl w:val="0"/>
+          <w:numId w:val="1002"/>
+        </w:numPr>
+      </w:pPr>
       <w:r>
         <w:rPr>
           <w:rStyle w:val="VerbatimChar"/>
-          <w:lang w:val="da-DK"/>
         </w:rPr>
-        <w:t>graph_query</w:t>
-      </w:r>
-      <w:r>
-        <w:rPr>
-          <w:lang w:val="da-DK"/>
-        </w:rPr>
-        <w:t xml:space="preserve"> × 4 (gulerødder, kål, løg, spinat) parallelt - </w:t>
-      </w:r>
-      <w:r>
-        <w:rPr>
-          <w:rStyle w:val="VerbatimChar"/>
-          <w:lang w:val="da-DK"/>
-        </w:rPr>
-        <w:t>vector_search</w:t>
-      </w:r>
-      <w:r>
-        <w:rPr>
-          <w:lang w:val="da-DK"/>
-        </w:rPr>
-        <w:t xml:space="preserve"> × 4 med plantespecifikke søgetekster parallelt - Struktureret anbefaling med companions og dyrkningsråd</w:t>
-      </w:r>
-    </w:p>
-    <w:p>
-      <w:pPr>
-        <w:pStyle w:val="BodyText"/>
-        <w:rPr>
-          <w:lang w:val="da-DK"/>
-        </w:rPr>
-      </w:pPr>
-      <w:r>
-        <w:rPr>
-          <w:lang w:val="da-DK"/>
-        </w:rPr>
-        <w:t>Hele sekvensen gennemføres uden at spørge brugeren undervejs — en direkte effekt af opdateringen til markplan-sekvensen i AGENTS.md.</w:t>
-      </w:r>
-    </w:p>
-    <w:p>
-      <w:r>
-        <w:rPr>
-          <w:noProof/>
-        </w:rPr>
-        <w:pict w14:anchorId="27CE434E">
-          <v:rect id="_x0000_i1025" alt="" style="width:451.3pt;height:.05pt;mso-width-percent:0;mso-height-percent:0;mso-width-percent:0;mso-height-percent:0" o:hralign="center" o:hrstd="t" o:hr="t"/>
-        </w:pict>
-      </w:r>
-    </w:p>
+        <w:t xml:space="preserve">graph_query</w:t>
+      </w:r>
+      <w:r>
+        <w:t xml:space="preserve"> </w:t>
+      </w:r>
+      <w:r>
+        <w:t xml:space="preserve">× 3 (asparagus, bush beans, fava beans) — top 3 Vegetable-type planter, sorteret via PRIORITY-array i tool-kode</w:t>
+      </w:r>
+    </w:p>
+    <w:p>
+      <w:pPr>
+        <w:pStyle w:val="Compact"/>
+        <w:numPr>
+          <w:ilvl w:val="0"/>
+          <w:numId w:val="1002"/>
+        </w:numPr>
+      </w:pPr>
+      <w:r>
+        <w:t xml:space="preserve">Struktureret anbefaling: Asparges (trives med tomater og persille), Buskbønner (trives med jordbær og agurker), Hestebønner (god forgænger for peberfrugter)</w:t>
+      </w:r>
+    </w:p>
+    <w:p>
+      <w:pPr>
+        <w:pStyle w:val="FirstParagraph"/>
+      </w:pPr>
+      <w:r>
+        <w:t xml:space="preserve">Hele sekvensen gennemføres uden at spørge brugeren undervejs — styret</w:t>
+      </w:r>
+      <w:r>
+        <w:t xml:space="preserve"> </w:t>
+      </w:r>
+      <w:r>
+        <w:t xml:space="preserve">af NEXT STEPS-instruktioner i season_soil_filter’s tool-resultat.</w:t>
+      </w:r>
+    </w:p>
+    <w:bookmarkEnd w:id="31"/>
+    <w:bookmarkEnd w:id="32"/>
+    <w:bookmarkStart w:id="36" w:name="X7bd5f9bfae28095b0107307c633da271af37658"/>
     <w:p>
       <w:pPr>
         <w:pStyle w:val="Heading2"/>
-        <w:rPr>
-          <w:lang w:val="da-DK"/>
-        </w:rPr>
-      </w:pPr>
-      <w:bookmarkStart w:id="16" w:name="X7bd5f9bfae28095b0107307c633da271af37658"/>
-      <w:bookmarkEnd w:id="12"/>
-      <w:bookmarkEnd w:id="15"/>
-      <w:r>
-        <w:rPr>
-          <w:lang w:val="da-DK"/>
-        </w:rPr>
-        <w:t>Side 5 — Reflection, sikkerhed og fremtidigt arbejde</w:t>
-      </w:r>
-    </w:p>
+      </w:pPr>
+      <w:r>
+        <w:t xml:space="preserve">Side 5 — Reflection, sikkerhed og fremtidigt arbejde</w:t>
+      </w:r>
+    </w:p>
+    <w:bookmarkStart w:id="33" w:name="begrænsninger"/>
     <w:p>
       <w:pPr>
         <w:pStyle w:val="Heading3"/>
-        <w:rPr>
-          <w:lang w:val="da-DK"/>
-        </w:rPr>
-      </w:pPr>
-      <w:bookmarkStart w:id="17" w:name="begrænsninger"/>
-      <w:r>
-        <w:rPr>
-          <w:lang w:val="da-DK"/>
-        </w:rPr>
-        <w:t>Begrænsninger</w:t>
+      </w:pPr>
+      <w:r>
+        <w:t xml:space="preserve">Begrænsninger</w:t>
       </w:r>
     </w:p>
     <w:p>
       <w:pPr>
         <w:pStyle w:val="FirstParagraph"/>
-        <w:rPr>
-          <w:lang w:val="da-DK"/>
-        </w:rPr>
       </w:pPr>
       <w:r>
         <w:rPr>
           <w:b/>
           <w:bCs/>
-          <w:lang w:val="da-DK"/>
         </w:rPr>
-        <w:t>Modelafhængighed</w:t>
-      </w:r>
-      <w:r>
-        <w:rPr>
-          <w:lang w:val="da-DK"/>
-        </w:rPr>
-        <w:t>: Systemet kræver en cloud-model (Gemini 2.5 Flash) for pålidelig tool-calling. Alle testede lokale modeller (llama3.1, hermes3, mistral) fejlede. Det introducerer en ekstern afhængighed og rate-limiting (20 req/min, 250 req/dag på gratis tier). For produktionsbrug ville en betalt tier eller en stærkere lokal model (f.eks. llama3.3:70b) være nødvendig.</w:t>
+        <w:t xml:space="preserve">Modelafhængighed</w:t>
+      </w:r>
+      <w:r>
+        <w:t xml:space="preserve">: Systemet kræver en cloud-model (Gemini 2.5 Flash)</w:t>
+      </w:r>
+      <w:r>
+        <w:t xml:space="preserve"> </w:t>
+      </w:r>
+      <w:r>
+        <w:t xml:space="preserve">for pålidelig tool-calling. Alle testede lokale modeller (llama3.1,</w:t>
+      </w:r>
+      <w:r>
+        <w:t xml:space="preserve"> </w:t>
+      </w:r>
+      <w:r>
+        <w:t xml:space="preserve">hermes3, mistral) fejlede. Det introducerer en ekstern afhængighed og</w:t>
+      </w:r>
+      <w:r>
+        <w:t xml:space="preserve"> </w:t>
+      </w:r>
+      <w:r>
+        <w:t xml:space="preserve">rate-limiting (20 req/min, 250 req/dag på gratis tier). For</w:t>
+      </w:r>
+      <w:r>
+        <w:t xml:space="preserve"> </w:t>
+      </w:r>
+      <w:r>
+        <w:t xml:space="preserve">produktionsbrug ville en betalt tier eller en stærkere lokal model</w:t>
+      </w:r>
+      <w:r>
+        <w:t xml:space="preserve"> </w:t>
+      </w:r>
+      <w:r>
+        <w:t xml:space="preserve">(f.eks. llama3.3:70b) være nødvendig.</w:t>
       </w:r>
     </w:p>
     <w:p>
       <w:pPr>
         <w:pStyle w:val="BodyText"/>
-        <w:rPr>
-          <w:lang w:val="da-DK"/>
-        </w:rPr>
       </w:pPr>
       <w:r>
         <w:rPr>
           <w:b/>
           <w:bCs/>
-          <w:lang w:val="da-DK"/>
         </w:rPr>
-        <w:t>Datakvalitet</w:t>
-      </w:r>
-      <w:r>
-        <w:rPr>
-          <w:lang w:val="da-DK"/>
-        </w:rPr>
-        <w:t>: Staging-data er genereret med Mistral 7B og ikke fagligt valideret. Felter som sædskifte og næringsstoffer kan indeholde fejl. Vector-korpus er udelukkende Wikipedia — kvaliteten varierer per plante.</w:t>
+        <w:t xml:space="preserve">Datakvalitet</w:t>
+      </w:r>
+      <w:r>
+        <w:t xml:space="preserve">: Staging-data er genereret med Mistral 7B og ikke</w:t>
+      </w:r>
+      <w:r>
+        <w:t xml:space="preserve"> </w:t>
+      </w:r>
+      <w:r>
+        <w:t xml:space="preserve">fagligt valideret. Felter som sædskifte og næringsstoffer kan indeholde</w:t>
+      </w:r>
+      <w:r>
+        <w:t xml:space="preserve"> </w:t>
+      </w:r>
+      <w:r>
+        <w:t xml:space="preserve">fejl. Vector-korpus er udelukkende Wikipedia — kvaliteten varierer per</w:t>
+      </w:r>
+      <w:r>
+        <w:t xml:space="preserve"> </w:t>
+      </w:r>
+      <w:r>
+        <w:t xml:space="preserve">plante.</w:t>
       </w:r>
     </w:p>
     <w:p>
       <w:pPr>
         <w:pStyle w:val="BodyText"/>
-        <w:rPr>
-          <w:lang w:val="da-DK"/>
-        </w:rPr>
       </w:pPr>
       <w:r>
         <w:rPr>
           <w:b/>
           <w:bCs/>
-          <w:lang w:val="da-DK"/>
         </w:rPr>
-        <w:t>Lokal drift</w:t>
-      </w:r>
-      <w:r>
-        <w:rPr>
-          <w:lang w:val="da-DK"/>
-        </w:rPr>
-        <w:t>: Systemet kører kun lokalt. Ingen skalering, ingen redundans, ingen tilgængelighed for andre brugere uden eksplicit opsætning.</w:t>
+        <w:t xml:space="preserve">Lokal drift</w:t>
+      </w:r>
+      <w:r>
+        <w:t xml:space="preserve">: Systemet kører kun lokalt. Ingen skalering, ingen</w:t>
+      </w:r>
+      <w:r>
+        <w:t xml:space="preserve"> </w:t>
+      </w:r>
+      <w:r>
+        <w:t xml:space="preserve">redundans, ingen tilgængelighed for andre brugere uden eksplicit</w:t>
+      </w:r>
+      <w:r>
+        <w:t xml:space="preserve"> </w:t>
+      </w:r>
+      <w:r>
+        <w:t xml:space="preserve">opsætning.</w:t>
       </w:r>
     </w:p>
     <w:p>
       <w:pPr>
         <w:pStyle w:val="BodyText"/>
-        <w:rPr>
-          <w:lang w:val="da-DK"/>
-        </w:rPr>
       </w:pPr>
       <w:r>
         <w:rPr>
           <w:b/>
           <w:bCs/>
-          <w:lang w:val="da-DK"/>
         </w:rPr>
-        <w:t>Prompt compliance</w:t>
-      </w:r>
-      <w:r>
-        <w:rPr>
-          <w:lang w:val="da-DK"/>
-        </w:rPr>
-        <w:t>: Agenten følger ikke altid systemprompten præcist. Den spørger undertiden om fugtighed selvom det ikke er relevant, og stopper indimellem midt i markplan-sekvensen. Stærkere instruktioner reducerer men eliminerer ikke problemet.</w:t>
-      </w:r>
-    </w:p>
+        <w:t xml:space="preserve">Prompt compliance</w:t>
+      </w:r>
+      <w:r>
+        <w:t xml:space="preserve">: Agenten følger ikke altid systemprompten præcist.</w:t>
+      </w:r>
+      <w:r>
+        <w:t xml:space="preserve"> </w:t>
+      </w:r>
+      <w:r>
+        <w:t xml:space="preserve">Den spørger undertiden om fugtighed selvom det ikke er relevant, og</w:t>
+      </w:r>
+      <w:r>
+        <w:t xml:space="preserve"> </w:t>
+      </w:r>
+      <w:r>
+        <w:t xml:space="preserve">stopper indimellem midt i markplan-sekvensen. Stærkere instruktioner</w:t>
+      </w:r>
+      <w:r>
+        <w:t xml:space="preserve"> </w:t>
+      </w:r>
+      <w:r>
+        <w:t xml:space="preserve">reducerer men eliminerer ikke problemet.</w:t>
+      </w:r>
+    </w:p>
+    <w:bookmarkEnd w:id="33"/>
+    <w:bookmarkStart w:id="34" w:name="sikkerhed-og-akademisk-integritet"/>
     <w:p>
       <w:pPr>
         <w:pStyle w:val="Heading3"/>
-        <w:rPr>
-          <w:lang w:val="da-DK"/>
-        </w:rPr>
-      </w:pPr>
-      <w:bookmarkStart w:id="18" w:name="sikkerhed-og-akademisk-integritet"/>
-      <w:bookmarkEnd w:id="17"/>
-      <w:r>
-        <w:rPr>
-          <w:lang w:val="da-DK"/>
-        </w:rPr>
-        <w:t>Sikkerhed og akademisk integritet</w:t>
+      </w:pPr>
+      <w:r>
+        <w:t xml:space="preserve">Sikkerhed og akademisk integritet</w:t>
       </w:r>
     </w:p>
     <w:p>
       <w:pPr>
         <w:pStyle w:val="FirstParagraph"/>
-        <w:rPr>
-          <w:lang w:val="da-DK"/>
-        </w:rPr>
-      </w:pPr>
-      <w:r>
-        <w:rPr>
-          <w:lang w:val="da-DK"/>
-        </w:rPr>
-        <w:t xml:space="preserve">Credentials (Neo4j-adgangskode, API keys) opbevares i </w:t>
+      </w:pPr>
+      <w:r>
+        <w:t xml:space="preserve">Credentials (Neo4j-adgangskode, API keys) opbevares i</w:t>
+      </w:r>
+      <w:r>
+        <w:t xml:space="preserve"> </w:t>
       </w:r>
       <w:r>
         <w:rPr>
           <w:rStyle w:val="VerbatimChar"/>
-          <w:lang w:val="da-DK"/>
         </w:rPr>
-        <w:t>.env</w:t>
-      </w:r>
-      <w:r>
-        <w:rPr>
-          <w:lang w:val="da-DK"/>
-        </w:rPr>
-        <w:t xml:space="preserve"> og er ikke committet til repository. Telegram-beskeder routes til Hermes og logges ikke. Ingen brugerdata gemmes persistent.</w:t>
+        <w:t xml:space="preserve">.env</w:t>
+      </w:r>
+      <w:r>
+        <w:t xml:space="preserve"> </w:t>
+      </w:r>
+      <w:r>
+        <w:t xml:space="preserve">og er ikke</w:t>
+      </w:r>
+      <w:r>
+        <w:t xml:space="preserve"> </w:t>
+      </w:r>
+      <w:r>
+        <w:t xml:space="preserve">committet til repository. Telegram-beskeder routes til Hermes og logges</w:t>
+      </w:r>
+      <w:r>
+        <w:t xml:space="preserve"> </w:t>
+      </w:r>
+      <w:r>
+        <w:t xml:space="preserve">ikke. Ingen brugerdata gemmes persistent.</w:t>
       </w:r>
     </w:p>
     <w:p>
@@ -1889,23 +2087,35 @@
         <w:pStyle w:val="BodyText"/>
       </w:pPr>
       <w:r>
-        <w:rPr>
-          <w:lang w:val="da-DK"/>
-        </w:rPr>
-        <w:t xml:space="preserve">Staging-datasættet bygger på to open source datasæt (MIT-licens). LLM-genererede felter er tydeligt markeret i datasætstrukturen. Vector-tekst er fra Wikipedia (åben licens). </w:t>
-      </w:r>
-      <w:r>
-        <w:t>Systemprompten og markplan-sekvensen er eget arbejde.</w:t>
-      </w:r>
-    </w:p>
+        <w:t xml:space="preserve">Staging-datasættet bygger på to open source datasæt (MIT-licens).</w:t>
+      </w:r>
+      <w:r>
+        <w:t xml:space="preserve"> </w:t>
+      </w:r>
+      <w:r>
+        <w:t xml:space="preserve">LLM-genererede felter er tydeligt markeret i datasætstrukturen.</w:t>
+      </w:r>
+      <w:r>
+        <w:t xml:space="preserve"> </w:t>
+      </w:r>
+      <w:r>
+        <w:t xml:space="preserve">Vector-tekst er fra Wikipedia (åben licens). Systemprompten og</w:t>
+      </w:r>
+      <w:r>
+        <w:t xml:space="preserve"> </w:t>
+      </w:r>
+      <w:r>
+        <w:t xml:space="preserve">markplan-sekvensen er eget arbejde.</w:t>
+      </w:r>
+    </w:p>
+    <w:bookmarkEnd w:id="34"/>
+    <w:bookmarkStart w:id="35" w:name="fremtidigt-arbejde"/>
     <w:p>
       <w:pPr>
         <w:pStyle w:val="Heading3"/>
       </w:pPr>
-      <w:bookmarkStart w:id="19" w:name="fremtidigt-arbejde"/>
-      <w:bookmarkEnd w:id="18"/>
-      <w:r>
-        <w:t>Fremtidigt arbejde</w:t>
+      <w:r>
+        <w:t xml:space="preserve">Fremtidigt arbejde</w:t>
       </w:r>
     </w:p>
     <w:p>
@@ -1913,17 +2123,17 @@
         <w:pStyle w:val="Compact"/>
         <w:numPr>
           <w:ilvl w:val="0"/>
-          <w:numId w:val="3"/>
+          <w:numId w:val="1003"/>
         </w:numPr>
-        <w:rPr>
-          <w:lang w:val="da-DK"/>
-        </w:rPr>
-      </w:pPr>
-      <w:r>
-        <w:rPr>
-          <w:lang w:val="da-DK"/>
-        </w:rPr>
-        <w:t>Stærkere lokal model til tool-calling (llama3.3:70b eller tilsvarende) for at eliminere cloud-afhængighed</w:t>
+      </w:pPr>
+      <w:r>
+        <w:t xml:space="preserve">Stærkere lokal model til tool-calling (llama3.3:70b eller tilsvarende)</w:t>
+      </w:r>
+      <w:r>
+        <w:t xml:space="preserve"> </w:t>
+      </w:r>
+      <w:r>
+        <w:t xml:space="preserve">for at eliminere cloud-afhængighed</w:t>
       </w:r>
     </w:p>
     <w:p>
@@ -1931,38 +2141,35 @@
         <w:pStyle w:val="Compact"/>
         <w:numPr>
           <w:ilvl w:val="0"/>
-          <w:numId w:val="3"/>
+          <w:numId w:val="1003"/>
         </w:numPr>
-        <w:rPr>
-          <w:lang w:val="da-DK"/>
-        </w:rPr>
       </w:pPr>
       <w:r>
         <w:rPr>
           <w:rStyle w:val="VerbatimChar"/>
-          <w:lang w:val="da-DK"/>
         </w:rPr>
-        <w:lastRenderedPageBreak/>
-        <w:t>Pest</w:t>
-      </w:r>
-      <w:r>
-        <w:rPr>
-          <w:lang w:val="da-DK"/>
-        </w:rPr>
-        <w:t xml:space="preserve">-node med </w:t>
+        <w:t xml:space="preserve">Pest</w:t>
+      </w:r>
+      <w:r>
+        <w:t xml:space="preserve">-node med</w:t>
+      </w:r>
+      <w:r>
+        <w:t xml:space="preserve"> </w:t>
       </w:r>
       <w:r>
         <w:rPr>
           <w:rStyle w:val="VerbatimChar"/>
-          <w:lang w:val="da-DK"/>
         </w:rPr>
-        <w:t>REPELS</w:t>
-      </w:r>
-      <w:r>
-        <w:rPr>
-          <w:lang w:val="da-DK"/>
-        </w:rPr>
-        <w:t>-relationer — skadedyrsafvisende companion planting</w:t>
+        <w:t xml:space="preserve">REPELS</w:t>
+      </w:r>
+      <w:r>
+        <w:t xml:space="preserve">-relationer — skadedyrsafvisende companion</w:t>
+      </w:r>
+      <w:r>
+        <w:t xml:space="preserve"> </w:t>
+      </w:r>
+      <w:r>
+        <w:t xml:space="preserve">planting</w:t>
       </w:r>
     </w:p>
     <w:p>
@@ -1970,17 +2177,11 @@
         <w:pStyle w:val="Compact"/>
         <w:numPr>
           <w:ilvl w:val="0"/>
-          <w:numId w:val="3"/>
+          <w:numId w:val="1003"/>
         </w:numPr>
-        <w:rPr>
-          <w:lang w:val="da-DK"/>
-        </w:rPr>
-      </w:pPr>
-      <w:r>
-        <w:rPr>
-          <w:lang w:val="da-DK"/>
-        </w:rPr>
-        <w:t>ØKO-Portalen som dansk tekstkilde til vector-embeddings</w:t>
+      </w:pPr>
+      <w:r>
+        <w:t xml:space="preserve">ØKO-Portalen som dansk tekstkilde til vector-embeddings</w:t>
       </w:r>
     </w:p>
     <w:p>
@@ -1988,17 +2189,17 @@
         <w:pStyle w:val="Compact"/>
         <w:numPr>
           <w:ilvl w:val="0"/>
-          <w:numId w:val="3"/>
+          <w:numId w:val="1003"/>
         </w:numPr>
-        <w:rPr>
-          <w:lang w:val="da-DK"/>
-        </w:rPr>
-      </w:pPr>
-      <w:r>
-        <w:rPr>
-          <w:lang w:val="da-DK"/>
-        </w:rPr>
-        <w:t>Validering af staging-data af fagperson (agronom eller erfaren gartner)</w:t>
+      </w:pPr>
+      <w:r>
+        <w:t xml:space="preserve">Validering af staging-data af fagperson (agronom eller erfaren</w:t>
+      </w:r>
+      <w:r>
+        <w:t xml:space="preserve"> </w:t>
+      </w:r>
+      <w:r>
+        <w:t xml:space="preserve">gartner)</w:t>
       </w:r>
     </w:p>
     <w:p>
@@ -2006,60 +2207,39 @@
         <w:pStyle w:val="Compact"/>
         <w:numPr>
           <w:ilvl w:val="0"/>
-          <w:numId w:val="3"/>
+          <w:numId w:val="1003"/>
         </w:numPr>
-        <w:rPr>
-          <w:lang w:val="da-DK"/>
-        </w:rPr>
-      </w:pPr>
-      <w:r>
-        <w:rPr>
-          <w:lang w:val="da-DK"/>
-        </w:rPr>
-        <w:t>Selvhosted backend med brugerkonti og markdata — produktudvikling ovenpå dette fundament</w:t>
-      </w:r>
-      <w:bookmarkEnd w:id="0"/>
-      <w:bookmarkEnd w:id="16"/>
-      <w:bookmarkEnd w:id="19"/>
-    </w:p>
+      </w:pPr>
+      <w:r>
+        <w:t xml:space="preserve">Selvhosted backend med brugerkonti og markdata — produktudvikling</w:t>
+      </w:r>
+      <w:r>
+        <w:t xml:space="preserve"> </w:t>
+      </w:r>
+      <w:r>
+        <w:t xml:space="preserve">ovenpå dette fundament</w:t>
+      </w:r>
+    </w:p>
+    <w:bookmarkEnd w:id="35"/>
+    <w:bookmarkEnd w:id="36"/>
+    <w:bookmarkEnd w:id="37"/>
     <w:sectPr>
-      <w:headerReference w:type="default" r:id="rId7"/>
-      <w:footerReference w:type="even" r:id="rId8"/>
-      <w:footerReference w:type="default" r:id="rId9"/>
+      <w:headerReference r:id="rId7" w:type="default"/>
+      <w:footerReference r:id="rId8" w:type="even"/>
+      <w:footerReference r:id="rId9" w:type="default"/>
       <w:footnotePr>
         <w:numRestart w:val="eachSect"/>
       </w:footnotePr>
-      <w:pgSz w:w="12240" w:h="15840"/>
-      <w:pgMar w:top="1440" w:right="1440" w:bottom="1440" w:left="1440" w:header="720" w:footer="720" w:gutter="0"/>
+      <w:pgSz w:h="15840" w:w="12240"/>
+      <w:pgMar w:bottom="1440" w:footer="720" w:gutter="0" w:header="720" w:left="1440" w:right="1440" w:top="1440"/>
       <w:cols w:space="720"/>
     </w:sectPr>
   </w:body>
 </w:document>
 </file>
 
-<file path=word/endnotes.xml><?xml version="1.0" encoding="utf-8"?>
-<w:endnotes xmlns:wpc="http://schemas.microsoft.com/office/word/2010/wordprocessingCanvas" xmlns:cx="http://schemas.microsoft.com/office/drawing/2014/chartex" xmlns:cx1="http://schemas.microsoft.com/office/drawing/2015/9/8/chartex" xmlns:cx2="http://schemas.microsoft.com/office/drawing/2015/10/21/chartex" xmlns:cx3="http://schemas.microsoft.com/office/drawing/2016/5/9/chartex" xmlns:cx4="http://schemas.microsoft.com/office/drawing/2016/5/10/chartex" xmlns:cx5="http://schemas.microsoft.com/office/drawing/2016/5/11/chartex" xmlns:cx6="http://schemas.microsoft.com/office/drawing/2016/5/12/chartex" xmlns:cx7="http://schemas.microsoft.com/office/drawing/2016/5/13/chartex" xmlns:cx8="http://schemas.microsoft.com/office/drawing/2016/5/14/chartex" xmlns:mc="http://schemas.openxmlformats.org/markup-compatibility/2006" xmlns:aink="http://schemas.microsoft.com/office/drawing/2016/ink" xmlns:am3d="http://schemas.microsoft.com/office/drawing/2017/model3d" xmlns:o="urn:schemas-microsoft-com:office:office" xmlns:oel="http://schemas.microsoft.com/office/2019/extlst" xmlns:r="http://schemas.openxmlformats.org/officeDocument/2006/relationships" xmlns:m="http://schemas.openxmlformats.org/officeDocument/2006/math" xmlns:v="urn:schemas-microsoft-com:vml" xmlns:wp14="http://schemas.microsoft.com/office/word/2010/wordprocessingDrawing" xmlns:wp="http://schemas.openxmlformats.org/drawingml/2006/wordprocessingDrawing" xmlns:w10="urn:schemas-microsoft-com:office:word" xmlns:w="http://schemas.openxmlformats.org/wordprocessingml/2006/main" xmlns:w14="http://schemas.microsoft.com/office/word/2010/wordml" xmlns:w15="http://schemas.microsoft.com/office/word/2012/wordml" xmlns:w16cex="http://schemas.microsoft.com/office/word/2018/wordml/cex" xmlns:w16cid="http://schemas.microsoft.com/office/word/2016/wordml/cid" xmlns:w16="http://schemas.microsoft.com/office/word/2018/wordml" xmlns:w16du="http://schemas.microsoft.com/office/word/2023/wordml/word16du" xmlns:w16sdtdh="http://schemas.microsoft.com/office/word/2020/wordml/sdtdatahash" xmlns:w16sdtfl="http://schemas.microsoft.com/office/word/2024/wordml/sdtformatlock" xmlns:w16se="http://schemas.microsoft.com/office/word/2015/wordml/symex" xmlns:wpg="http://schemas.microsoft.com/office/word/2010/wordprocessingGroup" xmlns:wpi="http://schemas.microsoft.com/office/word/2010/wordprocessingInk" xmlns:wne="http://schemas.microsoft.com/office/word/2006/wordml" xmlns:wps="http://schemas.microsoft.com/office/word/2010/wordprocessingShape" mc:Ignorable="w14 w15 w16se w16cid w16 w16cex w16sdtdh w16sdtfl w16du wp14">
-  <w:endnote w:type="separator" w:id="-1">
-    <w:p>
-      <w:pPr>
-        <w:spacing w:after="0"/>
-      </w:pPr>
-      <w:r>
-        <w:separator/>
-      </w:r>
-    </w:p>
-  </w:endnote>
-  <w:endnote w:type="continuationSeparator" w:id="0">
-    <w:p>
-      <w:pPr>
-        <w:spacing w:after="0"/>
-      </w:pPr>
-      <w:r>
-        <w:continuationSeparator/>
-      </w:r>
-    </w:p>
-  </w:endnote>
-</w:endnotes>
+<file path=word/comments.xml><?xml version="1.0" encoding="utf-8"?>
+<w:comments xmlns:w="http://schemas.openxmlformats.org/wordprocessingml/2006/main" xmlns:m="http://schemas.openxmlformats.org/officeDocument/2006/math" xmlns:r="http://schemas.openxmlformats.org/officeDocument/2006/relationships" xmlns:o="urn:schemas-microsoft-com:office:office" xmlns:v="urn:schemas-microsoft-com:vml" xmlns:w10="urn:schemas-microsoft-com:office:word" xmlns:a="http://schemas.openxmlformats.org/drawingml/2006/main" xmlns:pic="http://schemas.openxmlformats.org/drawingml/2006/picture" xmlns:wp="http://schemas.openxmlformats.org/drawingml/2006/wordprocessingDrawing"/>
 </file>
 
 <file path=word/footer1.xml><?xml version="1.0" encoding="utf-8"?>
@@ -2186,24 +2366,18 @@
 </file>
 
 <file path=word/footnotes.xml><?xml version="1.0" encoding="utf-8"?>
-<w:footnotes xmlns:wpc="http://schemas.microsoft.com/office/word/2010/wordprocessingCanvas" xmlns:cx="http://schemas.microsoft.com/office/drawing/2014/chartex" xmlns:cx1="http://schemas.microsoft.com/office/drawing/2015/9/8/chartex" xmlns:cx2="http://schemas.microsoft.com/office/drawing/2015/10/21/chartex" xmlns:cx3="http://schemas.microsoft.com/office/drawing/2016/5/9/chartex" xmlns:cx4="http://schemas.microsoft.com/office/drawing/2016/5/10/chartex" xmlns:cx5="http://schemas.microsoft.com/office/drawing/2016/5/11/chartex" xmlns:cx6="http://schemas.microsoft.com/office/drawing/2016/5/12/chartex" xmlns:cx7="http://schemas.microsoft.com/office/drawing/2016/5/13/chartex" xmlns:cx8="http://schemas.microsoft.com/office/drawing/2016/5/14/chartex" xmlns:mc="http://schemas.openxmlformats.org/markup-compatibility/2006" xmlns:aink="http://schemas.microsoft.com/office/drawing/2016/ink" xmlns:am3d="http://schemas.microsoft.com/office/drawing/2017/model3d" xmlns:o="urn:schemas-microsoft-com:office:office" xmlns:oel="http://schemas.microsoft.com/office/2019/extlst" xmlns:r="http://schemas.openxmlformats.org/officeDocument/2006/relationships" xmlns:m="http://schemas.openxmlformats.org/officeDocument/2006/math" xmlns:v="urn:schemas-microsoft-com:vml" xmlns:wp14="http://schemas.microsoft.com/office/word/2010/wordprocessingDrawing" xmlns:wp="http://schemas.openxmlformats.org/drawingml/2006/wordprocessingDrawing" xmlns:w10="urn:schemas-microsoft-com:office:word" xmlns:w="http://schemas.openxmlformats.org/wordprocessingml/2006/main" xmlns:w14="http://schemas.microsoft.com/office/word/2010/wordml" xmlns:w15="http://schemas.microsoft.com/office/word/2012/wordml" xmlns:w16cex="http://schemas.microsoft.com/office/word/2018/wordml/cex" xmlns:w16cid="http://schemas.microsoft.com/office/word/2016/wordml/cid" xmlns:w16="http://schemas.microsoft.com/office/word/2018/wordml" xmlns:w16du="http://schemas.microsoft.com/office/word/2023/wordml/word16du" xmlns:w16sdtdh="http://schemas.microsoft.com/office/word/2020/wordml/sdtdatahash" xmlns:w16sdtfl="http://schemas.microsoft.com/office/word/2024/wordml/sdtformatlock" xmlns:w16se="http://schemas.microsoft.com/office/word/2015/wordml/symex" xmlns:wpg="http://schemas.microsoft.com/office/word/2010/wordprocessingGroup" xmlns:wpi="http://schemas.microsoft.com/office/word/2010/wordprocessingInk" xmlns:wne="http://schemas.microsoft.com/office/word/2006/wordml" xmlns:wps="http://schemas.microsoft.com/office/word/2010/wordprocessingShape" mc:Ignorable="w14 w15 w16se w16cid w16 w16cex w16sdtdh w16sdtfl w16du wp14">
+<w:footnotes xmlns:w="http://schemas.openxmlformats.org/wordprocessingml/2006/main" xmlns:m="http://schemas.openxmlformats.org/officeDocument/2006/math" xmlns:r="http://schemas.openxmlformats.org/officeDocument/2006/relationships" xmlns:o="urn:schemas-microsoft-com:office:office" xmlns:v="urn:schemas-microsoft-com:vml" xmlns:w10="urn:schemas-microsoft-com:office:word" xmlns:a="http://schemas.openxmlformats.org/drawingml/2006/main" xmlns:pic="http://schemas.openxmlformats.org/drawingml/2006/picture" xmlns:wp="http://schemas.openxmlformats.org/drawingml/2006/wordprocessingDrawing">
+  <w:footnote w:type="continuationSeparator" w:id="0">
+    <w:p>
+      <w:r>
+        <w:continuationSeparator/>
+      </w:r>
+    </w:p>
+  </w:footnote>
   <w:footnote w:type="separator" w:id="-1">
     <w:p>
-      <w:pPr>
-        <w:spacing w:after="0"/>
-      </w:pPr>
       <w:r>
         <w:separator/>
-      </w:r>
-    </w:p>
-  </w:footnote>
-  <w:footnote w:type="continuationSeparator" w:id="0">
-    <w:p>
-      <w:pPr>
-        <w:spacing w:after="0"/>
-      </w:pPr>
-      <w:r>
-        <w:continuationSeparator/>
       </w:r>
     </w:p>
   </w:footnote>
@@ -2243,8 +2417,8 @@
 </file>
 
 <file path=word/numbering.xml><?xml version="1.0" encoding="utf-8"?>
-<w:numbering xmlns:wpc="http://schemas.microsoft.com/office/word/2010/wordprocessingCanvas" xmlns:cx="http://schemas.microsoft.com/office/drawing/2014/chartex" xmlns:cx1="http://schemas.microsoft.com/office/drawing/2015/9/8/chartex" xmlns:cx2="http://schemas.microsoft.com/office/drawing/2015/10/21/chartex" xmlns:cx3="http://schemas.microsoft.com/office/drawing/2016/5/9/chartex" xmlns:cx4="http://schemas.microsoft.com/office/drawing/2016/5/10/chartex" xmlns:cx5="http://schemas.microsoft.com/office/drawing/2016/5/11/chartex" xmlns:cx6="http://schemas.microsoft.com/office/drawing/2016/5/12/chartex" xmlns:cx7="http://schemas.microsoft.com/office/drawing/2016/5/13/chartex" xmlns:cx8="http://schemas.microsoft.com/office/drawing/2016/5/14/chartex" xmlns:mc="http://schemas.openxmlformats.org/markup-compatibility/2006" xmlns:aink="http://schemas.microsoft.com/office/drawing/2016/ink" xmlns:am3d="http://schemas.microsoft.com/office/drawing/2017/model3d" xmlns:o="urn:schemas-microsoft-com:office:office" xmlns:oel="http://schemas.microsoft.com/office/2019/extlst" xmlns:r="http://schemas.openxmlformats.org/officeDocument/2006/relationships" xmlns:m="http://schemas.openxmlformats.org/officeDocument/2006/math" xmlns:v="urn:schemas-microsoft-com:vml" xmlns:wp14="http://schemas.microsoft.com/office/word/2010/wordprocessingDrawing" xmlns:wp="http://schemas.openxmlformats.org/drawingml/2006/wordprocessingDrawing" xmlns:w10="urn:schemas-microsoft-com:office:word" xmlns:w="http://schemas.openxmlformats.org/wordprocessingml/2006/main" xmlns:w14="http://schemas.microsoft.com/office/word/2010/wordml" xmlns:w15="http://schemas.microsoft.com/office/word/2012/wordml" xmlns:w16cex="http://schemas.microsoft.com/office/word/2018/wordml/cex" xmlns:w16cid="http://schemas.microsoft.com/office/word/2016/wordml/cid" xmlns:w16="http://schemas.microsoft.com/office/word/2018/wordml" xmlns:w16du="http://schemas.microsoft.com/office/word/2023/wordml/word16du" xmlns:w16sdtdh="http://schemas.microsoft.com/office/word/2020/wordml/sdtdatahash" xmlns:w16sdtfl="http://schemas.microsoft.com/office/word/2024/wordml/sdtformatlock" xmlns:w16se="http://schemas.microsoft.com/office/word/2015/wordml/symex" xmlns:wpg="http://schemas.microsoft.com/office/word/2010/wordprocessingGroup" xmlns:wpi="http://schemas.microsoft.com/office/word/2010/wordprocessingInk" xmlns:wne="http://schemas.microsoft.com/office/word/2006/wordml" xmlns:wps="http://schemas.microsoft.com/office/word/2010/wordprocessingShape" mc:Ignorable="w14 w15 w16se w16cid w16 w16cex w16sdtdh w16sdtfl w16du wp14">
-  <w:abstractNum w:abstractNumId="0" w15:restartNumberingAfterBreak="0">
+<w:numbering xmlns:aink="http://schemas.microsoft.com/office/drawing/2016/ink" xmlns:am3d="http://schemas.microsoft.com/office/drawing/2017/model3d" xmlns:cx="http://schemas.microsoft.com/office/drawing/2014/chartex" xmlns:cx1="http://schemas.microsoft.com/office/drawing/2015/9/8/chartex" xmlns:cx2="http://schemas.microsoft.com/office/drawing/2015/10/21/chartex" xmlns:cx3="http://schemas.microsoft.com/office/drawing/2016/5/9/chartex" xmlns:cx4="http://schemas.microsoft.com/office/drawing/2016/5/10/chartex" xmlns:cx5="http://schemas.microsoft.com/office/drawing/2016/5/11/chartex" xmlns:cx6="http://schemas.microsoft.com/office/drawing/2016/5/12/chartex" xmlns:cx7="http://schemas.microsoft.com/office/drawing/2016/5/13/chartex" xmlns:cx8="http://schemas.microsoft.com/office/drawing/2016/5/14/chartex" xmlns:m="http://schemas.openxmlformats.org/officeDocument/2006/math" xmlns:mc="http://schemas.openxmlformats.org/markup-compatibility/2006" xmlns:o="urn:schemas-microsoft-com:office:office" xmlns:oel="http://schemas.microsoft.com/office/2019/extlst" xmlns:r="http://schemas.openxmlformats.org/officeDocument/2006/relationships" xmlns:v="urn:schemas-microsoft-com:vml" xmlns:w="http://schemas.openxmlformats.org/wordprocessingml/2006/main" xmlns:w10="urn:schemas-microsoft-com:office:word" xmlns:w14="http://schemas.microsoft.com/office/word/2010/wordml" xmlns:w15="http://schemas.microsoft.com/office/word/2012/wordml" xmlns:w16="http://schemas.microsoft.com/office/word/2018/wordml" xmlns:w16cex="http://schemas.microsoft.com/office/word/2018/wordml/cex" xmlns:w16cid="http://schemas.microsoft.com/office/word/2016/wordml/cid" xmlns:w16du="http://schemas.microsoft.com/office/word/2023/wordml/word16du" xmlns:w16sdtdh="http://schemas.microsoft.com/office/word/2020/wordml/sdtdatahash" xmlns:w16sdtfl="http://schemas.microsoft.com/office/word/2024/wordml/sdtformatlock" xmlns:w16se="http://schemas.microsoft.com/office/word/2015/wordml/symex" xmlns:wne="http://schemas.microsoft.com/office/word/2006/wordml" xmlns:wp="http://schemas.openxmlformats.org/drawingml/2006/wordprocessingDrawing" xmlns:wp14="http://schemas.microsoft.com/office/word/2010/wordprocessingDrawing" xmlns:wpc="http://schemas.microsoft.com/office/word/2010/wordprocessingCanvas" xmlns:wpg="http://schemas.microsoft.com/office/word/2010/wordprocessingGroup" xmlns:wpi="http://schemas.microsoft.com/office/word/2010/wordprocessingInk" xmlns:wps="http://schemas.microsoft.com/office/word/2010/wordprocessingShape" mc:Ignorable="w14 w15 w16se w16cid w16 w16cex w16sdtdh w16sdtfl w16du wp14">
+  <w:abstractNum w15:restartNumberingAfterBreak="0" w:abstractNumId="0">
     <w:nsid w:val="0000A990"/>
     <w:multiLevelType w:val="multilevel"/>
     <w:tmpl w:val="69905AF2"/>
@@ -2253,7 +2427,7 @@
       <w:lvlText w:val=" "/>
       <w:lvlJc w:val="left"/>
       <w:pPr>
-        <w:ind w:left="720" w:hanging="360"/>
+        <w:ind w:hanging="360" w:left="720"/>
       </w:pPr>
     </w:lvl>
     <w:lvl w:ilvl="1">
@@ -2261,7 +2435,7 @@
       <w:lvlText w:val=" "/>
       <w:lvlJc w:val="left"/>
       <w:pPr>
-        <w:ind w:left="1440" w:hanging="360"/>
+        <w:ind w:hanging="360" w:left="1440"/>
       </w:pPr>
     </w:lvl>
     <w:lvl w:ilvl="2">
@@ -2269,7 +2443,7 @@
       <w:lvlText w:val=" "/>
       <w:lvlJc w:val="left"/>
       <w:pPr>
-        <w:ind w:left="2160" w:hanging="360"/>
+        <w:ind w:hanging="360" w:left="2160"/>
       </w:pPr>
     </w:lvl>
     <w:lvl w:ilvl="3">
@@ -2277,7 +2451,7 @@
       <w:lvlText w:val=" "/>
       <w:lvlJc w:val="left"/>
       <w:pPr>
-        <w:ind w:left="2880" w:hanging="360"/>
+        <w:ind w:hanging="360" w:left="2880"/>
       </w:pPr>
     </w:lvl>
     <w:lvl w:ilvl="4">
@@ -2285,7 +2459,7 @@
       <w:lvlText w:val=" "/>
       <w:lvlJc w:val="left"/>
       <w:pPr>
-        <w:ind w:left="3600" w:hanging="360"/>
+        <w:ind w:hanging="360" w:left="3600"/>
       </w:pPr>
     </w:lvl>
     <w:lvl w:ilvl="5">
@@ -2293,7 +2467,7 @@
       <w:lvlText w:val=" "/>
       <w:lvlJc w:val="left"/>
       <w:pPr>
-        <w:ind w:left="4320" w:hanging="360"/>
+        <w:ind w:hanging="360" w:left="4320"/>
       </w:pPr>
     </w:lvl>
     <w:lvl w:ilvl="6">
@@ -2301,7 +2475,7 @@
       <w:lvlText w:val=" "/>
       <w:lvlJc w:val="left"/>
       <w:pPr>
-        <w:ind w:left="5040" w:hanging="360"/>
+        <w:ind w:hanging="360" w:left="5040"/>
       </w:pPr>
     </w:lvl>
     <w:lvl w:ilvl="7">
@@ -2309,7 +2483,7 @@
       <w:lvlText w:val=" "/>
       <w:lvlJc w:val="left"/>
       <w:pPr>
-        <w:ind w:left="5760" w:hanging="360"/>
+        <w:ind w:hanging="360" w:left="5760"/>
       </w:pPr>
     </w:lvl>
     <w:lvl w:ilvl="8">
@@ -2317,11 +2491,11 @@
       <w:lvlText w:val=" "/>
       <w:lvlJc w:val="left"/>
       <w:pPr>
-        <w:ind w:left="6480" w:hanging="360"/>
+        <w:ind w:hanging="360" w:left="6480"/>
       </w:pPr>
     </w:lvl>
   </w:abstractNum>
-  <w:abstractNum w:abstractNumId="1" w15:restartNumberingAfterBreak="0">
+  <w:abstractNum w15:restartNumberingAfterBreak="0" w:abstractNumId="1">
     <w:nsid w:val="0000A991"/>
     <w:multiLevelType w:val="multilevel"/>
     <w:tmpl w:val="024A249A"/>
@@ -2330,10 +2504,10 @@
       <w:lvlText w:val=""/>
       <w:lvlJc w:val="left"/>
       <w:pPr>
-        <w:ind w:left="720" w:hanging="360"/>
+        <w:ind w:hanging="360" w:left="720"/>
       </w:pPr>
       <w:rPr>
-        <w:rFonts w:ascii="Symbol" w:hAnsi="Symbol" w:cs="Symbol" w:hint="default"/>
+        <w:rFonts w:ascii="Symbol" w:cs="Symbol" w:hAnsi="Symbol" w:hint="default"/>
       </w:rPr>
     </w:lvl>
     <w:lvl w:ilvl="1">
@@ -2341,10 +2515,10 @@
       <w:lvlText w:val="o"/>
       <w:lvlJc w:val="left"/>
       <w:pPr>
-        <w:ind w:left="1440" w:hanging="360"/>
+        <w:ind w:hanging="360" w:left="1440"/>
       </w:pPr>
       <w:rPr>
-        <w:rFonts w:ascii="Courier New" w:hAnsi="Courier New" w:cs="Courier New" w:hint="default"/>
+        <w:rFonts w:ascii="Courier New" w:cs="Courier New" w:hAnsi="Courier New" w:hint="default"/>
       </w:rPr>
     </w:lvl>
     <w:lvl w:ilvl="2">
@@ -2352,10 +2526,10 @@
       <w:lvlText w:val=""/>
       <w:lvlJc w:val="left"/>
       <w:pPr>
-        <w:ind w:left="2160" w:hanging="360"/>
+        <w:ind w:hanging="360" w:left="2160"/>
       </w:pPr>
       <w:rPr>
-        <w:rFonts w:ascii="Wingdings" w:hAnsi="Wingdings" w:cs="Wingdings" w:hint="default"/>
+        <w:rFonts w:ascii="Wingdings" w:cs="Wingdings" w:hAnsi="Wingdings" w:hint="default"/>
       </w:rPr>
     </w:lvl>
     <w:lvl w:ilvl="3">
@@ -2363,10 +2537,10 @@
       <w:lvlText w:val=""/>
       <w:lvlJc w:val="left"/>
       <w:pPr>
-        <w:ind w:left="2880" w:hanging="360"/>
+        <w:ind w:hanging="360" w:left="2880"/>
       </w:pPr>
       <w:rPr>
-        <w:rFonts w:ascii="Symbol" w:hAnsi="Symbol" w:cs="Symbol" w:hint="default"/>
+        <w:rFonts w:ascii="Symbol" w:cs="Symbol" w:hAnsi="Symbol" w:hint="default"/>
       </w:rPr>
     </w:lvl>
     <w:lvl w:ilvl="4">
@@ -2374,10 +2548,10 @@
       <w:lvlText w:val="o"/>
       <w:lvlJc w:val="left"/>
       <w:pPr>
-        <w:ind w:left="3600" w:hanging="360"/>
+        <w:ind w:hanging="360" w:left="3600"/>
       </w:pPr>
       <w:rPr>
-        <w:rFonts w:ascii="Courier New" w:hAnsi="Courier New" w:cs="Courier New" w:hint="default"/>
+        <w:rFonts w:ascii="Courier New" w:cs="Courier New" w:hAnsi="Courier New" w:hint="default"/>
       </w:rPr>
     </w:lvl>
     <w:lvl w:ilvl="5">
@@ -2385,10 +2559,10 @@
       <w:lvlText w:val=""/>
       <w:lvlJc w:val="left"/>
       <w:pPr>
-        <w:ind w:left="4320" w:hanging="360"/>
+        <w:ind w:hanging="360" w:left="4320"/>
       </w:pPr>
       <w:rPr>
-        <w:rFonts w:ascii="Wingdings" w:hAnsi="Wingdings" w:cs="Wingdings" w:hint="default"/>
+        <w:rFonts w:ascii="Wingdings" w:cs="Wingdings" w:hAnsi="Wingdings" w:hint="default"/>
       </w:rPr>
     </w:lvl>
     <w:lvl w:ilvl="6">
@@ -2396,10 +2570,10 @@
       <w:lvlText w:val=""/>
       <w:lvlJc w:val="left"/>
       <w:pPr>
-        <w:ind w:left="5040" w:hanging="360"/>
+        <w:ind w:hanging="360" w:left="5040"/>
       </w:pPr>
       <w:rPr>
-        <w:rFonts w:ascii="Symbol" w:hAnsi="Symbol" w:cs="Symbol" w:hint="default"/>
+        <w:rFonts w:ascii="Symbol" w:cs="Symbol" w:hAnsi="Symbol" w:hint="default"/>
       </w:rPr>
     </w:lvl>
     <w:lvl w:ilvl="7">
@@ -2407,10 +2581,10 @@
       <w:lvlText w:val="o"/>
       <w:lvlJc w:val="left"/>
       <w:pPr>
-        <w:ind w:left="5760" w:hanging="360"/>
+        <w:ind w:hanging="360" w:left="5760"/>
       </w:pPr>
       <w:rPr>
-        <w:rFonts w:ascii="Courier New" w:hAnsi="Courier New" w:cs="Courier New" w:hint="default"/>
+        <w:rFonts w:ascii="Courier New" w:cs="Courier New" w:hAnsi="Courier New" w:hint="default"/>
       </w:rPr>
     </w:lvl>
     <w:lvl w:ilvl="8">
@@ -2418,14 +2592,14 @@
       <w:lvlText w:val=""/>
       <w:lvlJc w:val="left"/>
       <w:pPr>
-        <w:ind w:left="6480" w:hanging="360"/>
+        <w:ind w:hanging="360" w:left="6480"/>
       </w:pPr>
       <w:rPr>
-        <w:rFonts w:ascii="Wingdings" w:hAnsi="Wingdings" w:cs="Wingdings" w:hint="default"/>
+        <w:rFonts w:ascii="Wingdings" w:cs="Wingdings" w:hAnsi="Wingdings" w:hint="default"/>
       </w:rPr>
     </w:lvl>
   </w:abstractNum>
-  <w:abstractNum w:abstractNumId="2" w15:restartNumberingAfterBreak="0">
+  <w:abstractNum w15:restartNumberingAfterBreak="0" w:abstractNumId="2">
     <w:nsid w:val="00A99411"/>
     <w:multiLevelType w:val="multilevel"/>
     <w:tmpl w:val="D9E26E24"/>
@@ -2435,7 +2609,7 @@
       <w:lvlText w:val="%1."/>
       <w:lvlJc w:val="left"/>
       <w:pPr>
-        <w:ind w:left="720" w:hanging="360"/>
+        <w:ind w:hanging="360" w:left="720"/>
       </w:pPr>
     </w:lvl>
     <w:lvl w:ilvl="1">
@@ -2444,7 +2618,7 @@
       <w:lvlText w:val="%2."/>
       <w:lvlJc w:val="left"/>
       <w:pPr>
-        <w:ind w:left="1440" w:hanging="360"/>
+        <w:ind w:hanging="360" w:left="1440"/>
       </w:pPr>
     </w:lvl>
     <w:lvl w:ilvl="2">
@@ -2453,7 +2627,7 @@
       <w:lvlText w:val="%3."/>
       <w:lvlJc w:val="left"/>
       <w:pPr>
-        <w:ind w:left="2160" w:hanging="360"/>
+        <w:ind w:hanging="360" w:left="2160"/>
       </w:pPr>
     </w:lvl>
     <w:lvl w:ilvl="3">
@@ -2462,7 +2636,7 @@
       <w:lvlText w:val="%4."/>
       <w:lvlJc w:val="left"/>
       <w:pPr>
-        <w:ind w:left="2880" w:hanging="360"/>
+        <w:ind w:hanging="360" w:left="2880"/>
       </w:pPr>
     </w:lvl>
     <w:lvl w:ilvl="4">
@@ -2471,7 +2645,7 @@
       <w:lvlText w:val="%5."/>
       <w:lvlJc w:val="left"/>
       <w:pPr>
-        <w:ind w:left="3600" w:hanging="360"/>
+        <w:ind w:hanging="360" w:left="3600"/>
       </w:pPr>
     </w:lvl>
     <w:lvl w:ilvl="5">
@@ -2480,7 +2654,7 @@
       <w:lvlText w:val="%6."/>
       <w:lvlJc w:val="left"/>
       <w:pPr>
-        <w:ind w:left="4320" w:hanging="360"/>
+        <w:ind w:hanging="360" w:left="4320"/>
       </w:pPr>
     </w:lvl>
     <w:lvl w:ilvl="6">
@@ -2489,7 +2663,7 @@
       <w:lvlText w:val="%7."/>
       <w:lvlJc w:val="left"/>
       <w:pPr>
-        <w:ind w:left="5040" w:hanging="360"/>
+        <w:ind w:hanging="360" w:left="5040"/>
       </w:pPr>
     </w:lvl>
     <w:lvl w:ilvl="7">
@@ -2498,7 +2672,7 @@
       <w:lvlText w:val="%8."/>
       <w:lvlJc w:val="left"/>
       <w:pPr>
-        <w:ind w:left="5760" w:hanging="360"/>
+        <w:ind w:hanging="360" w:left="5760"/>
       </w:pPr>
     </w:lvl>
     <w:lvl w:ilvl="8">
@@ -2507,14 +2681,278 @@
       <w:lvlText w:val="%9."/>
       <w:lvlJc w:val="left"/>
       <w:pPr>
+        <w:ind w:hanging="360" w:left="6480"/>
+      </w:pPr>
+    </w:lvl>
+  </w:abstractNum>
+  <w:abstractNum w:abstractNumId="990">
+    <w:nsid w:val="0000A990"/>
+    <w:multiLevelType w:val="multilevel"/>
+    <w:lvl w:ilvl="0">
+      <w:numFmt w:val="bullet"/>
+      <w:lvlText w:val=" "/>
+      <w:lvlJc w:val="left"/>
+      <w:pPr>
+        <w:ind w:left="720" w:hanging="360"/>
+      </w:pPr>
+    </w:lvl>
+    <w:lvl w:ilvl="1">
+      <w:numFmt w:val="bullet"/>
+      <w:lvlText w:val=" "/>
+      <w:lvlJc w:val="left"/>
+      <w:pPr>
+        <w:ind w:left="1440" w:hanging="360"/>
+      </w:pPr>
+    </w:lvl>
+    <w:lvl w:ilvl="2">
+      <w:numFmt w:val="bullet"/>
+      <w:lvlText w:val=" "/>
+      <w:lvlJc w:val="left"/>
+      <w:pPr>
+        <w:ind w:left="2160" w:hanging="360"/>
+      </w:pPr>
+    </w:lvl>
+    <w:lvl w:ilvl="3">
+      <w:numFmt w:val="bullet"/>
+      <w:lvlText w:val=" "/>
+      <w:lvlJc w:val="left"/>
+      <w:pPr>
+        <w:ind w:left="2880" w:hanging="360"/>
+      </w:pPr>
+    </w:lvl>
+    <w:lvl w:ilvl="4">
+      <w:numFmt w:val="bullet"/>
+      <w:lvlText w:val=" "/>
+      <w:lvlJc w:val="left"/>
+      <w:pPr>
+        <w:ind w:left="3600" w:hanging="360"/>
+      </w:pPr>
+    </w:lvl>
+    <w:lvl w:ilvl="5">
+      <w:numFmt w:val="bullet"/>
+      <w:lvlText w:val=" "/>
+      <w:lvlJc w:val="left"/>
+      <w:pPr>
+        <w:ind w:left="4320" w:hanging="360"/>
+      </w:pPr>
+    </w:lvl>
+    <w:lvl w:ilvl="6">
+      <w:numFmt w:val="bullet"/>
+      <w:lvlText w:val=" "/>
+      <w:lvlJc w:val="left"/>
+      <w:pPr>
+        <w:ind w:left="5040" w:hanging="360"/>
+      </w:pPr>
+    </w:lvl>
+    <w:lvl w:ilvl="7">
+      <w:numFmt w:val="bullet"/>
+      <w:lvlText w:val=" "/>
+      <w:lvlJc w:val="left"/>
+      <w:pPr>
+        <w:ind w:left="5760" w:hanging="360"/>
+      </w:pPr>
+    </w:lvl>
+    <w:lvl w:ilvl="8">
+      <w:numFmt w:val="bullet"/>
+      <w:lvlText w:val=" "/>
+      <w:lvlJc w:val="left"/>
+      <w:pPr>
         <w:ind w:left="6480" w:hanging="360"/>
       </w:pPr>
     </w:lvl>
   </w:abstractNum>
-  <w:num w:numId="1" w16cid:durableId="2075199958">
+  <w:abstractNum w:abstractNumId="99411">
+    <w:nsid w:val="00A99411"/>
+    <w:multiLevelType w:val="multilevel"/>
+    <w:lvl w:ilvl="0">
+      <w:start w:val="1"/>
+      <w:numFmt w:val="decimal"/>
+      <w:lvlText w:val="%1."/>
+      <w:lvlJc w:val="left"/>
+      <w:pPr>
+        <w:ind w:left="720" w:hanging="360"/>
+      </w:pPr>
+    </w:lvl>
+    <w:lvl w:ilvl="1">
+      <w:start w:val="1"/>
+      <w:numFmt w:val="decimal"/>
+      <w:lvlText w:val="%2."/>
+      <w:lvlJc w:val="left"/>
+      <w:pPr>
+        <w:ind w:left="1440" w:hanging="360"/>
+      </w:pPr>
+    </w:lvl>
+    <w:lvl w:ilvl="2">
+      <w:start w:val="1"/>
+      <w:numFmt w:val="decimal"/>
+      <w:lvlText w:val="%3."/>
+      <w:lvlJc w:val="left"/>
+      <w:pPr>
+        <w:ind w:left="2160" w:hanging="360"/>
+      </w:pPr>
+    </w:lvl>
+    <w:lvl w:ilvl="3">
+      <w:start w:val="1"/>
+      <w:numFmt w:val="decimal"/>
+      <w:lvlText w:val="%4."/>
+      <w:lvlJc w:val="left"/>
+      <w:pPr>
+        <w:ind w:left="2880" w:hanging="360"/>
+      </w:pPr>
+    </w:lvl>
+    <w:lvl w:ilvl="4">
+      <w:start w:val="1"/>
+      <w:numFmt w:val="decimal"/>
+      <w:lvlText w:val="%5."/>
+      <w:lvlJc w:val="left"/>
+      <w:pPr>
+        <w:ind w:left="3600" w:hanging="360"/>
+      </w:pPr>
+    </w:lvl>
+    <w:lvl w:ilvl="5">
+      <w:start w:val="1"/>
+      <w:numFmt w:val="decimal"/>
+      <w:lvlText w:val="%6."/>
+      <w:lvlJc w:val="left"/>
+      <w:pPr>
+        <w:ind w:left="4320" w:hanging="360"/>
+      </w:pPr>
+    </w:lvl>
+    <w:lvl w:ilvl="6">
+      <w:start w:val="1"/>
+      <w:numFmt w:val="decimal"/>
+      <w:lvlText w:val="%7."/>
+      <w:lvlJc w:val="left"/>
+      <w:pPr>
+        <w:ind w:left="5040" w:hanging="360"/>
+      </w:pPr>
+    </w:lvl>
+    <w:lvl w:ilvl="7">
+      <w:start w:val="1"/>
+      <w:numFmt w:val="decimal"/>
+      <w:lvlText w:val="%8."/>
+      <w:lvlJc w:val="left"/>
+      <w:pPr>
+        <w:ind w:left="5760" w:hanging="360"/>
+      </w:pPr>
+    </w:lvl>
+    <w:lvl w:ilvl="8">
+      <w:start w:val="1"/>
+      <w:numFmt w:val="decimal"/>
+      <w:lvlText w:val="%9."/>
+      <w:lvlJc w:val="left"/>
+      <w:pPr>
+        <w:ind w:left="6480" w:hanging="360"/>
+      </w:pPr>
+    </w:lvl>
+  </w:abstractNum>
+  <w:abstractNum w:abstractNumId="991">
+    <w:nsid w:val="0000A991"/>
+    <w:multiLevelType w:val="multilevel"/>
+    <w:lvl w:ilvl="0">
+      <w:numFmt w:val="bullet"/>
+      <w:lvlText w:val=""/>
+      <w:lvlJc w:val="left"/>
+      <w:pPr>
+        <w:ind w:left="720" w:hanging="360"/>
+      </w:pPr>
+      <w:rPr>
+        <w:rFonts w:ascii="Symbol" w:hAnsi="Symbol" w:cs="Symbol" w:hint="default"/>
+      </w:rPr>
+    </w:lvl>
+    <w:lvl w:ilvl="1">
+      <w:numFmt w:val="bullet"/>
+      <w:lvlText w:val="o"/>
+      <w:lvlJc w:val="left"/>
+      <w:pPr>
+        <w:ind w:left="1440" w:hanging="360"/>
+      </w:pPr>
+      <w:rPr>
+        <w:rFonts w:ascii="Courier New" w:hAnsi="Courier New" w:cs="Courier New" w:hint="default"/>
+      </w:rPr>
+    </w:lvl>
+    <w:lvl w:ilvl="2">
+      <w:numFmt w:val="bullet"/>
+      <w:lvlText w:val=""/>
+      <w:lvlJc w:val="left"/>
+      <w:pPr>
+        <w:ind w:left="2160" w:hanging="360"/>
+      </w:pPr>
+      <w:rPr>
+        <w:rFonts w:ascii="Wingdings" w:hAnsi="Wingdings" w:cs="Wingdings" w:hint="default"/>
+      </w:rPr>
+    </w:lvl>
+    <w:lvl w:ilvl="3">
+      <w:numFmt w:val="bullet"/>
+      <w:lvlText w:val=""/>
+      <w:lvlJc w:val="left"/>
+      <w:pPr>
+        <w:ind w:left="2880" w:hanging="360"/>
+      </w:pPr>
+      <w:rPr>
+        <w:rFonts w:ascii="Symbol" w:hAnsi="Symbol" w:cs="Symbol" w:hint="default"/>
+      </w:rPr>
+    </w:lvl>
+    <w:lvl w:ilvl="4">
+      <w:numFmt w:val="bullet"/>
+      <w:lvlText w:val="o"/>
+      <w:lvlJc w:val="left"/>
+      <w:pPr>
+        <w:ind w:left="3600" w:hanging="360"/>
+      </w:pPr>
+      <w:rPr>
+        <w:rFonts w:ascii="Courier New" w:hAnsi="Courier New" w:cs="Courier New" w:hint="default"/>
+      </w:rPr>
+    </w:lvl>
+    <w:lvl w:ilvl="5">
+      <w:numFmt w:val="bullet"/>
+      <w:lvlText w:val=""/>
+      <w:lvlJc w:val="left"/>
+      <w:pPr>
+        <w:ind w:left="4320" w:hanging="360"/>
+      </w:pPr>
+      <w:rPr>
+        <w:rFonts w:ascii="Wingdings" w:hAnsi="Wingdings" w:cs="Wingdings" w:hint="default"/>
+      </w:rPr>
+    </w:lvl>
+    <w:lvl w:ilvl="6">
+      <w:numFmt w:val="bullet"/>
+      <w:lvlText w:val=""/>
+      <w:lvlJc w:val="left"/>
+      <w:pPr>
+        <w:ind w:left="5040" w:hanging="360"/>
+      </w:pPr>
+      <w:rPr>
+        <w:rFonts w:ascii="Symbol" w:hAnsi="Symbol" w:cs="Symbol" w:hint="default"/>
+      </w:rPr>
+    </w:lvl>
+    <w:lvl w:ilvl="7">
+      <w:numFmt w:val="bullet"/>
+      <w:lvlText w:val="o"/>
+      <w:lvlJc w:val="left"/>
+      <w:pPr>
+        <w:ind w:left="5760" w:hanging="360"/>
+      </w:pPr>
+      <w:rPr>
+        <w:rFonts w:ascii="Courier New" w:hAnsi="Courier New" w:cs="Courier New" w:hint="default"/>
+      </w:rPr>
+    </w:lvl>
+    <w:lvl w:ilvl="8">
+      <w:numFmt w:val="bullet"/>
+      <w:lvlText w:val=""/>
+      <w:lvlJc w:val="left"/>
+      <w:pPr>
+        <w:ind w:left="6480" w:hanging="360"/>
+      </w:pPr>
+      <w:rPr>
+        <w:rFonts w:ascii="Wingdings" w:hAnsi="Wingdings" w:cs="Wingdings" w:hint="default"/>
+      </w:rPr>
+    </w:lvl>
+  </w:abstractNum>
+  <w:num w16cid:durableId="2075199958" w:numId="1">
     <w:abstractNumId w:val="0"/>
   </w:num>
-  <w:num w:numId="2" w16cid:durableId="76945141">
+  <w:num w16cid:durableId="76945141" w:numId="2">
     <w:abstractNumId w:val="2"/>
     <w:lvlOverride w:ilvl="0">
       <w:startOverride w:val="1"/>
@@ -2544,21 +2982,60 @@
       <w:startOverride w:val="1"/>
     </w:lvlOverride>
   </w:num>
-  <w:num w:numId="3" w16cid:durableId="158620123">
+  <w:num w16cid:durableId="158620123" w:numId="3">
     <w:abstractNumId w:val="1"/>
+  </w:num>
+  <w:num w:numId="1000">
+    <w:abstractNumId w:val="990"/>
+  </w:num>
+  <w:num w:numId="1001">
+    <w:abstractNumId w:val="99411"/>
+    <w:lvlOverride w:ilvl="0">
+      <w:startOverride w:val="1"/>
+    </w:lvlOverride>
+    <w:lvlOverride w:ilvl="1">
+      <w:startOverride w:val="1"/>
+    </w:lvlOverride>
+    <w:lvlOverride w:ilvl="2">
+      <w:startOverride w:val="1"/>
+    </w:lvlOverride>
+    <w:lvlOverride w:ilvl="3">
+      <w:startOverride w:val="1"/>
+    </w:lvlOverride>
+    <w:lvlOverride w:ilvl="4">
+      <w:startOverride w:val="1"/>
+    </w:lvlOverride>
+    <w:lvlOverride w:ilvl="5">
+      <w:startOverride w:val="1"/>
+    </w:lvlOverride>
+    <w:lvlOverride w:ilvl="6">
+      <w:startOverride w:val="1"/>
+    </w:lvlOverride>
+    <w:lvlOverride w:ilvl="7">
+      <w:startOverride w:val="1"/>
+    </w:lvlOverride>
+    <w:lvlOverride w:ilvl="8">
+      <w:startOverride w:val="1"/>
+    </w:lvlOverride>
+  </w:num>
+  <w:num w:numId="1002">
+    <w:abstractNumId w:val="991"/>
+  </w:num>
+  <w:num w:numId="1003">
+    <w:abstractNumId w:val="991"/>
   </w:num>
 </w:numbering>
 </file>
 
 <file path=word/styles.xml><?xml version="1.0" encoding="utf-8"?>
-<w:styles xmlns:mc="http://schemas.openxmlformats.org/markup-compatibility/2006" xmlns:r="http://schemas.openxmlformats.org/officeDocument/2006/relationships" xmlns:w="http://schemas.openxmlformats.org/wordprocessingml/2006/main" xmlns:w14="http://schemas.microsoft.com/office/word/2010/wordml" xmlns:w15="http://schemas.microsoft.com/office/word/2012/wordml" xmlns:w16cex="http://schemas.microsoft.com/office/word/2018/wordml/cex" xmlns:w16cid="http://schemas.microsoft.com/office/word/2016/wordml/cid" xmlns:w16="http://schemas.microsoft.com/office/word/2018/wordml" xmlns:w16du="http://schemas.microsoft.com/office/word/2023/wordml/word16du" xmlns:w16sdtdh="http://schemas.microsoft.com/office/word/2020/wordml/sdtdatahash" xmlns:w16sdtfl="http://schemas.microsoft.com/office/word/2024/wordml/sdtformatlock" xmlns:w16se="http://schemas.microsoft.com/office/word/2015/wordml/symex" mc:Ignorable="w14 w15 w16se w16cid w16 w16cex w16sdtdh w16sdtfl w16du">
+<w:styles xmlns:mc="http://schemas.openxmlformats.org/markup-compatibility/2006" xmlns:r="http://schemas.openxmlformats.org/officeDocument/2006/relationships" xmlns:w="http://schemas.openxmlformats.org/wordprocessingml/2006/main" xmlns:w14="http://schemas.microsoft.com/office/word/2010/wordml" xmlns:w15="http://schemas.microsoft.com/office/word/2012/wordml" xmlns:w16="http://schemas.microsoft.com/office/word/2018/wordml" xmlns:w16cex="http://schemas.microsoft.com/office/word/2018/wordml/cex" xmlns:w16cid="http://schemas.microsoft.com/office/word/2016/wordml/cid" xmlns:w16du="http://schemas.microsoft.com/office/word/2023/wordml/word16du" xmlns:w16sdtdh="http://schemas.microsoft.com/office/word/2020/wordml/sdtdatahash" xmlns:w16sdtfl="http://schemas.microsoft.com/office/word/2024/wordml/sdtformatlock" xmlns:w16se="http://schemas.microsoft.com/office/word/2015/wordml/symex" mc:Ignorable="w14 w15 w16se w16cid w16 w16cex w16sdtdh w16sdtfl w16du">
   <w:docDefaults>
     <w:rPrDefault>
       <w:rPr>
-        <w:rFonts w:asciiTheme="minorHAnsi" w:eastAsiaTheme="minorEastAsia" w:hAnsiTheme="minorHAnsi" w:cstheme="minorBidi"/>
+        <w:rFonts w:asciiTheme="minorHAnsi" w:cstheme="minorBidi" w:eastAsiaTheme="minorEastAsia" w:hAnsiTheme="minorHAnsi"/>
         <w:sz w:val="24"/>
         <w:szCs w:val="24"/>
-        <w:lang w:val="en-US" w:eastAsia="zh-CN" w:bidi="ar-SA"/>
+        <w:lang w:bidi="ar-SA" w:eastAsia="zh-CN" w:val="en-US"/>
       </w:rPr>
     </w:rPrDefault>
     <w:pPrDefault>
@@ -2567,7 +3044,7 @@
       </w:pPr>
     </w:pPrDefault>
   </w:docDefaults>
-  <w:latentStyles w:defLockedState="0" w:defUIPriority="0" w:defSemiHidden="0" w:defUnhideWhenUsed="0" w:defQFormat="0" w:count="376">
+  <w:latentStyles w:count="376" w:defLockedState="0" w:defQFormat="0" w:defSemiHidden="0" w:defUIPriority="0" w:defUnhideWhenUsed="0">
     <w:lsdException w:name="Normal Table" w:semiHidden="1" w:unhideWhenUsed="1"/>
     <w:lsdException w:name="Table Simple 1" w:semiHidden="1" w:unhideWhenUsed="1"/>
     <w:lsdException w:name="Table Simple 2" w:semiHidden="1" w:unhideWhenUsed="1"/>
@@ -2811,11 +3288,11 @@
     <w:lsdException w:name="Unresolved Mention" w:semiHidden="1" w:uiPriority="99" w:unhideWhenUsed="1"/>
     <w:lsdException w:name="Smart Link" w:semiHidden="1" w:uiPriority="99" w:unhideWhenUsed="1"/>
   </w:latentStyles>
-  <w:style w:type="paragraph" w:default="1" w:styleId="Normal">
+  <w:style w:default="1" w:styleId="Normal" w:type="paragraph">
     <w:name w:val="Normal"/>
     <w:qFormat/>
   </w:style>
-  <w:style w:type="paragraph" w:styleId="Heading1">
+  <w:style w:styleId="Heading1" w:type="paragraph">
     <w:name w:val="heading 1"/>
     <w:basedOn w:val="Normal"/>
     <w:next w:val="BodyText"/>
@@ -2826,17 +3303,17 @@
     <w:pPr>
       <w:keepNext/>
       <w:keepLines/>
-      <w:spacing w:before="360" w:after="80"/>
+      <w:spacing w:after="80" w:before="360"/>
       <w:outlineLvl w:val="0"/>
     </w:pPr>
     <w:rPr>
-      <w:rFonts w:asciiTheme="majorHAnsi" w:eastAsiaTheme="majorEastAsia" w:hAnsiTheme="majorHAnsi" w:cstheme="majorBidi"/>
-      <w:color w:val="0F4761" w:themeColor="accent1" w:themeShade="BF"/>
+      <w:rFonts w:asciiTheme="majorHAnsi" w:cstheme="majorBidi" w:eastAsiaTheme="majorEastAsia" w:hAnsiTheme="majorHAnsi"/>
+      <w:color w:themeColor="accent1" w:themeShade="BF" w:val="0F4761"/>
       <w:sz w:val="40"/>
       <w:szCs w:val="40"/>
     </w:rPr>
   </w:style>
-  <w:style w:type="paragraph" w:styleId="Heading2">
+  <w:style w:styleId="Heading2" w:type="paragraph">
     <w:name w:val="heading 2"/>
     <w:basedOn w:val="Normal"/>
     <w:next w:val="BodyText"/>
@@ -2849,17 +3326,17 @@
     <w:pPr>
       <w:keepNext/>
       <w:keepLines/>
-      <w:spacing w:before="160" w:after="80"/>
+      <w:spacing w:after="80" w:before="160"/>
       <w:outlineLvl w:val="1"/>
     </w:pPr>
     <w:rPr>
-      <w:rFonts w:asciiTheme="majorHAnsi" w:eastAsiaTheme="majorEastAsia" w:hAnsiTheme="majorHAnsi" w:cstheme="majorBidi"/>
-      <w:color w:val="0F4761" w:themeColor="accent1" w:themeShade="BF"/>
+      <w:rFonts w:asciiTheme="majorHAnsi" w:cstheme="majorBidi" w:eastAsiaTheme="majorEastAsia" w:hAnsiTheme="majorHAnsi"/>
+      <w:color w:themeColor="accent1" w:themeShade="BF" w:val="0F4761"/>
       <w:sz w:val="32"/>
       <w:szCs w:val="32"/>
     </w:rPr>
   </w:style>
-  <w:style w:type="paragraph" w:styleId="Heading3">
+  <w:style w:styleId="Heading3" w:type="paragraph">
     <w:name w:val="heading 3"/>
     <w:basedOn w:val="Normal"/>
     <w:next w:val="BodyText"/>
@@ -2872,17 +3349,17 @@
     <w:pPr>
       <w:keepNext/>
       <w:keepLines/>
-      <w:spacing w:before="160" w:after="80"/>
+      <w:spacing w:after="80" w:before="160"/>
       <w:outlineLvl w:val="2"/>
     </w:pPr>
     <w:rPr>
-      <w:rFonts w:eastAsiaTheme="majorEastAsia" w:cstheme="majorBidi"/>
-      <w:color w:val="0F4761" w:themeColor="accent1" w:themeShade="BF"/>
+      <w:rFonts w:cstheme="majorBidi" w:eastAsiaTheme="majorEastAsia"/>
+      <w:color w:themeColor="accent1" w:themeShade="BF" w:val="0F4761"/>
       <w:sz w:val="28"/>
       <w:szCs w:val="28"/>
     </w:rPr>
   </w:style>
-  <w:style w:type="paragraph" w:styleId="Heading4">
+  <w:style w:styleId="Heading4" w:type="paragraph">
     <w:name w:val="heading 4"/>
     <w:basedOn w:val="Normal"/>
     <w:next w:val="BodyText"/>
@@ -2895,17 +3372,17 @@
     <w:pPr>
       <w:keepNext/>
       <w:keepLines/>
-      <w:spacing w:before="80" w:after="40"/>
+      <w:spacing w:after="40" w:before="80"/>
       <w:outlineLvl w:val="3"/>
     </w:pPr>
     <w:rPr>
-      <w:rFonts w:eastAsiaTheme="majorEastAsia" w:cstheme="majorBidi"/>
+      <w:rFonts w:cstheme="majorBidi" w:eastAsiaTheme="majorEastAsia"/>
       <w:i/>
       <w:iCs/>
-      <w:color w:val="0F4761" w:themeColor="accent1" w:themeShade="BF"/>
-    </w:rPr>
-  </w:style>
-  <w:style w:type="paragraph" w:styleId="Heading5">
+      <w:color w:themeColor="accent1" w:themeShade="BF" w:val="0F4761"/>
+    </w:rPr>
+  </w:style>
+  <w:style w:styleId="Heading5" w:type="paragraph">
     <w:name w:val="heading 5"/>
     <w:basedOn w:val="Normal"/>
     <w:next w:val="BodyText"/>
@@ -2918,15 +3395,15 @@
     <w:pPr>
       <w:keepNext/>
       <w:keepLines/>
-      <w:spacing w:before="80" w:after="40"/>
+      <w:spacing w:after="40" w:before="80"/>
       <w:outlineLvl w:val="4"/>
     </w:pPr>
     <w:rPr>
-      <w:rFonts w:eastAsiaTheme="majorEastAsia" w:cstheme="majorBidi"/>
-      <w:color w:val="0F4761" w:themeColor="accent1" w:themeShade="BF"/>
-    </w:rPr>
-  </w:style>
-  <w:style w:type="paragraph" w:styleId="Heading6">
+      <w:rFonts w:cstheme="majorBidi" w:eastAsiaTheme="majorEastAsia"/>
+      <w:color w:themeColor="accent1" w:themeShade="BF" w:val="0F4761"/>
+    </w:rPr>
+  </w:style>
+  <w:style w:styleId="Heading6" w:type="paragraph">
     <w:name w:val="heading 6"/>
     <w:basedOn w:val="Normal"/>
     <w:next w:val="BodyText"/>
@@ -2939,17 +3416,17 @@
     <w:pPr>
       <w:keepNext/>
       <w:keepLines/>
-      <w:spacing w:before="40" w:after="0"/>
+      <w:spacing w:after="0" w:before="40"/>
       <w:outlineLvl w:val="5"/>
     </w:pPr>
     <w:rPr>
-      <w:rFonts w:eastAsiaTheme="majorEastAsia" w:cstheme="majorBidi"/>
+      <w:rFonts w:cstheme="majorBidi" w:eastAsiaTheme="majorEastAsia"/>
       <w:i/>
       <w:iCs/>
-      <w:color w:val="595959" w:themeColor="text1" w:themeTint="A6"/>
-    </w:rPr>
-  </w:style>
-  <w:style w:type="paragraph" w:styleId="Heading7">
+      <w:color w:themeColor="text1" w:themeTint="A6" w:val="595959"/>
+    </w:rPr>
+  </w:style>
+  <w:style w:styleId="Heading7" w:type="paragraph">
     <w:name w:val="heading 7"/>
     <w:basedOn w:val="Normal"/>
     <w:next w:val="BodyText"/>
@@ -2962,15 +3439,15 @@
     <w:pPr>
       <w:keepNext/>
       <w:keepLines/>
-      <w:spacing w:before="40" w:after="0"/>
+      <w:spacing w:after="0" w:before="40"/>
       <w:outlineLvl w:val="6"/>
     </w:pPr>
     <w:rPr>
-      <w:rFonts w:eastAsiaTheme="majorEastAsia" w:cstheme="majorBidi"/>
-      <w:color w:val="595959" w:themeColor="text1" w:themeTint="A6"/>
-    </w:rPr>
-  </w:style>
-  <w:style w:type="paragraph" w:styleId="Heading8">
+      <w:rFonts w:cstheme="majorBidi" w:eastAsiaTheme="majorEastAsia"/>
+      <w:color w:themeColor="text1" w:themeTint="A6" w:val="595959"/>
+    </w:rPr>
+  </w:style>
+  <w:style w:styleId="Heading8" w:type="paragraph">
     <w:name w:val="heading 8"/>
     <w:basedOn w:val="Normal"/>
     <w:next w:val="BodyText"/>
@@ -2987,13 +3464,13 @@
       <w:outlineLvl w:val="7"/>
     </w:pPr>
     <w:rPr>
-      <w:rFonts w:eastAsiaTheme="majorEastAsia" w:cstheme="majorBidi"/>
+      <w:rFonts w:cstheme="majorBidi" w:eastAsiaTheme="majorEastAsia"/>
       <w:i/>
       <w:iCs/>
-      <w:color w:val="272727" w:themeColor="text1" w:themeTint="D8"/>
-    </w:rPr>
-  </w:style>
-  <w:style w:type="paragraph" w:styleId="Heading9">
+      <w:color w:themeColor="text1" w:themeTint="D8" w:val="272727"/>
+    </w:rPr>
+  </w:style>
+  <w:style w:styleId="Heading9" w:type="paragraph">
     <w:name w:val="heading 9"/>
     <w:basedOn w:val="Normal"/>
     <w:next w:val="BodyText"/>
@@ -3010,61 +3487,61 @@
       <w:outlineLvl w:val="8"/>
     </w:pPr>
     <w:rPr>
-      <w:rFonts w:eastAsiaTheme="majorEastAsia" w:cstheme="majorBidi"/>
-      <w:color w:val="272727" w:themeColor="text1" w:themeTint="D8"/>
-    </w:rPr>
-  </w:style>
-  <w:style w:type="character" w:default="1" w:styleId="DefaultParagraphFont">
+      <w:rFonts w:cstheme="majorBidi" w:eastAsiaTheme="majorEastAsia"/>
+      <w:color w:themeColor="text1" w:themeTint="D8" w:val="272727"/>
+    </w:rPr>
+  </w:style>
+  <w:style w:default="1" w:styleId="DefaultParagraphFont" w:type="character">
     <w:name w:val="Default Paragraph Font"/>
     <w:uiPriority w:val="1"/>
     <w:semiHidden/>
     <w:unhideWhenUsed/>
   </w:style>
-  <w:style w:type="table" w:default="1" w:styleId="TableNormal">
+  <w:style w:default="1" w:styleId="TableNormal" w:type="table">
     <w:name w:val="Normal Table"/>
     <w:uiPriority w:val="99"/>
     <w:semiHidden/>
     <w:unhideWhenUsed/>
     <w:tblPr>
-      <w:tblInd w:w="0" w:type="dxa"/>
+      <w:tblInd w:type="dxa" w:w="0"/>
       <w:tblCellMar>
-        <w:top w:w="0" w:type="dxa"/>
-        <w:left w:w="108" w:type="dxa"/>
-        <w:bottom w:w="0" w:type="dxa"/>
-        <w:right w:w="108" w:type="dxa"/>
+        <w:top w:type="dxa" w:w="0"/>
+        <w:left w:type="dxa" w:w="108"/>
+        <w:bottom w:type="dxa" w:w="0"/>
+        <w:right w:type="dxa" w:w="108"/>
       </w:tblCellMar>
     </w:tblPr>
   </w:style>
-  <w:style w:type="numbering" w:default="1" w:styleId="NoList">
+  <w:style w:default="1" w:styleId="NoList" w:type="numbering">
     <w:name w:val="No List"/>
     <w:uiPriority w:val="99"/>
     <w:semiHidden/>
     <w:unhideWhenUsed/>
   </w:style>
-  <w:style w:type="paragraph" w:styleId="BodyText">
+  <w:style w:styleId="BodyText" w:type="paragraph">
     <w:name w:val="Body Text"/>
     <w:basedOn w:val="Normal"/>
     <w:link w:val="BodyTextChar"/>
     <w:qFormat/>
     <w:pPr>
-      <w:spacing w:before="180" w:after="180"/>
+      <w:spacing w:after="180" w:before="180"/>
     </w:pPr>
   </w:style>
-  <w:style w:type="paragraph" w:customStyle="1" w:styleId="FirstParagraph">
+  <w:style w:customStyle="1" w:styleId="FirstParagraph" w:type="paragraph">
     <w:name w:val="First Paragraph"/>
     <w:basedOn w:val="BodyText"/>
     <w:next w:val="BodyText"/>
     <w:qFormat/>
   </w:style>
-  <w:style w:type="paragraph" w:customStyle="1" w:styleId="Compact">
+  <w:style w:customStyle="1" w:styleId="Compact" w:type="paragraph">
     <w:name w:val="Compact"/>
     <w:basedOn w:val="BodyText"/>
     <w:qFormat/>
     <w:pPr>
-      <w:spacing w:before="36" w:after="36"/>
+      <w:spacing w:after="36" w:before="36"/>
     </w:pPr>
   </w:style>
-  <w:style w:type="paragraph" w:styleId="Title">
+  <w:style w:styleId="Title" w:type="paragraph">
     <w:name w:val="Title"/>
     <w:basedOn w:val="Normal"/>
     <w:next w:val="BodyText"/>
@@ -3078,24 +3555,24 @@
       <w:jc w:val="center"/>
     </w:pPr>
     <w:rPr>
-      <w:rFonts w:asciiTheme="majorHAnsi" w:eastAsiaTheme="majorEastAsia" w:hAnsiTheme="majorHAnsi" w:cstheme="majorBidi"/>
+      <w:rFonts w:asciiTheme="majorHAnsi" w:cstheme="majorBidi" w:eastAsiaTheme="majorEastAsia" w:hAnsiTheme="majorHAnsi"/>
       <w:sz w:val="56"/>
       <w:szCs w:val="56"/>
     </w:rPr>
   </w:style>
-  <w:style w:type="character" w:customStyle="1" w:styleId="TitleChar">
+  <w:style w:customStyle="1" w:styleId="TitleChar" w:type="character">
     <w:name w:val="Title Char"/>
     <w:basedOn w:val="DefaultParagraphFont"/>
     <w:link w:val="Title"/>
     <w:uiPriority w:val="10"/>
     <w:rsid w:val="00A10FD9"/>
     <w:rPr>
-      <w:rFonts w:asciiTheme="majorHAnsi" w:eastAsiaTheme="majorEastAsia" w:hAnsiTheme="majorHAnsi" w:cstheme="majorBidi"/>
+      <w:rFonts w:asciiTheme="majorHAnsi" w:cstheme="majorBidi" w:eastAsiaTheme="majorEastAsia" w:hAnsiTheme="majorHAnsi"/>
       <w:sz w:val="56"/>
       <w:szCs w:val="56"/>
     </w:rPr>
   </w:style>
-  <w:style w:type="paragraph" w:styleId="Subtitle">
+  <w:style w:styleId="Subtitle" w:type="paragraph">
     <w:name w:val="Subtitle"/>
     <w:basedOn w:val="Title"/>
     <w:next w:val="BodyText"/>
@@ -3114,21 +3591,21 @@
       <w:szCs w:val="28"/>
     </w:rPr>
   </w:style>
-  <w:style w:type="character" w:customStyle="1" w:styleId="SubtitleChar">
+  <w:style w:customStyle="1" w:styleId="SubtitleChar" w:type="character">
     <w:name w:val="Subtitle Char"/>
     <w:basedOn w:val="DefaultParagraphFont"/>
     <w:link w:val="Subtitle"/>
     <w:uiPriority w:val="11"/>
     <w:rsid w:val="00A10FD9"/>
     <w:rPr>
-      <w:rFonts w:eastAsiaTheme="majorEastAsia" w:cstheme="majorBidi"/>
-      <w:color w:val="595959" w:themeColor="text1" w:themeTint="A6"/>
+      <w:rFonts w:cstheme="majorBidi" w:eastAsiaTheme="majorEastAsia"/>
+      <w:color w:themeColor="text1" w:themeTint="A6" w:val="595959"/>
       <w:spacing w:val="15"/>
       <w:sz w:val="28"/>
       <w:szCs w:val="28"/>
     </w:rPr>
   </w:style>
-  <w:style w:type="paragraph" w:customStyle="1" w:styleId="Author">
+  <w:style w:customStyle="1" w:styleId="Author" w:type="paragraph">
     <w:name w:val="Author"/>
     <w:basedOn w:val="Title"/>
     <w:next w:val="BodyText"/>
@@ -3142,7 +3619,7 @@
       <w:szCs w:val="24"/>
     </w:rPr>
   </w:style>
-  <w:style w:type="paragraph" w:styleId="Date">
+  <w:style w:styleId="Date" w:type="paragraph">
     <w:name w:val="Date"/>
     <w:basedOn w:val="Title"/>
     <w:next w:val="BodyText"/>
@@ -3156,7 +3633,7 @@
       <w:szCs w:val="24"/>
     </w:rPr>
   </w:style>
-  <w:style w:type="paragraph" w:customStyle="1" w:styleId="AbstractTitle">
+  <w:style w:customStyle="1" w:styleId="AbstractTitle" w:type="paragraph">
     <w:name w:val="Abstract Title"/>
     <w:basedOn w:val="Normal"/>
     <w:next w:val="Abstract"/>
@@ -3164,7 +3641,7 @@
     <w:pPr>
       <w:keepNext/>
       <w:keepLines/>
-      <w:spacing w:before="300" w:after="0"/>
+      <w:spacing w:after="0" w:before="300"/>
       <w:jc w:val="center"/>
     </w:pPr>
     <w:rPr>
@@ -3173,7 +3650,7 @@
       <w:szCs w:val="20"/>
     </w:rPr>
   </w:style>
-  <w:style w:type="paragraph" w:customStyle="1" w:styleId="Abstract">
+  <w:style w:customStyle="1" w:styleId="Abstract" w:type="paragraph">
     <w:name w:val="Abstract"/>
     <w:basedOn w:val="Normal"/>
     <w:next w:val="BodyText"/>
@@ -3181,32 +3658,32 @@
     <w:pPr>
       <w:keepNext/>
       <w:keepLines/>
-      <w:spacing w:before="100" w:after="300"/>
+      <w:spacing w:after="300" w:before="100"/>
     </w:pPr>
     <w:rPr>
       <w:sz w:val="20"/>
       <w:szCs w:val="20"/>
     </w:rPr>
   </w:style>
-  <w:style w:type="paragraph" w:styleId="Bibliography">
+  <w:style w:styleId="Bibliography" w:type="paragraph">
     <w:name w:val="Bibliography"/>
     <w:basedOn w:val="Normal"/>
     <w:qFormat/>
   </w:style>
-  <w:style w:type="character" w:customStyle="1" w:styleId="Heading1Char">
+  <w:style w:customStyle="1" w:styleId="Heading1Char" w:type="character">
     <w:name w:val="Heading 1 Char"/>
     <w:basedOn w:val="DefaultParagraphFont"/>
     <w:link w:val="Heading1"/>
     <w:uiPriority w:val="9"/>
     <w:rsid w:val="00A10FD9"/>
     <w:rPr>
-      <w:rFonts w:asciiTheme="majorHAnsi" w:eastAsiaTheme="majorEastAsia" w:hAnsiTheme="majorHAnsi" w:cstheme="majorBidi"/>
-      <w:color w:val="0F4761" w:themeColor="accent1" w:themeShade="BF"/>
+      <w:rFonts w:asciiTheme="majorHAnsi" w:cstheme="majorBidi" w:eastAsiaTheme="majorEastAsia" w:hAnsiTheme="majorHAnsi"/>
+      <w:color w:themeColor="accent1" w:themeShade="BF" w:val="0F4761"/>
       <w:sz w:val="40"/>
       <w:szCs w:val="40"/>
     </w:rPr>
   </w:style>
-  <w:style w:type="character" w:customStyle="1" w:styleId="Heading2Char">
+  <w:style w:customStyle="1" w:styleId="Heading2Char" w:type="character">
     <w:name w:val="Heading 2 Char"/>
     <w:basedOn w:val="DefaultParagraphFont"/>
     <w:link w:val="Heading2"/>
@@ -3214,13 +3691,13 @@
     <w:semiHidden/>
     <w:rsid w:val="00A10FD9"/>
     <w:rPr>
-      <w:rFonts w:asciiTheme="majorHAnsi" w:eastAsiaTheme="majorEastAsia" w:hAnsiTheme="majorHAnsi" w:cstheme="majorBidi"/>
-      <w:color w:val="0F4761" w:themeColor="accent1" w:themeShade="BF"/>
+      <w:rFonts w:asciiTheme="majorHAnsi" w:cstheme="majorBidi" w:eastAsiaTheme="majorEastAsia" w:hAnsiTheme="majorHAnsi"/>
+      <w:color w:themeColor="accent1" w:themeShade="BF" w:val="0F4761"/>
       <w:sz w:val="32"/>
       <w:szCs w:val="32"/>
     </w:rPr>
   </w:style>
-  <w:style w:type="character" w:customStyle="1" w:styleId="Heading3Char">
+  <w:style w:customStyle="1" w:styleId="Heading3Char" w:type="character">
     <w:name w:val="Heading 3 Char"/>
     <w:basedOn w:val="DefaultParagraphFont"/>
     <w:link w:val="Heading3"/>
@@ -3228,13 +3705,13 @@
     <w:semiHidden/>
     <w:rsid w:val="00A10FD9"/>
     <w:rPr>
-      <w:rFonts w:eastAsiaTheme="majorEastAsia" w:cstheme="majorBidi"/>
-      <w:color w:val="0F4761" w:themeColor="accent1" w:themeShade="BF"/>
+      <w:rFonts w:cstheme="majorBidi" w:eastAsiaTheme="majorEastAsia"/>
+      <w:color w:themeColor="accent1" w:themeShade="BF" w:val="0F4761"/>
       <w:sz w:val="28"/>
       <w:szCs w:val="28"/>
     </w:rPr>
   </w:style>
-  <w:style w:type="character" w:customStyle="1" w:styleId="Heading4Char">
+  <w:style w:customStyle="1" w:styleId="Heading4Char" w:type="character">
     <w:name w:val="Heading 4 Char"/>
     <w:basedOn w:val="DefaultParagraphFont"/>
     <w:link w:val="Heading4"/>
@@ -3242,13 +3719,13 @@
     <w:semiHidden/>
     <w:rsid w:val="00A10FD9"/>
     <w:rPr>
-      <w:rFonts w:eastAsiaTheme="majorEastAsia" w:cstheme="majorBidi"/>
+      <w:rFonts w:cstheme="majorBidi" w:eastAsiaTheme="majorEastAsia"/>
       <w:i/>
       <w:iCs/>
-      <w:color w:val="0F4761" w:themeColor="accent1" w:themeShade="BF"/>
-    </w:rPr>
-  </w:style>
-  <w:style w:type="character" w:customStyle="1" w:styleId="Heading5Char">
+      <w:color w:themeColor="accent1" w:themeShade="BF" w:val="0F4761"/>
+    </w:rPr>
+  </w:style>
+  <w:style w:customStyle="1" w:styleId="Heading5Char" w:type="character">
     <w:name w:val="Heading 5 Char"/>
     <w:basedOn w:val="DefaultParagraphFont"/>
     <w:link w:val="Heading5"/>
@@ -3256,11 +3733,11 @@
     <w:semiHidden/>
     <w:rsid w:val="00A10FD9"/>
     <w:rPr>
-      <w:rFonts w:eastAsiaTheme="majorEastAsia" w:cstheme="majorBidi"/>
-      <w:color w:val="0F4761" w:themeColor="accent1" w:themeShade="BF"/>
-    </w:rPr>
-  </w:style>
-  <w:style w:type="character" w:customStyle="1" w:styleId="Heading6Char">
+      <w:rFonts w:cstheme="majorBidi" w:eastAsiaTheme="majorEastAsia"/>
+      <w:color w:themeColor="accent1" w:themeShade="BF" w:val="0F4761"/>
+    </w:rPr>
+  </w:style>
+  <w:style w:customStyle="1" w:styleId="Heading6Char" w:type="character">
     <w:name w:val="Heading 6 Char"/>
     <w:basedOn w:val="DefaultParagraphFont"/>
     <w:link w:val="Heading6"/>
@@ -3268,13 +3745,13 @@
     <w:semiHidden/>
     <w:rsid w:val="00A10FD9"/>
     <w:rPr>
-      <w:rFonts w:eastAsiaTheme="majorEastAsia" w:cstheme="majorBidi"/>
+      <w:rFonts w:cstheme="majorBidi" w:eastAsiaTheme="majorEastAsia"/>
       <w:i/>
       <w:iCs/>
-      <w:color w:val="595959" w:themeColor="text1" w:themeTint="A6"/>
-    </w:rPr>
-  </w:style>
-  <w:style w:type="character" w:customStyle="1" w:styleId="Heading7Char">
+      <w:color w:themeColor="text1" w:themeTint="A6" w:val="595959"/>
+    </w:rPr>
+  </w:style>
+  <w:style w:customStyle="1" w:styleId="Heading7Char" w:type="character">
     <w:name w:val="Heading 7 Char"/>
     <w:basedOn w:val="DefaultParagraphFont"/>
     <w:link w:val="Heading7"/>
@@ -3282,11 +3759,11 @@
     <w:semiHidden/>
     <w:rsid w:val="00A10FD9"/>
     <w:rPr>
-      <w:rFonts w:eastAsiaTheme="majorEastAsia" w:cstheme="majorBidi"/>
-      <w:color w:val="595959" w:themeColor="text1" w:themeTint="A6"/>
-    </w:rPr>
-  </w:style>
-  <w:style w:type="character" w:customStyle="1" w:styleId="Heading8Char">
+      <w:rFonts w:cstheme="majorBidi" w:eastAsiaTheme="majorEastAsia"/>
+      <w:color w:themeColor="text1" w:themeTint="A6" w:val="595959"/>
+    </w:rPr>
+  </w:style>
+  <w:style w:customStyle="1" w:styleId="Heading8Char" w:type="character">
     <w:name w:val="Heading 8 Char"/>
     <w:basedOn w:val="DefaultParagraphFont"/>
     <w:link w:val="Heading8"/>
@@ -3294,13 +3771,13 @@
     <w:semiHidden/>
     <w:rsid w:val="00A10FD9"/>
     <w:rPr>
-      <w:rFonts w:eastAsiaTheme="majorEastAsia" w:cstheme="majorBidi"/>
+      <w:rFonts w:cstheme="majorBidi" w:eastAsiaTheme="majorEastAsia"/>
       <w:i/>
       <w:iCs/>
-      <w:color w:val="272727" w:themeColor="text1" w:themeTint="D8"/>
-    </w:rPr>
-  </w:style>
-  <w:style w:type="character" w:customStyle="1" w:styleId="Heading9Char">
+      <w:color w:themeColor="text1" w:themeTint="D8" w:val="272727"/>
+    </w:rPr>
+  </w:style>
+  <w:style w:customStyle="1" w:styleId="Heading9Char" w:type="character">
     <w:name w:val="Heading 9 Char"/>
     <w:basedOn w:val="DefaultParagraphFont"/>
     <w:link w:val="Heading9"/>
@@ -3308,11 +3785,11 @@
     <w:semiHidden/>
     <w:rsid w:val="00A10FD9"/>
     <w:rPr>
-      <w:rFonts w:eastAsiaTheme="majorEastAsia" w:cstheme="majorBidi"/>
-      <w:color w:val="272727" w:themeColor="text1" w:themeTint="D8"/>
-    </w:rPr>
-  </w:style>
-  <w:style w:type="paragraph" w:styleId="BlockText">
+      <w:rFonts w:cstheme="majorBidi" w:eastAsiaTheme="majorEastAsia"/>
+      <w:color w:themeColor="text1" w:themeTint="D8" w:val="272727"/>
+    </w:rPr>
+  </w:style>
+  <w:style w:styleId="BlockText" w:type="paragraph">
     <w:name w:val="Block Text"/>
     <w:basedOn w:val="BodyText"/>
     <w:next w:val="BodyText"/>
@@ -3320,18 +3797,18 @@
     <w:unhideWhenUsed/>
     <w:qFormat/>
     <w:pPr>
-      <w:spacing w:before="100" w:after="100"/>
+      <w:spacing w:after="100" w:before="100"/>
       <w:ind w:left="480" w:right="480"/>
     </w:pPr>
   </w:style>
-  <w:style w:type="paragraph" w:styleId="FootnoteText">
+  <w:style w:styleId="FootnoteText" w:type="paragraph">
     <w:name w:val="footnote text"/>
     <w:basedOn w:val="Normal"/>
     <w:uiPriority w:val="9"/>
     <w:unhideWhenUsed/>
     <w:qFormat/>
   </w:style>
-  <w:style w:type="paragraph" w:customStyle="1" w:styleId="FootnoteBlockText">
+  <w:style w:customStyle="1" w:styleId="FootnoteBlockText" w:type="paragraph">
     <w:name w:val="Footnote Block Text"/>
     <w:basedOn w:val="FootnoteText"/>
     <w:next w:val="FootnoteText"/>
@@ -3339,35 +3816,35 @@
     <w:unhideWhenUsed/>
     <w:qFormat/>
     <w:pPr>
-      <w:spacing w:before="100" w:after="100"/>
+      <w:spacing w:after="100" w:before="100"/>
       <w:ind w:left="480" w:right="480"/>
     </w:pPr>
   </w:style>
-  <w:style w:type="table" w:customStyle="1" w:styleId="Table">
+  <w:style w:customStyle="1" w:styleId="Table" w:type="table">
     <w:name w:val="Table"/>
     <w:semiHidden/>
     <w:unhideWhenUsed/>
     <w:qFormat/>
     <w:tblPr>
-      <w:tblInd w:w="0" w:type="dxa"/>
+      <w:tblInd w:type="dxa" w:w="0"/>
       <w:tblCellMar>
-        <w:top w:w="0" w:type="dxa"/>
-        <w:left w:w="108" w:type="dxa"/>
-        <w:bottom w:w="0" w:type="dxa"/>
-        <w:right w:w="108" w:type="dxa"/>
+        <w:top w:type="dxa" w:w="0"/>
+        <w:left w:type="dxa" w:w="108"/>
+        <w:bottom w:type="dxa" w:w="0"/>
+        <w:right w:type="dxa" w:w="108"/>
       </w:tblCellMar>
     </w:tblPr>
     <w:tblStylePr w:type="firstRow">
       <w:tblPr/>
       <w:tcPr>
         <w:tcBorders>
-          <w:bottom w:val="single" w:sz="0" w:space="0" w:color="auto"/>
+          <w:bottom w:color="auto" w:space="0" w:sz="0" w:val="single"/>
         </w:tcBorders>
         <w:vAlign w:val="bottom"/>
       </w:tcPr>
     </w:tblStylePr>
   </w:style>
-  <w:style w:type="paragraph" w:customStyle="1" w:styleId="DefinitionTerm">
+  <w:style w:customStyle="1" w:styleId="DefinitionTerm" w:type="paragraph">
     <w:name w:val="Definition Term"/>
     <w:basedOn w:val="Normal"/>
     <w:next w:val="Definition"/>
@@ -3380,11 +3857,11 @@
       <w:b/>
     </w:rPr>
   </w:style>
-  <w:style w:type="paragraph" w:customStyle="1" w:styleId="Definition">
+  <w:style w:customStyle="1" w:styleId="Definition" w:type="paragraph">
     <w:name w:val="Definition"/>
     <w:basedOn w:val="Normal"/>
   </w:style>
-  <w:style w:type="paragraph" w:styleId="Caption">
+  <w:style w:styleId="Caption" w:type="paragraph">
     <w:name w:val="caption"/>
     <w:basedOn w:val="Normal"/>
     <w:link w:val="CaptionChar"/>
@@ -3395,34 +3872,34 @@
       <w:i/>
     </w:rPr>
   </w:style>
-  <w:style w:type="paragraph" w:customStyle="1" w:styleId="TableCaption">
+  <w:style w:customStyle="1" w:styleId="TableCaption" w:type="paragraph">
     <w:name w:val="Table Caption"/>
     <w:basedOn w:val="Caption"/>
     <w:pPr>
       <w:keepNext/>
     </w:pPr>
   </w:style>
-  <w:style w:type="paragraph" w:customStyle="1" w:styleId="ImageCaption">
+  <w:style w:customStyle="1" w:styleId="ImageCaption" w:type="paragraph">
     <w:name w:val="Image Caption"/>
     <w:basedOn w:val="Caption"/>
   </w:style>
-  <w:style w:type="paragraph" w:customStyle="1" w:styleId="Figure">
+  <w:style w:customStyle="1" w:styleId="Figure" w:type="paragraph">
     <w:name w:val="Figure"/>
     <w:basedOn w:val="Normal"/>
   </w:style>
-  <w:style w:type="paragraph" w:customStyle="1" w:styleId="CaptionedFigure">
+  <w:style w:customStyle="1" w:styleId="CaptionedFigure" w:type="paragraph">
     <w:name w:val="Captioned Figure"/>
     <w:basedOn w:val="Figure"/>
     <w:pPr>
       <w:keepNext/>
     </w:pPr>
   </w:style>
-  <w:style w:type="character" w:customStyle="1" w:styleId="CaptionChar">
+  <w:style w:customStyle="1" w:styleId="CaptionChar" w:type="character">
     <w:name w:val="Caption Char"/>
     <w:basedOn w:val="DefaultParagraphFont"/>
     <w:link w:val="Caption"/>
   </w:style>
-  <w:style w:type="character" w:customStyle="1" w:styleId="VerbatimChar">
+  <w:style w:customStyle="1" w:styleId="VerbatimChar" w:type="character">
     <w:name w:val="Verbatim Char"/>
     <w:basedOn w:val="CaptionChar"/>
     <w:link w:val="SourceCode"/>
@@ -3431,25 +3908,25 @@
       <w:sz w:val="22"/>
     </w:rPr>
   </w:style>
-  <w:style w:type="character" w:customStyle="1" w:styleId="SectionNumber">
+  <w:style w:customStyle="1" w:styleId="SectionNumber" w:type="character">
     <w:name w:val="Section Number"/>
     <w:basedOn w:val="CaptionChar"/>
   </w:style>
-  <w:style w:type="character" w:styleId="FootnoteReference">
+  <w:style w:styleId="FootnoteReference" w:type="character">
     <w:name w:val="footnote reference"/>
     <w:basedOn w:val="CaptionChar"/>
     <w:rPr>
       <w:vertAlign w:val="superscript"/>
     </w:rPr>
   </w:style>
-  <w:style w:type="character" w:styleId="Hyperlink">
+  <w:style w:styleId="Hyperlink" w:type="character">
     <w:name w:val="Hyperlink"/>
     <w:basedOn w:val="CaptionChar"/>
     <w:rPr>
-      <w:color w:val="156082" w:themeColor="accent1"/>
-    </w:rPr>
-  </w:style>
-  <w:style w:type="paragraph" w:styleId="TOCHeading">
+      <w:color w:themeColor="accent1" w:val="156082"/>
+    </w:rPr>
+  </w:style>
+  <w:style w:styleId="TOCHeading" w:type="paragraph">
     <w:name w:val="TOC Heading"/>
     <w:basedOn w:val="Heading1"/>
     <w:next w:val="BodyText"/>
@@ -3461,7 +3938,7 @@
       <w:outlineLvl w:val="9"/>
     </w:pPr>
   </w:style>
-  <w:style w:type="paragraph" w:customStyle="1" w:styleId="SourceCode">
+  <w:style w:customStyle="1" w:styleId="SourceCode" w:type="paragraph">
     <w:name w:val="Source Code"/>
     <w:basedOn w:val="Normal"/>
     <w:link w:val="VerbatimChar"/>
@@ -3469,7 +3946,7 @@
       <w:wordWrap w:val="0"/>
     </w:pPr>
   </w:style>
-  <w:style w:type="character" w:customStyle="1" w:styleId="KeywordTok">
+  <w:style w:customStyle="1" w:styleId="KeywordTok" w:type="character">
     <w:name w:val="KeywordTok"/>
     <w:basedOn w:val="VerbatimChar"/>
     <w:rPr>
@@ -3479,7 +3956,7 @@
       <w:sz w:val="22"/>
     </w:rPr>
   </w:style>
-  <w:style w:type="character" w:customStyle="1" w:styleId="DataTypeTok">
+  <w:style w:customStyle="1" w:styleId="DataTypeTok" w:type="character">
     <w:name w:val="DataTypeTok"/>
     <w:basedOn w:val="VerbatimChar"/>
     <w:rPr>
@@ -3488,7 +3965,7 @@
       <w:sz w:val="22"/>
     </w:rPr>
   </w:style>
-  <w:style w:type="character" w:customStyle="1" w:styleId="DecValTok">
+  <w:style w:customStyle="1" w:styleId="DecValTok" w:type="character">
     <w:name w:val="DecValTok"/>
     <w:basedOn w:val="VerbatimChar"/>
     <w:rPr>
@@ -3497,7 +3974,7 @@
       <w:sz w:val="22"/>
     </w:rPr>
   </w:style>
-  <w:style w:type="character" w:customStyle="1" w:styleId="BaseNTok">
+  <w:style w:customStyle="1" w:styleId="BaseNTok" w:type="character">
     <w:name w:val="BaseNTok"/>
     <w:basedOn w:val="VerbatimChar"/>
     <w:rPr>
@@ -3506,7 +3983,7 @@
       <w:sz w:val="22"/>
     </w:rPr>
   </w:style>
-  <w:style w:type="character" w:customStyle="1" w:styleId="FloatTok">
+  <w:style w:customStyle="1" w:styleId="FloatTok" w:type="character">
     <w:name w:val="FloatTok"/>
     <w:basedOn w:val="VerbatimChar"/>
     <w:rPr>
@@ -3515,7 +3992,7 @@
       <w:sz w:val="22"/>
     </w:rPr>
   </w:style>
-  <w:style w:type="character" w:customStyle="1" w:styleId="ConstantTok">
+  <w:style w:customStyle="1" w:styleId="ConstantTok" w:type="character">
     <w:name w:val="ConstantTok"/>
     <w:basedOn w:val="VerbatimChar"/>
     <w:rPr>
@@ -3524,7 +4001,7 @@
       <w:sz w:val="22"/>
     </w:rPr>
   </w:style>
-  <w:style w:type="character" w:customStyle="1" w:styleId="CharTok">
+  <w:style w:customStyle="1" w:styleId="CharTok" w:type="character">
     <w:name w:val="CharTok"/>
     <w:basedOn w:val="VerbatimChar"/>
     <w:rPr>
@@ -3533,7 +4010,7 @@
       <w:sz w:val="22"/>
     </w:rPr>
   </w:style>
-  <w:style w:type="character" w:customStyle="1" w:styleId="SpecialCharTok">
+  <w:style w:customStyle="1" w:styleId="SpecialCharTok" w:type="character">
     <w:name w:val="SpecialCharTok"/>
     <w:basedOn w:val="VerbatimChar"/>
     <w:rPr>
@@ -3542,7 +4019,7 @@
       <w:sz w:val="22"/>
     </w:rPr>
   </w:style>
-  <w:style w:type="character" w:customStyle="1" w:styleId="StringTok">
+  <w:style w:customStyle="1" w:styleId="StringTok" w:type="character">
     <w:name w:val="StringTok"/>
     <w:basedOn w:val="VerbatimChar"/>
     <w:rPr>
@@ -3551,7 +4028,7 @@
       <w:sz w:val="22"/>
     </w:rPr>
   </w:style>
-  <w:style w:type="character" w:customStyle="1" w:styleId="VerbatimStringTok">
+  <w:style w:customStyle="1" w:styleId="VerbatimStringTok" w:type="character">
     <w:name w:val="VerbatimStringTok"/>
     <w:basedOn w:val="VerbatimChar"/>
     <w:rPr>
@@ -3560,7 +4037,7 @@
       <w:sz w:val="22"/>
     </w:rPr>
   </w:style>
-  <w:style w:type="character" w:customStyle="1" w:styleId="SpecialStringTok">
+  <w:style w:customStyle="1" w:styleId="SpecialStringTok" w:type="character">
     <w:name w:val="SpecialStringTok"/>
     <w:basedOn w:val="VerbatimChar"/>
     <w:rPr>
@@ -3569,7 +4046,7 @@
       <w:sz w:val="22"/>
     </w:rPr>
   </w:style>
-  <w:style w:type="character" w:customStyle="1" w:styleId="ImportTok">
+  <w:style w:customStyle="1" w:styleId="ImportTok" w:type="character">
     <w:name w:val="ImportTok"/>
     <w:basedOn w:val="VerbatimChar"/>
     <w:rPr>
@@ -3579,7 +4056,7 @@
       <w:sz w:val="22"/>
     </w:rPr>
   </w:style>
-  <w:style w:type="character" w:customStyle="1" w:styleId="CommentTok">
+  <w:style w:customStyle="1" w:styleId="CommentTok" w:type="character">
     <w:name w:val="CommentTok"/>
     <w:basedOn w:val="VerbatimChar"/>
     <w:rPr>
@@ -3589,7 +4066,7 @@
       <w:sz w:val="22"/>
     </w:rPr>
   </w:style>
-  <w:style w:type="character" w:customStyle="1" w:styleId="DocumentationTok">
+  <w:style w:customStyle="1" w:styleId="DocumentationTok" w:type="character">
     <w:name w:val="DocumentationTok"/>
     <w:basedOn w:val="VerbatimChar"/>
     <w:rPr>
@@ -3599,7 +4076,7 @@
       <w:sz w:val="22"/>
     </w:rPr>
   </w:style>
-  <w:style w:type="character" w:customStyle="1" w:styleId="AnnotationTok">
+  <w:style w:customStyle="1" w:styleId="AnnotationTok" w:type="character">
     <w:name w:val="AnnotationTok"/>
     <w:basedOn w:val="VerbatimChar"/>
     <w:rPr>
@@ -3610,7 +4087,7 @@
       <w:sz w:val="22"/>
     </w:rPr>
   </w:style>
-  <w:style w:type="character" w:customStyle="1" w:styleId="CommentVarTok">
+  <w:style w:customStyle="1" w:styleId="CommentVarTok" w:type="character">
     <w:name w:val="CommentVarTok"/>
     <w:basedOn w:val="VerbatimChar"/>
     <w:rPr>
@@ -3621,7 +4098,7 @@
       <w:sz w:val="22"/>
     </w:rPr>
   </w:style>
-  <w:style w:type="character" w:customStyle="1" w:styleId="OtherTok">
+  <w:style w:customStyle="1" w:styleId="OtherTok" w:type="character">
     <w:name w:val="OtherTok"/>
     <w:basedOn w:val="VerbatimChar"/>
     <w:rPr>
@@ -3630,7 +4107,7 @@
       <w:sz w:val="22"/>
     </w:rPr>
   </w:style>
-  <w:style w:type="character" w:customStyle="1" w:styleId="FunctionTok">
+  <w:style w:customStyle="1" w:styleId="FunctionTok" w:type="character">
     <w:name w:val="FunctionTok"/>
     <w:basedOn w:val="VerbatimChar"/>
     <w:rPr>
@@ -3639,7 +4116,7 @@
       <w:sz w:val="22"/>
     </w:rPr>
   </w:style>
-  <w:style w:type="character" w:customStyle="1" w:styleId="VariableTok">
+  <w:style w:customStyle="1" w:styleId="VariableTok" w:type="character">
     <w:name w:val="VariableTok"/>
     <w:basedOn w:val="VerbatimChar"/>
     <w:rPr>
@@ -3648,7 +4125,7 @@
       <w:sz w:val="22"/>
     </w:rPr>
   </w:style>
-  <w:style w:type="character" w:customStyle="1" w:styleId="ControlFlowTok">
+  <w:style w:customStyle="1" w:styleId="ControlFlowTok" w:type="character">
     <w:name w:val="ControlFlowTok"/>
     <w:basedOn w:val="VerbatimChar"/>
     <w:rPr>
@@ -3658,7 +4135,7 @@
       <w:sz w:val="22"/>
     </w:rPr>
   </w:style>
-  <w:style w:type="character" w:customStyle="1" w:styleId="OperatorTok">
+  <w:style w:customStyle="1" w:styleId="OperatorTok" w:type="character">
     <w:name w:val="OperatorTok"/>
     <w:basedOn w:val="VerbatimChar"/>
     <w:rPr>
@@ -3667,7 +4144,7 @@
       <w:sz w:val="22"/>
     </w:rPr>
   </w:style>
-  <w:style w:type="character" w:customStyle="1" w:styleId="BuiltInTok">
+  <w:style w:customStyle="1" w:styleId="BuiltInTok" w:type="character">
     <w:name w:val="BuiltInTok"/>
     <w:basedOn w:val="VerbatimChar"/>
     <w:rPr>
@@ -3676,7 +4153,7 @@
       <w:sz w:val="22"/>
     </w:rPr>
   </w:style>
-  <w:style w:type="character" w:customStyle="1" w:styleId="ExtensionTok">
+  <w:style w:customStyle="1" w:styleId="ExtensionTok" w:type="character">
     <w:name w:val="ExtensionTok"/>
     <w:basedOn w:val="VerbatimChar"/>
     <w:rPr>
@@ -3684,7 +4161,7 @@
       <w:sz w:val="22"/>
     </w:rPr>
   </w:style>
-  <w:style w:type="character" w:customStyle="1" w:styleId="PreprocessorTok">
+  <w:style w:customStyle="1" w:styleId="PreprocessorTok" w:type="character">
     <w:name w:val="PreprocessorTok"/>
     <w:basedOn w:val="VerbatimChar"/>
     <w:rPr>
@@ -3693,7 +4170,7 @@
       <w:sz w:val="22"/>
     </w:rPr>
   </w:style>
-  <w:style w:type="character" w:customStyle="1" w:styleId="AttributeTok">
+  <w:style w:customStyle="1" w:styleId="AttributeTok" w:type="character">
     <w:name w:val="AttributeTok"/>
     <w:basedOn w:val="VerbatimChar"/>
     <w:rPr>
@@ -3702,7 +4179,7 @@
       <w:sz w:val="22"/>
     </w:rPr>
   </w:style>
-  <w:style w:type="character" w:customStyle="1" w:styleId="RegionMarkerTok">
+  <w:style w:customStyle="1" w:styleId="RegionMarkerTok" w:type="character">
     <w:name w:val="RegionMarkerTok"/>
     <w:basedOn w:val="VerbatimChar"/>
     <w:rPr>
@@ -3710,7 +4187,7 @@
       <w:sz w:val="22"/>
     </w:rPr>
   </w:style>
-  <w:style w:type="character" w:customStyle="1" w:styleId="InformationTok">
+  <w:style w:customStyle="1" w:styleId="InformationTok" w:type="character">
     <w:name w:val="InformationTok"/>
     <w:basedOn w:val="VerbatimChar"/>
     <w:rPr>
@@ -3721,7 +4198,7 @@
       <w:sz w:val="22"/>
     </w:rPr>
   </w:style>
-  <w:style w:type="character" w:customStyle="1" w:styleId="WarningTok">
+  <w:style w:customStyle="1" w:styleId="WarningTok" w:type="character">
     <w:name w:val="WarningTok"/>
     <w:basedOn w:val="VerbatimChar"/>
     <w:rPr>
@@ -3732,7 +4209,7 @@
       <w:sz w:val="22"/>
     </w:rPr>
   </w:style>
-  <w:style w:type="character" w:customStyle="1" w:styleId="AlertTok">
+  <w:style w:customStyle="1" w:styleId="AlertTok" w:type="character">
     <w:name w:val="AlertTok"/>
     <w:basedOn w:val="VerbatimChar"/>
     <w:rPr>
@@ -3742,7 +4219,7 @@
       <w:sz w:val="22"/>
     </w:rPr>
   </w:style>
-  <w:style w:type="character" w:customStyle="1" w:styleId="ErrorTok">
+  <w:style w:customStyle="1" w:styleId="ErrorTok" w:type="character">
     <w:name w:val="ErrorTok"/>
     <w:basedOn w:val="VerbatimChar"/>
     <w:rPr>
@@ -3752,7 +4229,7 @@
       <w:sz w:val="22"/>
     </w:rPr>
   </w:style>
-  <w:style w:type="character" w:customStyle="1" w:styleId="NormalTok">
+  <w:style w:customStyle="1" w:styleId="NormalTok" w:type="character">
     <w:name w:val="NormalTok"/>
     <w:basedOn w:val="VerbatimChar"/>
     <w:rPr>
@@ -3760,56 +4237,56 @@
       <w:sz w:val="22"/>
     </w:rPr>
   </w:style>
-  <w:style w:type="paragraph" w:styleId="Header">
+  <w:style w:styleId="Header" w:type="paragraph">
     <w:name w:val="header"/>
     <w:basedOn w:val="Normal"/>
     <w:link w:val="HeaderChar"/>
     <w:rsid w:val="007A1920"/>
     <w:pPr>
       <w:tabs>
-        <w:tab w:val="center" w:pos="4513"/>
-        <w:tab w:val="right" w:pos="9026"/>
+        <w:tab w:pos="4513" w:val="center"/>
+        <w:tab w:pos="9026" w:val="right"/>
       </w:tabs>
       <w:spacing w:after="0"/>
     </w:pPr>
   </w:style>
-  <w:style w:type="character" w:customStyle="1" w:styleId="HeaderChar">
+  <w:style w:customStyle="1" w:styleId="HeaderChar" w:type="character">
     <w:name w:val="Header Char"/>
     <w:basedOn w:val="DefaultParagraphFont"/>
     <w:link w:val="Header"/>
     <w:rsid w:val="007A1920"/>
   </w:style>
-  <w:style w:type="paragraph" w:styleId="Footer">
+  <w:style w:styleId="Footer" w:type="paragraph">
     <w:name w:val="footer"/>
     <w:basedOn w:val="Normal"/>
     <w:link w:val="FooterChar"/>
     <w:rsid w:val="007A1920"/>
     <w:pPr>
       <w:tabs>
-        <w:tab w:val="center" w:pos="4513"/>
-        <w:tab w:val="right" w:pos="9026"/>
+        <w:tab w:pos="4513" w:val="center"/>
+        <w:tab w:pos="9026" w:val="right"/>
       </w:tabs>
       <w:spacing w:after="0"/>
     </w:pPr>
   </w:style>
-  <w:style w:type="character" w:customStyle="1" w:styleId="FooterChar">
+  <w:style w:customStyle="1" w:styleId="FooterChar" w:type="character">
     <w:name w:val="Footer Char"/>
     <w:basedOn w:val="DefaultParagraphFont"/>
     <w:link w:val="Footer"/>
     <w:rsid w:val="007A1920"/>
   </w:style>
-  <w:style w:type="character" w:styleId="PageNumber">
+  <w:style w:styleId="PageNumber" w:type="character">
     <w:name w:val="page number"/>
     <w:basedOn w:val="DefaultParagraphFont"/>
     <w:rsid w:val="007A1920"/>
   </w:style>
-  <w:style w:type="character" w:customStyle="1" w:styleId="BodyTextChar">
+  <w:style w:customStyle="1" w:styleId="BodyTextChar" w:type="character">
     <w:name w:val="Body Text Char"/>
     <w:basedOn w:val="DefaultParagraphFont"/>
     <w:link w:val="BodyText"/>
     <w:rsid w:val="00EB5E10"/>
   </w:style>
-  <w:style w:type="table" w:styleId="TableGrid">
+  <w:style w:styleId="TableGrid" w:type="table">
     <w:name w:val="Table Grid"/>
     <w:basedOn w:val="TableNormal"/>
     <w:rsid w:val="00AF725E"/>
@@ -3818,12 +4295,12 @@
     </w:pPr>
     <w:tblPr>
       <w:tblBorders>
-        <w:top w:val="single" w:sz="4" w:space="0" w:color="auto"/>
-        <w:left w:val="single" w:sz="4" w:space="0" w:color="auto"/>
-        <w:bottom w:val="single" w:sz="4" w:space="0" w:color="auto"/>
-        <w:right w:val="single" w:sz="4" w:space="0" w:color="auto"/>
-        <w:insideH w:val="single" w:sz="4" w:space="0" w:color="auto"/>
-        <w:insideV w:val="single" w:sz="4" w:space="0" w:color="auto"/>
+        <w:top w:color="auto" w:space="0" w:sz="4" w:val="single"/>
+        <w:left w:color="auto" w:space="0" w:sz="4" w:val="single"/>
+        <w:bottom w:color="auto" w:space="0" w:sz="4" w:val="single"/>
+        <w:right w:color="auto" w:space="0" w:sz="4" w:val="single"/>
+        <w:insideH w:color="auto" w:space="0" w:sz="4" w:val="single"/>
+        <w:insideV w:color="auto" w:space="0" w:sz="4" w:val="single"/>
       </w:tblBorders>
     </w:tblPr>
   </w:style>

--- a/docs/rapport.docx
+++ b/docs/rapport.docx
@@ -2,13 +2,13 @@
 <file path=word/document.xml><?xml version="1.0" encoding="utf-8"?>
 <w:document xmlns:w="http://schemas.openxmlformats.org/wordprocessingml/2006/main" xmlns:m="http://schemas.openxmlformats.org/officeDocument/2006/math" xmlns:r="http://schemas.openxmlformats.org/officeDocument/2006/relationships" xmlns:o="urn:schemas-microsoft-com:office:office" xmlns:v="urn:schemas-microsoft-com:vml" xmlns:w10="urn:schemas-microsoft-com:office:word" xmlns:a="http://schemas.openxmlformats.org/drawingml/2006/main" xmlns:pic="http://schemas.openxmlformats.org/drawingml/2006/picture" xmlns:wp="http://schemas.openxmlformats.org/drawingml/2006/wordprocessingDrawing">
   <w:body>
-    <w:bookmarkStart w:id="37" w:name="plotplanner---rapport"/>
+    <w:bookmarkStart w:id="37" w:name="plotplanner-rapport"/>
     <w:p>
       <w:pPr>
         <w:pStyle w:val="Heading1"/>
       </w:pPr>
       <w:r>
-        <w:t xml:space="preserve">PlotPlanner - Rapport</w:t>
+        <w:t xml:space="preserve">PlotPlanner: Rapport</w:t>
       </w:r>
     </w:p>
     <w:bookmarkStart w:id="21" w:name="platform-arkitektur-og-modelreflektion"/>
@@ -66,13 +66,7 @@
         <w:t xml:space="preserve"> </w:t>
       </w:r>
       <w:r>
-        <w:t xml:space="preserve">NanoClaw. Den primære begrundelse er at Hermes er model-agnostisk —</w:t>
-      </w:r>
-      <w:r>
-        <w:t xml:space="preserve"> </w:t>
-      </w:r>
-      <w:r>
-        <w:t xml:space="preserve">agenten er ikke bundet til én LLM-udbyder og kan skifte model uden at</w:t>
+        <w:t xml:space="preserve">NanoClaw. Den primære begrundelse er at Hermes er model-agnostisk, agenten er ikke bundet til én LLM-udbyder og kan skifte model uden at</w:t>
       </w:r>
       <w:r>
         <w:t xml:space="preserve"> </w:t>
@@ -125,7 +119,7 @@
         <w:t xml:space="preserve"> </w:t>
       </w:r>
       <w:r>
-        <w:t xml:space="preserve">gateway til Telegram — hvilket eliminerede behovet for en separat n8n</w:t>
+        <w:t xml:space="preserve">gateway til Telegram, hvilket eliminerede behovet for en separat n8n</w:t>
       </w:r>
       <w:r>
         <w:t xml:space="preserve"> </w:t>
@@ -151,7 +145,7 @@
         <w:t xml:space="preserve"> </w:t>
       </w:r>
       <w:r>
-        <w:t xml:space="preserve">agent-sessioner i isolerede Docker-containere — det er primært</w:t>
+        <w:t xml:space="preserve">agent-sessioner i isolerede Docker-containere. Det er primært</w:t>
       </w:r>
       <w:r>
         <w:t xml:space="preserve"> </w:t>
@@ -175,7 +169,7 @@
         <w:t xml:space="preserve"> </w:t>
       </w:r>
       <w:r>
-        <w:t xml:space="preserve">via konfiguration, og har en built-in gateway til Telegram — hvilket</w:t>
+        <w:t xml:space="preserve">via konfiguration, og har en built-in gateway til Telegram, hvilket</w:t>
       </w:r>
       <w:r>
         <w:t xml:space="preserve"> </w:t>
@@ -231,14 +225,14 @@
     <w:tbl>
       <w:tblPr>
         <w:tblStyle w:val="Table"/>
-        <w:tblW w:type="pct" w:w="4877"/>
+        <w:tblW w:type="pct" w:w="4868"/>
         <w:tblLayout w:type="fixed"/>
         <w:tblLook w:firstRow="1" w:lastRow="0" w:firstColumn="0" w:lastColumn="0" w:noHBand="0" w:noVBand="0" w:val="0020"/>
       </w:tblPr>
       <w:tblGrid>
-        <w:gridCol w:w="1857"/>
-        <w:gridCol w:w="1564"/>
-        <w:gridCol w:w="4302"/>
+        <w:gridCol w:w="1980"/>
+        <w:gridCol w:w="1563"/>
+        <w:gridCol w:w="4168"/>
       </w:tblGrid>
       <w:tr>
         <w:trPr>
@@ -332,19 +326,25 @@
               <w:jc w:val="left"/>
             </w:pPr>
             <w:r>
-              <w:t xml:space="preserve">Hallucinererede og kaldte aldrig MCP tools.</w:t>
+              <w:t xml:space="preserve">Hallucinererede og kaldte aldrig MCP</w:t>
             </w:r>
             <w:r>
               <w:t xml:space="preserve"> </w:t>
             </w:r>
             <w:r>
-              <w:t xml:space="preserve">Returnerede meningsløse svar i stedet for</w:t>
+              <w:t xml:space="preserve">tools. Returnerede meningsløse svar i</w:t>
             </w:r>
             <w:r>
               <w:t xml:space="preserve"> </w:t>
             </w:r>
             <w:r>
-              <w:t xml:space="preserve">at bruge de eksponerede tools.</w:t>
+              <w:t xml:space="preserve">stedet for at bruge de eksponerede</w:t>
+            </w:r>
+            <w:r>
+              <w:t xml:space="preserve"> </w:t>
+            </w:r>
+            <w:r>
+              <w:t xml:space="preserve">tools.</w:t>
             </w:r>
           </w:p>
         </w:tc>
@@ -394,13 +394,13 @@
               <w:t xml:space="preserve"> </w:t>
             </w:r>
             <w:r>
-              <w:t xml:space="preserve">agentisk brug. Samme problem som llama3.1</w:t>
+              <w:t xml:space="preserve">agentisk brug. Samme problem som</w:t>
             </w:r>
             <w:r>
               <w:t xml:space="preserve"> </w:t>
             </w:r>
             <w:r>
-              <w:t xml:space="preserve">og ingen tool-calling.</w:t>
+              <w:t xml:space="preserve">llama3.1 og ingen tool-calling.</w:t>
             </w:r>
           </w:p>
         </w:tc>
@@ -444,13 +444,19 @@
               <w:jc w:val="left"/>
             </w:pPr>
             <w:r>
-              <w:t xml:space="preserve">Afvist af Hermes grundet context window på</w:t>
+              <w:t xml:space="preserve">Afvist af Hermes grundet context window</w:t>
             </w:r>
             <w:r>
               <w:t xml:space="preserve"> </w:t>
             </w:r>
             <w:r>
-              <w:t xml:space="preserve">32K tokens, under Hermes’ minimum på 64K.</w:t>
+              <w:t xml:space="preserve">på 32K tokens, under Hermes’ minimum på</w:t>
+            </w:r>
+            <w:r>
+              <w:t xml:space="preserve"> </w:t>
+            </w:r>
+            <w:r>
+              <w:t xml:space="preserve">64K.</w:t>
             </w:r>
           </w:p>
         </w:tc>
@@ -500,13 +506,19 @@
               <w:t xml:space="preserve"> </w:t>
             </w:r>
             <w:r>
-              <w:t xml:space="preserve">tool-calling. Gratis tier utilstrækkelig</w:t>
+              <w:t xml:space="preserve">tool-calling. Gratis tier</w:t>
             </w:r>
             <w:r>
               <w:t xml:space="preserve"> </w:t>
             </w:r>
             <w:r>
-              <w:t xml:space="preserve">(rate limits) — billing aktiveret, cap 50 kr/md.</w:t>
+              <w:t xml:space="preserve">utilstrækkelig (rate limits). Billing</w:t>
+            </w:r>
+            <w:r>
+              <w:t xml:space="preserve"> </w:t>
+            </w:r>
+            <w:r>
+              <w:t xml:space="preserve">aktiveret, cap 50 kr/md.</w:t>
             </w:r>
           </w:p>
         </w:tc>
@@ -701,13 +713,7 @@
         <w:t xml:space="preserve"> </w:t>
       </w:r>
       <w:r>
-        <w:t xml:space="preserve">(Pinecone, Weaviate el.lign.) og en separat graph-database — to</w:t>
-      </w:r>
-      <w:r>
-        <w:t xml:space="preserve"> </w:t>
-      </w:r>
-      <w:r>
-        <w:t xml:space="preserve">systemer at drifte og vedligeholde. Med Neo4j samles begge i én</w:t>
+        <w:t xml:space="preserve">(Pinecone, Weaviate el.lign.) og en separat graph-database. To systemer at drifte og vedligeholde. Med Neo4j samles begge i én</w:t>
       </w:r>
       <w:r>
         <w:t xml:space="preserve"> </w:t>
@@ -727,7 +733,7 @@
         <w:t xml:space="preserve"> </w:t>
       </w:r>
       <w:r>
-        <w:t xml:space="preserve">similarity. Threshold er sat til 0.7 — lavere returnerer for støjede</w:t>
+        <w:t xml:space="preserve">similarity. Threshold er sat til 0.7. Lavere returnerer for støjede</w:t>
       </w:r>
       <w:r>
         <w:t xml:space="preserve"> </w:t>
@@ -763,7 +769,7 @@
         <w:t xml:space="preserve"> </w:t>
       </w:r>
       <w:r>
-        <w:t xml:space="preserve">manuelt inden Neo4j-skrivning — et human-in-the-loop trin der fanger</w:t>
+        <w:t xml:space="preserve">manuelt inden Neo4j-skrivning, et human-in-the-loop trin der fanger</w:t>
       </w:r>
       <w:r>
         <w:t xml:space="preserve"> </w:t>
@@ -848,7 +854,7 @@
         <w:t xml:space="preserve"> </w:t>
       </w:r>
       <w:r>
-        <w:t xml:space="preserve">multilingual). Modellen understøtter dansk input implicit — brugeren</w:t>
+        <w:t xml:space="preserve">multilingual). Modellen understøtter dansk input implicit. Brugeren</w:t>
       </w:r>
       <w:r>
         <w:t xml:space="preserve"> </w:t>
@@ -938,19 +944,19 @@
         <w:rPr>
           <w:rStyle w:val="VerbatimChar"/>
         </w:rPr>
-        <w:t xml:space="preserve">Accept: application/json, text/event-stream</w:t>
-      </w:r>
-      <w:r>
-        <w:t xml:space="preserve"> </w:t>
-      </w:r>
-      <w:r>
-        <w:t xml:space="preserve">header — løst ved at</w:t>
-      </w:r>
-      <w:r>
-        <w:t xml:space="preserve"> </w:t>
-      </w:r>
-      <w:r>
-        <w:t xml:space="preserve">patche headeren i Express middleware inden transport-håndtering.</w:t>
+        <w:t xml:space="preserve">Accept: ``application``/``json``, ``text``/event-stream</w:t>
+      </w:r>
+      <w:r>
+        <w:t xml:space="preserve"> </w:t>
+      </w:r>
+      <w:r>
+        <w:t xml:space="preserve">header, løst ved at patche headeren i Express middleware inden</w:t>
+      </w:r>
+      <w:r>
+        <w:t xml:space="preserve"> </w:t>
+      </w:r>
+      <w:r>
+        <w:t xml:space="preserve">transport-håndtering.</w:t>
       </w:r>
     </w:p>
     <w:p>
@@ -1099,7 +1105,7 @@
         <w:rPr>
           <w:rStyle w:val="VerbatimChar"/>
         </w:rPr>
-        <w:t xml:space="preserve">context="companion"</w:t>
+        <w:t xml:space="preserve">context``="``companion``"</w:t>
       </w:r>
       <w:r>
         <w:t xml:space="preserve"> </w:t>
@@ -1114,7 +1120,7 @@
         <w:rPr>
           <w:rStyle w:val="VerbatimChar"/>
         </w:rPr>
-        <w:t xml:space="preserve">context="cultivation"</w:t>
+        <w:t xml:space="preserve">context``="``cultivation``"</w:t>
       </w:r>
       <w:r>
         <w:t xml:space="preserve">),</w:t>
@@ -1138,16 +1144,16 @@
         <w:t xml:space="preserve"> </w:t>
       </w:r>
       <w:r>
-        <w:t xml:space="preserve">“hvad kan jeg plante”</w:t>
-      </w:r>
-      <w:r>
-        <w:t xml:space="preserve">-spørgsmål med sæson og/eller</w:t>
-      </w:r>
-      <w:r>
-        <w:t xml:space="preserve"> </w:t>
-      </w:r>
-      <w:r>
-        <w:t xml:space="preserve">jordtype,</w:t>
+        <w:t xml:space="preserve">“hvad kan jeg</w:t>
+      </w:r>
+      <w:r>
+        <w:t xml:space="preserve"> </w:t>
+      </w:r>
+      <w:r>
+        <w:t xml:space="preserve">plante”</w:t>
+      </w:r>
+      <w:r>
+        <w:t xml:space="preserve">-spørgsmål med sæson og/eller jordtype,</w:t>
       </w:r>
       <w:r>
         <w:t xml:space="preserve"> </w:t>
@@ -1162,7 +1168,13 @@
         <w:t xml:space="preserve"> </w:t>
       </w:r>
       <w:r>
-        <w:t xml:space="preserve">til åbne spørgsmål uden navngivet plante.</w:t>
+        <w:t xml:space="preserve">til åbne</w:t>
+      </w:r>
+      <w:r>
+        <w:t xml:space="preserve"> </w:t>
+      </w:r>
+      <w:r>
+        <w:t xml:space="preserve">spørgsmål uden navngivet plante.</w:t>
       </w:r>
     </w:p>
     <w:p>
@@ -1183,37 +1195,34 @@
         <w:t xml:space="preserve"> </w:t>
       </w:r>
       <w:r>
-        <w:rPr>
-          <w:rStyle w:val="VerbatimChar"/>
-        </w:rPr>
-        <w:t xml:space="preserve">NEXT STEP — do not respond to user yet</w:t>
-      </w:r>
-      <w:r>
-        <w:t xml:space="preserve">-instruktioner embeddet direkte i tool-resultater.</w:t>
-      </w:r>
-      <w:r>
-        <w:t xml:space="preserve"> </w:t>
-      </w:r>
-      <w:r>
-        <w:t xml:space="preserve">Systemprompten alene er ikke tilstrækkelig — Geminis base model training</w:t>
-      </w:r>
-      <w:r>
-        <w:t xml:space="preserve"> </w:t>
-      </w:r>
-      <w:r>
-        <w:t xml:space="preserve">overrider instruktioner i system prompt ved multi-trin ræsonnering.</w:t>
-      </w:r>
-      <w:r>
-        <w:t xml:space="preserve"> </w:t>
-      </w:r>
-      <w:r>
-        <w:t xml:space="preserve">Tool-resultater er autoritativ kontekst fordi de er direkte i LLM’ens</w:t>
-      </w:r>
-      <w:r>
-        <w:t xml:space="preserve"> </w:t>
-      </w:r>
-      <w:r>
-        <w:t xml:space="preserve">kontekstvindue. Dette er et designprincip, ikke en workaround.</w:t>
+        <w:t xml:space="preserve">“NEXT STEP: do not respond to user yet”</w:t>
+      </w:r>
+      <w:r>
+        <w:t xml:space="preserve">-instruktioner embeddet direkte</w:t>
+      </w:r>
+      <w:r>
+        <w:t xml:space="preserve"> </w:t>
+      </w:r>
+      <w:r>
+        <w:t xml:space="preserve">i tool-resultater. Systemprompten alene er ikke tilstrækkelig. Geminis base model training overrider instruktioner i system prompt ved</w:t>
+      </w:r>
+      <w:r>
+        <w:t xml:space="preserve"> </w:t>
+      </w:r>
+      <w:r>
+        <w:t xml:space="preserve">multi-trin ræsonnering. Tool-resultater er autoritativ kontekst fordi de</w:t>
+      </w:r>
+      <w:r>
+        <w:t xml:space="preserve"> </w:t>
+      </w:r>
+      <w:r>
+        <w:t xml:space="preserve">er direkte i LLM’ens kontekstvindue. Dette er et designprincip, ikke en</w:t>
+      </w:r>
+      <w:r>
+        <w:t xml:space="preserve"> </w:t>
+      </w:r>
+      <w:r>
+        <w:t xml:space="preserve">workaround.</w:t>
       </w:r>
     </w:p>
     <w:p>
@@ -1291,7 +1300,7 @@
         </w:numPr>
       </w:pPr>
       <w:r>
-        <w:t xml:space="preserve">Afklar sæson og jordbundstype — ét spørgsmål ad gangen</w:t>
+        <w:t xml:space="preserve">Afklar sæson og jordbundstype: spørgsmål ad gangen</w:t>
       </w:r>
     </w:p>
     <w:p>
@@ -1318,7 +1327,7 @@
         <w:t xml:space="preserve"> </w:t>
       </w:r>
       <w:r>
-        <w:t xml:space="preserve">— filtrer kandidater (vis ikke listen)</w:t>
+        <w:t xml:space="preserve">(filtrer kandidater (vis ikke listen)</w:t>
       </w:r>
     </w:p>
     <w:p>
@@ -1345,7 +1354,7 @@
         <w:t xml:space="preserve"> </w:t>
       </w:r>
       <w:r>
-        <w:t xml:space="preserve">for 3-5 kandidater — hent companions og</w:t>
+        <w:t xml:space="preserve">for 3-5 kandidater, hent companions og</w:t>
       </w:r>
       <w:r>
         <w:t xml:space="preserve"> </w:t>
@@ -1378,7 +1387,7 @@
         <w:t xml:space="preserve"> </w:t>
       </w:r>
       <w:r>
-        <w:t xml:space="preserve">— berig med dyrkningsdetaljer</w:t>
+        <w:t xml:space="preserve">og berig med dyrkningsdetaljer</w:t>
       </w:r>
     </w:p>
     <w:p>
@@ -1570,13 +1579,13 @@
     </w:p>
     <w:bookmarkEnd w:id="27"/>
     <w:bookmarkEnd w:id="28"/>
-    <w:bookmarkStart w:id="32" w:name="side-4-brug-af-agenten-i-casen"/>
+    <w:bookmarkStart w:id="32" w:name="brug-af-agenten-i-casen"/>
     <w:p>
       <w:pPr>
         <w:pStyle w:val="Heading2"/>
       </w:pPr>
       <w:r>
-        <w:t xml:space="preserve">Side 4 — Brug af agenten i casen</w:t>
+        <w:t xml:space="preserve">Brug af agenten i casen</w:t>
       </w:r>
     </w:p>
     <w:p>
@@ -1631,7 +1640,7 @@
         <w:rPr>
           <w:rStyle w:val="VerbatimChar"/>
         </w:rPr>
-        <w:t xml:space="preserve">graph_query(plant_name="tomato", context="companion")</w:t>
+        <w:t xml:space="preserve">graph_``query``(``plant_name``="tomato", context="companion")</w:t>
       </w:r>
       <w:r>
         <w:t xml:space="preserve"> </w:t>
@@ -1652,7 +1661,7 @@
         <w:rPr>
           <w:rStyle w:val="VerbatimChar"/>
         </w:rPr>
-        <w:t xml:space="preserve">vector_search(query="tomato grows well with beneficial neighbor plants")</w:t>
+        <w:t xml:space="preserve">vector_``search(``query="tomato grows well with beneficial neighbor plants")</w:t>
       </w:r>
       <w:r>
         <w:t xml:space="preserve">.</w:t>
@@ -1661,25 +1670,31 @@
         <w:t xml:space="preserve"> </w:t>
       </w:r>
       <w:r>
-        <w:t xml:space="preserve">Graf-databasen returnerer broccoli som eneste direkte companion for tomat.</w:t>
-      </w:r>
-      <w:r>
-        <w:t xml:space="preserve"> </w:t>
-      </w:r>
-      <w:r>
-        <w:t xml:space="preserve">Vector search supplerer med radise, salat og løgplanter (Alliums) fra</w:t>
-      </w:r>
-      <w:r>
-        <w:t xml:space="preserve"> </w:t>
-      </w:r>
-      <w:r>
-        <w:t xml:space="preserve">Wikipedia-korpus. Svaret kombinerer begge datakilder og inkluderer</w:t>
-      </w:r>
-      <w:r>
-        <w:t xml:space="preserve"> </w:t>
-      </w:r>
-      <w:r>
-        <w:t xml:space="preserve">sædskifterelationer (gode forgængere: passionsfrugt, agurk, californisk valmue).</w:t>
+        <w:t xml:space="preserve">Graf-databasen returnerer broccoli som eneste direkte companion for</w:t>
+      </w:r>
+      <w:r>
+        <w:t xml:space="preserve"> </w:t>
+      </w:r>
+      <w:r>
+        <w:t xml:space="preserve">tomat. Vector search supplerer med radise, salat og løgplanter (Alliums)</w:t>
+      </w:r>
+      <w:r>
+        <w:t xml:space="preserve"> </w:t>
+      </w:r>
+      <w:r>
+        <w:t xml:space="preserve">fra Wikipedia-korpus. Svaret kombinerer begge datakilder og inkluderer</w:t>
+      </w:r>
+      <w:r>
+        <w:t xml:space="preserve"> </w:t>
+      </w:r>
+      <w:r>
+        <w:t xml:space="preserve">sædskifterelationer (gode forgængere: passionsfrugt, agurk, californisk</w:t>
+      </w:r>
+      <w:r>
+        <w:t xml:space="preserve"> </w:t>
+      </w:r>
+      <w:r>
+        <w:t xml:space="preserve">valmue).</w:t>
       </w:r>
     </w:p>
     <w:bookmarkEnd w:id="29"/>
@@ -1721,7 +1736,7 @@
         <w:rPr>
           <w:rStyle w:val="VerbatimChar"/>
         </w:rPr>
-        <w:t xml:space="preserve">graph_query(plant_name="cabbage", context="cultivation")</w:t>
+        <w:t xml:space="preserve">graph_``query``(``plant_name``="cabbage", context="cultivation")</w:t>
       </w:r>
       <w:r>
         <w:t xml:space="preserve"> </w:t>
@@ -1742,7 +1757,7 @@
         <w:rPr>
           <w:rStyle w:val="VerbatimChar"/>
         </w:rPr>
-        <w:t xml:space="preserve">vector_search(query="how to grow cabbage cultivation")</w:t>
+        <w:t xml:space="preserve">vector_``search(``query="how to grow cabbage cultivation")</w:t>
       </w:r>
       <w:r>
         <w:t xml:space="preserve">.</w:t>
@@ -1757,13 +1772,7 @@
         <w:t xml:space="preserve"> </w:t>
       </w:r>
       <w:r>
-        <w:t xml:space="preserve">(vindruer) og sædskifte (følger godt efter bønner, ærter, majs, squash;</w:t>
-      </w:r>
-      <w:r>
-        <w:t xml:space="preserve"> </w:t>
-      </w:r>
-      <w:r>
-        <w:t xml:space="preserve">undgå efter tomater, peberfrugter, salat). Vector search tilføjer</w:t>
+        <w:t xml:space="preserve">(vindruer) og sædskifte (følger godt efter bønner, ærter, majs, squash. Undgå efter tomater, peberfrugter, salat). Vector search tilføjer</w:t>
       </w:r>
       <w:r>
         <w:t xml:space="preserve"> </w:t>
@@ -1823,7 +1832,7 @@
         <w:rPr>
           <w:rStyle w:val="VerbatimChar"/>
         </w:rPr>
-        <w:t xml:space="preserve">season_soil_filter(season="forår", soil_type="lerjord")</w:t>
+        <w:t xml:space="preserve">season_soil_``filter``(``season="``forår``", ``soil_type``="``lerjord``")</w:t>
       </w:r>
       <w:r>
         <w:t xml:space="preserve"> </w:t>
@@ -1850,7 +1859,13 @@
         <w:t xml:space="preserve"> </w:t>
       </w:r>
       <w:r>
-        <w:t xml:space="preserve">× 3 (asparagus, bush beans, fava beans) — top 3 Vegetable-type planter, sorteret via PRIORITY-array i tool-kode</w:t>
+        <w:t xml:space="preserve">× 3 (asparagus, bush beans, fava beans), top 3</w:t>
+      </w:r>
+      <w:r>
+        <w:t xml:space="preserve"> </w:t>
+      </w:r>
+      <w:r>
+        <w:t xml:space="preserve">Vegetable-type planter, sorteret via PRIORITY-array i tool-kode</w:t>
       </w:r>
     </w:p>
     <w:p>
@@ -1862,7 +1877,19 @@
         </w:numPr>
       </w:pPr>
       <w:r>
-        <w:t xml:space="preserve">Struktureret anbefaling: Asparges (trives med tomater og persille), Buskbønner (trives med jordbær og agurker), Hestebønner (god forgænger for peberfrugter)</w:t>
+        <w:t xml:space="preserve">Struktureret anbefaling: Asparges (trives med tomater og persille),</w:t>
+      </w:r>
+      <w:r>
+        <w:t xml:space="preserve"> </w:t>
+      </w:r>
+      <w:r>
+        <w:t xml:space="preserve">Buskbønner (trives med jordbær og agurker), Hestebønner (god forgænger</w:t>
+      </w:r>
+      <w:r>
+        <w:t xml:space="preserve"> </w:t>
+      </w:r>
+      <w:r>
+        <w:t xml:space="preserve">for peberfrugter)</w:t>
       </w:r>
     </w:p>
     <w:p>
@@ -1870,7 +1897,7 @@
         <w:pStyle w:val="FirstParagraph"/>
       </w:pPr>
       <w:r>
-        <w:t xml:space="preserve">Hele sekvensen gennemføres uden at spørge brugeren undervejs — styret</w:t>
+        <w:t xml:space="preserve">Hele sekvensen gennemføres uden at spørge brugeren undervejs, styret</w:t>
       </w:r>
       <w:r>
         <w:t xml:space="preserve"> </w:t>
@@ -1881,13 +1908,13 @@
     </w:p>
     <w:bookmarkEnd w:id="31"/>
     <w:bookmarkEnd w:id="32"/>
-    <w:bookmarkStart w:id="36" w:name="X7bd5f9bfae28095b0107307c633da271af37658"/>
+    <w:bookmarkStart w:id="36" w:name="X1998860e54c23c0e2fcad926c5d9beb0498aaff"/>
     <w:p>
       <w:pPr>
         <w:pStyle w:val="Heading2"/>
       </w:pPr>
       <w:r>
-        <w:t xml:space="preserve">Side 5 — Reflection, sikkerhed og fremtidigt arbejde</w:t>
+        <w:t xml:space="preserve">Reflection, sikkerhed og fremtidigt arbejde</w:t>
       </w:r>
     </w:p>
     <w:bookmarkStart w:id="33" w:name="begrænsninger"/>
@@ -1968,7 +1995,7 @@
         <w:t xml:space="preserve"> </w:t>
       </w:r>
       <w:r>
-        <w:t xml:space="preserve">fejl. Vector-korpus er udelukkende Wikipedia — kvaliteten varierer per</w:t>
+        <w:t xml:space="preserve">fejl. Vector-korpus er udelukkende Wikipedia. Kvaliteten varierer per</w:t>
       </w:r>
       <w:r>
         <w:t xml:space="preserve"> </w:t>
@@ -2061,25 +2088,25 @@
         <w:rPr>
           <w:rStyle w:val="VerbatimChar"/>
         </w:rPr>
-        <w:t xml:space="preserve">.env</w:t>
-      </w:r>
-      <w:r>
-        <w:t xml:space="preserve"> </w:t>
-      </w:r>
-      <w:r>
-        <w:t xml:space="preserve">og er ikke</w:t>
-      </w:r>
-      <w:r>
-        <w:t xml:space="preserve"> </w:t>
-      </w:r>
-      <w:r>
-        <w:t xml:space="preserve">committet til repository. Telegram-beskeder routes til Hermes og logges</w:t>
-      </w:r>
-      <w:r>
-        <w:t xml:space="preserve"> </w:t>
-      </w:r>
-      <w:r>
-        <w:t xml:space="preserve">ikke. Ingen brugerdata gemmes persistent.</w:t>
+        <w:t xml:space="preserve">.``env</w:t>
+      </w:r>
+      <w:r>
+        <w:t xml:space="preserve"> </w:t>
+      </w:r>
+      <w:r>
+        <w:t xml:space="preserve">og er</w:t>
+      </w:r>
+      <w:r>
+        <w:t xml:space="preserve"> </w:t>
+      </w:r>
+      <w:r>
+        <w:t xml:space="preserve">ikke committet til repository. Telegram-beskeder routes til Hermes og</w:t>
+      </w:r>
+      <w:r>
+        <w:t xml:space="preserve"> </w:t>
+      </w:r>
+      <w:r>
+        <w:t xml:space="preserve">logges ikke. Ingen brugerdata gemmes persistent.</w:t>
       </w:r>
     </w:p>
     <w:p>
@@ -2163,7 +2190,7 @@
         <w:t xml:space="preserve">REPELS</w:t>
       </w:r>
       <w:r>
-        <w:t xml:space="preserve">-relationer — skadedyrsafvisende companion</w:t>
+        <w:t xml:space="preserve">-relationer til skadedyrsafvisende companion</w:t>
       </w:r>
       <w:r>
         <w:t xml:space="preserve"> </w:t>
@@ -2211,7 +2238,7 @@
         </w:numPr>
       </w:pPr>
       <w:r>
-        <w:t xml:space="preserve">Selvhosted backend med brugerkonti og markdata — produktudvikling</w:t>
+        <w:t xml:space="preserve">Selvhosted backend med brugerkonti og markdata og produktudvikling</w:t>
       </w:r>
       <w:r>
         <w:t xml:space="preserve"> </w:t>
@@ -2397,20 +2424,52 @@
       <w:rPr>
         <w:lang w:val="da-DK"/>
       </w:rPr>
-      <w:t>AI Agenter og Automatisering, KEA 4. semester</w:t>
-    </w:r>
-    <w:r>
-      <w:rPr>
-        <w:lang w:val="da-DK"/>
-      </w:rPr>
-      <w:t xml:space="preserve"> </w:t>
+      <w:t>AI Agenter og Automatisering F26</w:t>
     </w:r>
     <w:r>
       <w:rPr>
         <w:lang w:val="da-DK"/>
       </w:rPr>
       <w:tab/>
-      <w:t>Skrevet af: Nima Salami</w:t>
+    </w:r>
+    <w:r>
+      <w:rPr>
+        <w:lang w:val="da-DK"/>
+      </w:rPr>
+      <w:tab/>
+    </w:r>
+    <w:r>
+      <w:rPr>
+        <w:lang w:val="da-DK"/>
+      </w:rPr>
+      <w:t>Nima Salami</w:t>
+    </w:r>
+  </w:p>
+  <w:p>
+    <w:pPr>
+      <w:pStyle w:val="Header"/>
+      <w:rPr>
+        <w:lang w:val="da-DK"/>
+      </w:rPr>
+    </w:pPr>
+    <w:r>
+      <w:rPr>
+        <w:lang w:val="da-DK"/>
+      </w:rPr>
+      <w:t>Erhversakademi København</w:t>
+    </w:r>
+    <w:r>
+      <w:rPr>
+        <w:lang w:val="da-DK"/>
+      </w:rPr>
+      <w:tab/>
+    </w:r>
+    <w:r>
+      <w:rPr>
+        <w:lang w:val="da-DK"/>
+      </w:rPr>
+      <w:tab/>
+      <w:t>nisa0002@stud.ek.dk</w:t>
     </w:r>
   </w:p>
 </w:hdr>
@@ -2983,6 +3042,45 @@
     </w:lvlOverride>
   </w:num>
   <w:num w16cid:durableId="158620123" w:numId="3">
+    <w:abstractNumId w:val="1"/>
+  </w:num>
+  <w:num w16cid:durableId="1982537898" w:numId="4">
+    <w:abstractNumId w:val="0"/>
+  </w:num>
+  <w:num w16cid:durableId="244847267" w:numId="5">
+    <w:abstractNumId w:val="2"/>
+    <w:lvlOverride w:ilvl="0">
+      <w:startOverride w:val="1"/>
+    </w:lvlOverride>
+    <w:lvlOverride w:ilvl="1">
+      <w:startOverride w:val="1"/>
+    </w:lvlOverride>
+    <w:lvlOverride w:ilvl="2">
+      <w:startOverride w:val="1"/>
+    </w:lvlOverride>
+    <w:lvlOverride w:ilvl="3">
+      <w:startOverride w:val="1"/>
+    </w:lvlOverride>
+    <w:lvlOverride w:ilvl="4">
+      <w:startOverride w:val="1"/>
+    </w:lvlOverride>
+    <w:lvlOverride w:ilvl="5">
+      <w:startOverride w:val="1"/>
+    </w:lvlOverride>
+    <w:lvlOverride w:ilvl="6">
+      <w:startOverride w:val="1"/>
+    </w:lvlOverride>
+    <w:lvlOverride w:ilvl="7">
+      <w:startOverride w:val="1"/>
+    </w:lvlOverride>
+    <w:lvlOverride w:ilvl="8">
+      <w:startOverride w:val="1"/>
+    </w:lvlOverride>
+  </w:num>
+  <w:num w16cid:durableId="158545393" w:numId="6">
+    <w:abstractNumId w:val="1"/>
+  </w:num>
+  <w:num w16cid:durableId="78794634" w:numId="7">
     <w:abstractNumId w:val="1"/>
   </w:num>
   <w:num w:numId="1000">
